--- a/examples/zero-to-one-sci-manuscript/complete-manuscript.docx
+++ b/examples/zero-to-one-sci-manuscript/complete-manuscript.docx
@@ -10,6 +10,7 @@
       </w:pPr>
       <w:r>
         <w:rPr>
+          <w:rFonts w:ascii="Times New Roman" w:hAnsi="Times New Roman" w:eastAsia="Times New Roman" w:cs="Times New Roman"/>
           <w:color w:val="000000"/>
           <w:sz w:val="24"/>
           <w:szCs w:val="24"/>
@@ -24,6 +25,7 @@
       </w:pPr>
       <w:r>
         <w:rPr>
+          <w:rFonts w:ascii="Times New Roman" w:hAnsi="Times New Roman" w:eastAsia="Times New Roman" w:cs="Times New Roman"/>
           <w:color w:val="000000"/>
           <w:sz w:val="24"/>
           <w:szCs w:val="24"/>
@@ -38,6 +40,7 @@
       </w:pPr>
       <w:r>
         <w:rPr>
+          <w:rFonts w:ascii="Times New Roman" w:hAnsi="Times New Roman" w:eastAsia="Times New Roman" w:cs="Times New Roman"/>
           <w:color w:val="000000"/>
           <w:sz w:val="24"/>
           <w:szCs w:val="24"/>
@@ -52,6 +55,7 @@
       </w:pPr>
       <w:r>
         <w:rPr>
+          <w:rFonts w:ascii="Times New Roman" w:hAnsi="Times New Roman" w:eastAsia="Times New Roman" w:cs="Times New Roman"/>
           <w:color w:val="000000"/>
           <w:sz w:val="24"/>
           <w:szCs w:val="24"/>
@@ -66,6 +70,7 @@
       </w:pPr>
       <w:r>
         <w:rPr>
+          <w:rFonts w:ascii="Times New Roman" w:hAnsi="Times New Roman" w:eastAsia="Times New Roman" w:cs="Times New Roman"/>
           <w:color w:val="000000"/>
           <w:sz w:val="24"/>
           <w:szCs w:val="24"/>
@@ -81,6 +86,7 @@
       </w:pPr>
       <w:r>
         <w:rPr>
+          <w:rFonts w:ascii="Times New Roman" w:hAnsi="Times New Roman" w:eastAsia="Times New Roman" w:cs="Times New Roman"/>
           <w:color w:val="000000"/>
           <w:sz w:val="24"/>
           <w:szCs w:val="24"/>
@@ -95,6 +101,7 @@
       </w:pPr>
       <w:r>
         <w:rPr>
+          <w:rFonts w:ascii="Times New Roman" w:hAnsi="Times New Roman" w:eastAsia="Times New Roman" w:cs="Times New Roman"/>
           <w:color w:val="000000"/>
           <w:sz w:val="24"/>
           <w:szCs w:val="24"/>
@@ -110,6 +117,7 @@
       </w:pPr>
       <w:r>
         <w:rPr>
+          <w:rFonts w:ascii="Times New Roman" w:hAnsi="Times New Roman" w:eastAsia="Times New Roman" w:cs="Times New Roman"/>
           <w:color w:val="000000"/>
           <w:sz w:val="24"/>
           <w:szCs w:val="24"/>
@@ -124,6 +132,7 @@
       </w:pPr>
       <w:r>
         <w:rPr>
+          <w:rFonts w:ascii="Times New Roman" w:hAnsi="Times New Roman" w:eastAsia="Times New Roman" w:cs="Times New Roman"/>
           <w:color w:val="000000"/>
           <w:sz w:val="24"/>
           <w:szCs w:val="24"/>
@@ -139,6 +148,7 @@
       </w:pPr>
       <w:r>
         <w:rPr>
+          <w:rFonts w:ascii="Times New Roman" w:hAnsi="Times New Roman" w:eastAsia="Times New Roman" w:cs="Times New Roman"/>
           <w:color w:val="000000"/>
           <w:sz w:val="24"/>
           <w:szCs w:val="24"/>
@@ -153,6 +163,7 @@
       </w:pPr>
       <w:r>
         <w:rPr>
+          <w:rFonts w:ascii="Times New Roman" w:hAnsi="Times New Roman" w:eastAsia="Times New Roman" w:cs="Times New Roman"/>
           <w:color w:val="000000"/>
           <w:sz w:val="24"/>
           <w:szCs w:val="24"/>
@@ -168,6 +179,7 @@
       </w:pPr>
       <w:r>
         <w:rPr>
+          <w:rFonts w:ascii="Times New Roman" w:hAnsi="Times New Roman" w:eastAsia="Times New Roman" w:cs="Times New Roman"/>
           <w:color w:val="000000"/>
           <w:sz w:val="24"/>
           <w:szCs w:val="24"/>
@@ -182,6 +194,7 @@
       </w:pPr>
       <w:r>
         <w:rPr>
+          <w:rFonts w:ascii="Times New Roman" w:hAnsi="Times New Roman" w:eastAsia="Times New Roman" w:cs="Times New Roman"/>
           <w:color w:val="000000"/>
           <w:sz w:val="24"/>
           <w:szCs w:val="24"/>
@@ -196,6 +209,7 @@
       </w:pPr>
       <w:r>
         <w:rPr>
+          <w:rFonts w:ascii="Times New Roman" w:hAnsi="Times New Roman" w:eastAsia="Times New Roman" w:cs="Times New Roman"/>
           <w:color w:val="000000"/>
           <w:sz w:val="24"/>
           <w:szCs w:val="24"/>
@@ -210,6 +224,7 @@
       </w:pPr>
       <w:r>
         <w:rPr>
+          <w:rFonts w:ascii="Times New Roman" w:hAnsi="Times New Roman" w:eastAsia="Times New Roman" w:cs="Times New Roman"/>
           <w:color w:val="000000"/>
           <w:sz w:val="24"/>
           <w:szCs w:val="24"/>
@@ -224,6 +239,7 @@
       </w:pPr>
       <w:r>
         <w:rPr>
+          <w:rFonts w:ascii="Times New Roman" w:hAnsi="Times New Roman" w:eastAsia="Times New Roman" w:cs="Times New Roman"/>
           <w:color w:val="000000"/>
           <w:sz w:val="24"/>
           <w:szCs w:val="24"/>
@@ -239,6 +255,7 @@
       </w:pPr>
       <w:r>
         <w:rPr>
+          <w:rFonts w:ascii="Times New Roman" w:hAnsi="Times New Roman" w:eastAsia="Times New Roman" w:cs="Times New Roman"/>
           <w:color w:val="000000"/>
           <w:sz w:val="24"/>
           <w:szCs w:val="24"/>
@@ -254,6 +271,7 @@
       </w:pPr>
       <w:r>
         <w:rPr>
+          <w:rFonts w:ascii="Times New Roman" w:hAnsi="Times New Roman" w:eastAsia="Times New Roman" w:cs="Times New Roman"/>
           <w:color w:val="000000"/>
           <w:sz w:val="24"/>
           <w:szCs w:val="24"/>
@@ -268,6 +286,7 @@
       </w:pPr>
       <w:r>
         <w:rPr>
+          <w:rFonts w:ascii="Times New Roman" w:hAnsi="Times New Roman" w:eastAsia="Times New Roman" w:cs="Times New Roman"/>
           <w:color w:val="000000"/>
           <w:sz w:val="24"/>
           <w:szCs w:val="24"/>
@@ -282,6 +301,7 @@
       </w:pPr>
       <w:r>
         <w:rPr>
+          <w:rFonts w:ascii="Times New Roman" w:hAnsi="Times New Roman" w:eastAsia="Times New Roman" w:cs="Times New Roman"/>
           <w:color w:val="000000"/>
           <w:sz w:val="24"/>
           <w:szCs w:val="24"/>
@@ -297,6 +317,7 @@
       </w:pPr>
       <w:r>
         <w:rPr>
+          <w:rFonts w:ascii="Times New Roman" w:hAnsi="Times New Roman" w:eastAsia="Times New Roman" w:cs="Times New Roman"/>
           <w:color w:val="000000"/>
           <w:sz w:val="24"/>
           <w:szCs w:val="24"/>
@@ -311,6 +332,7 @@
       </w:pPr>
       <w:r>
         <w:rPr>
+          <w:rFonts w:ascii="Times New Roman" w:hAnsi="Times New Roman" w:eastAsia="Times New Roman" w:cs="Times New Roman"/>
           <w:color w:val="000000"/>
           <w:sz w:val="24"/>
           <w:szCs w:val="24"/>
@@ -325,6 +347,7 @@
       </w:pPr>
       <w:r>
         <w:rPr>
+          <w:rFonts w:ascii="Times New Roman" w:hAnsi="Times New Roman" w:eastAsia="Times New Roman" w:cs="Times New Roman"/>
           <w:color w:val="000000"/>
           <w:sz w:val="24"/>
           <w:szCs w:val="24"/>
@@ -340,6 +363,7 @@
       </w:pPr>
       <w:r>
         <w:rPr>
+          <w:rFonts w:ascii="Times New Roman" w:hAnsi="Times New Roman" w:eastAsia="Times New Roman" w:cs="Times New Roman"/>
           <w:color w:val="000000"/>
           <w:sz w:val="24"/>
           <w:szCs w:val="24"/>
@@ -354,6 +378,7 @@
       </w:pPr>
       <w:r>
         <w:rPr>
+          <w:rFonts w:ascii="Times New Roman" w:hAnsi="Times New Roman" w:eastAsia="Times New Roman" w:cs="Times New Roman"/>
           <w:color w:val="000000"/>
           <w:sz w:val="24"/>
           <w:szCs w:val="24"/>
@@ -368,6 +393,7 @@
       </w:pPr>
       <w:r>
         <w:rPr>
+          <w:rFonts w:ascii="Times New Roman" w:hAnsi="Times New Roman" w:eastAsia="Times New Roman" w:cs="Times New Roman"/>
           <w:color w:val="000000"/>
           <w:sz w:val="24"/>
           <w:szCs w:val="24"/>
@@ -383,6 +409,7 @@
       </w:pPr>
       <w:r>
         <w:rPr>
+          <w:rFonts w:ascii="Times New Roman" w:hAnsi="Times New Roman" w:eastAsia="Times New Roman" w:cs="Times New Roman"/>
           <w:color w:val="000000"/>
           <w:sz w:val="24"/>
           <w:szCs w:val="24"/>
@@ -397,6 +424,7 @@
       </w:pPr>
       <w:r>
         <w:rPr>
+          <w:rFonts w:ascii="Times New Roman" w:hAnsi="Times New Roman" w:eastAsia="Times New Roman" w:cs="Times New Roman"/>
           <w:color w:val="000000"/>
           <w:sz w:val="24"/>
           <w:szCs w:val="24"/>
@@ -411,6 +439,7 @@
       </w:pPr>
       <w:r>
         <w:rPr>
+          <w:rFonts w:ascii="Times New Roman" w:hAnsi="Times New Roman" w:eastAsia="Times New Roman" w:cs="Times New Roman"/>
           <w:color w:val="000000"/>
           <w:sz w:val="24"/>
           <w:szCs w:val="24"/>
@@ -426,6 +455,7 @@
       </w:pPr>
       <w:r>
         <w:rPr>
+          <w:rFonts w:ascii="Times New Roman" w:hAnsi="Times New Roman" w:eastAsia="Times New Roman" w:cs="Times New Roman"/>
           <w:color w:val="000000"/>
           <w:sz w:val="24"/>
           <w:szCs w:val="24"/>
@@ -440,6 +470,7 @@
       </w:pPr>
       <w:r>
         <w:rPr>
+          <w:rFonts w:ascii="Times New Roman" w:hAnsi="Times New Roman" w:eastAsia="Times New Roman" w:cs="Times New Roman"/>
           <w:color w:val="000000"/>
           <w:sz w:val="24"/>
           <w:szCs w:val="24"/>
@@ -454,6 +485,7 @@
       </w:pPr>
       <w:r>
         <w:rPr>
+          <w:rFonts w:ascii="Times New Roman" w:hAnsi="Times New Roman" w:eastAsia="Times New Roman" w:cs="Times New Roman"/>
           <w:color w:val="000000"/>
           <w:sz w:val="24"/>
           <w:szCs w:val="24"/>
@@ -469,6 +501,7 @@
       </w:pPr>
       <w:r>
         <w:rPr>
+          <w:rFonts w:ascii="Times New Roman" w:hAnsi="Times New Roman" w:eastAsia="Times New Roman" w:cs="Times New Roman"/>
           <w:color w:val="000000"/>
           <w:sz w:val="24"/>
           <w:szCs w:val="24"/>
@@ -483,6 +516,7 @@
       </w:pPr>
       <w:r>
         <w:rPr>
+          <w:rFonts w:ascii="Times New Roman" w:hAnsi="Times New Roman" w:eastAsia="Times New Roman" w:cs="Times New Roman"/>
           <w:color w:val="000000"/>
           <w:sz w:val="24"/>
           <w:szCs w:val="24"/>
@@ -497,6 +531,7 @@
       </w:pPr>
       <w:r>
         <w:rPr>
+          <w:rFonts w:ascii="Times New Roman" w:hAnsi="Times New Roman" w:eastAsia="Times New Roman" w:cs="Times New Roman"/>
           <w:color w:val="000000"/>
           <w:sz w:val="24"/>
           <w:szCs w:val="24"/>
@@ -511,6 +546,7 @@
       </w:pPr>
       <w:r>
         <w:rPr>
+          <w:rFonts w:ascii="Times New Roman" w:hAnsi="Times New Roman" w:eastAsia="Times New Roman" w:cs="Times New Roman"/>
           <w:color w:val="000000"/>
           <w:sz w:val="24"/>
           <w:szCs w:val="24"/>
@@ -525,6 +561,7 @@
       </w:pPr>
       <w:r>
         <w:rPr>
+          <w:rFonts w:ascii="Times New Roman" w:hAnsi="Times New Roman" w:eastAsia="Times New Roman" w:cs="Times New Roman"/>
           <w:color w:val="000000"/>
           <w:sz w:val="24"/>
           <w:szCs w:val="24"/>
@@ -540,6 +577,7 @@
       </w:pPr>
       <w:r>
         <w:rPr>
+          <w:rFonts w:ascii="Times New Roman" w:hAnsi="Times New Roman" w:eastAsia="Times New Roman" w:cs="Times New Roman"/>
           <w:color w:val="000000"/>
           <w:sz w:val="24"/>
           <w:szCs w:val="24"/>
@@ -555,6 +593,7 @@
       </w:pPr>
       <w:r>
         <w:rPr>
+          <w:rFonts w:ascii="Times New Roman" w:hAnsi="Times New Roman" w:eastAsia="Times New Roman" w:cs="Times New Roman"/>
           <w:color w:val="000000"/>
           <w:sz w:val="24"/>
           <w:szCs w:val="24"/>
@@ -569,6 +608,7 @@
       </w:pPr>
       <w:r>
         <w:rPr>
+          <w:rFonts w:ascii="Times New Roman" w:hAnsi="Times New Roman" w:eastAsia="Times New Roman" w:cs="Times New Roman"/>
           <w:color w:val="000000"/>
           <w:sz w:val="24"/>
           <w:szCs w:val="24"/>
@@ -584,6 +624,7 @@
       </w:pPr>
       <w:r>
         <w:rPr>
+          <w:rFonts w:ascii="Times New Roman" w:hAnsi="Times New Roman" w:eastAsia="Times New Roman" w:cs="Times New Roman"/>
           <w:color w:val="000000"/>
           <w:sz w:val="24"/>
           <w:szCs w:val="24"/>
@@ -598,6 +639,7 @@
       </w:pPr>
       <w:r>
         <w:rPr>
+          <w:rFonts w:ascii="Times New Roman" w:hAnsi="Times New Roman" w:eastAsia="Times New Roman" w:cs="Times New Roman"/>
           <w:color w:val="000000"/>
           <w:sz w:val="24"/>
           <w:szCs w:val="24"/>
@@ -613,6 +655,7 @@
       </w:pPr>
       <w:r>
         <w:rPr>
+          <w:rFonts w:ascii="Times New Roman" w:hAnsi="Times New Roman" w:eastAsia="Times New Roman" w:cs="Times New Roman"/>
           <w:color w:val="000000"/>
           <w:sz w:val="24"/>
           <w:szCs w:val="24"/>
@@ -627,6 +670,7 @@
       </w:pPr>
       <w:r>
         <w:rPr>
+          <w:rFonts w:ascii="Times New Roman" w:hAnsi="Times New Roman" w:eastAsia="Times New Roman" w:cs="Times New Roman"/>
           <w:color w:val="000000"/>
           <w:sz w:val="24"/>
           <w:szCs w:val="24"/>
@@ -642,6 +686,7 @@
       </w:pPr>
       <w:r>
         <w:rPr>
+          <w:rFonts w:ascii="Times New Roman" w:hAnsi="Times New Roman" w:eastAsia="Times New Roman" w:cs="Times New Roman"/>
           <w:color w:val="000000"/>
           <w:sz w:val="24"/>
           <w:szCs w:val="24"/>
@@ -656,6 +701,7 @@
       </w:pPr>
       <w:r>
         <w:rPr>
+          <w:rFonts w:ascii="Times New Roman" w:hAnsi="Times New Roman" w:eastAsia="Times New Roman" w:cs="Times New Roman"/>
           <w:color w:val="000000"/>
           <w:sz w:val="24"/>
           <w:szCs w:val="24"/>
@@ -671,6 +717,7 @@
       </w:pPr>
       <w:r>
         <w:rPr>
+          <w:rFonts w:ascii="Times New Roman" w:hAnsi="Times New Roman" w:eastAsia="Times New Roman" w:cs="Times New Roman"/>
           <w:color w:val="000000"/>
           <w:sz w:val="24"/>
           <w:szCs w:val="24"/>
@@ -685,6 +732,7 @@
       </w:pPr>
       <w:r>
         <w:rPr>
+          <w:rFonts w:ascii="Times New Roman" w:hAnsi="Times New Roman" w:eastAsia="Times New Roman" w:cs="Times New Roman"/>
           <w:color w:val="000000"/>
           <w:sz w:val="24"/>
           <w:szCs w:val="24"/>
@@ -700,6 +748,7 @@
       </w:pPr>
       <w:r>
         <w:rPr>
+          <w:rFonts w:ascii="Times New Roman" w:hAnsi="Times New Roman" w:eastAsia="Times New Roman" w:cs="Times New Roman"/>
           <w:color w:val="000000"/>
           <w:sz w:val="24"/>
           <w:szCs w:val="24"/>
@@ -714,6 +763,7 @@
       </w:pPr>
       <w:r>
         <w:rPr>
+          <w:rFonts w:ascii="Times New Roman" w:hAnsi="Times New Roman" w:eastAsia="Times New Roman" w:cs="Times New Roman"/>
           <w:color w:val="000000"/>
           <w:sz w:val="24"/>
           <w:szCs w:val="24"/>
@@ -729,6 +779,7 @@
       </w:pPr>
       <w:r>
         <w:rPr>
+          <w:rFonts w:ascii="Times New Roman" w:hAnsi="Times New Roman" w:eastAsia="Times New Roman" w:cs="Times New Roman"/>
           <w:color w:val="000000"/>
           <w:sz w:val="24"/>
           <w:szCs w:val="24"/>
@@ -743,6 +794,7 @@
       </w:pPr>
       <w:r>
         <w:rPr>
+          <w:rFonts w:ascii="Times New Roman" w:hAnsi="Times New Roman" w:eastAsia="Times New Roman" w:cs="Times New Roman"/>
           <w:color w:val="000000"/>
           <w:sz w:val="24"/>
           <w:szCs w:val="24"/>
@@ -758,6 +810,7 @@
       </w:pPr>
       <w:r>
         <w:rPr>
+          <w:rFonts w:ascii="Times New Roman" w:hAnsi="Times New Roman" w:eastAsia="Times New Roman" w:cs="Times New Roman"/>
           <w:color w:val="000000"/>
           <w:sz w:val="24"/>
           <w:szCs w:val="24"/>
@@ -772,6 +825,7 @@
       </w:pPr>
       <w:r>
         <w:rPr>
+          <w:rFonts w:ascii="Times New Roman" w:hAnsi="Times New Roman" w:eastAsia="Times New Roman" w:cs="Times New Roman"/>
           <w:color w:val="000000"/>
           <w:sz w:val="24"/>
           <w:szCs w:val="24"/>
@@ -787,6 +841,7 @@
       </w:pPr>
       <w:r>
         <w:rPr>
+          <w:rFonts w:ascii="Times New Roman" w:hAnsi="Times New Roman" w:eastAsia="Times New Roman" w:cs="Times New Roman"/>
           <w:color w:val="000000"/>
           <w:sz w:val="24"/>
           <w:szCs w:val="24"/>
@@ -801,6 +856,7 @@
       </w:pPr>
       <w:r>
         <w:rPr>
+          <w:rFonts w:ascii="Times New Roman" w:hAnsi="Times New Roman" w:eastAsia="Times New Roman" w:cs="Times New Roman"/>
           <w:color w:val="000000"/>
           <w:sz w:val="24"/>
           <w:szCs w:val="24"/>
@@ -816,6 +872,7 @@
       </w:pPr>
       <w:r>
         <w:rPr>
+          <w:rFonts w:ascii="Times New Roman" w:hAnsi="Times New Roman" w:eastAsia="Times New Roman" w:cs="Times New Roman"/>
           <w:color w:val="000000"/>
           <w:sz w:val="24"/>
           <w:szCs w:val="24"/>
@@ -830,6 +887,7 @@
       </w:pPr>
       <w:r>
         <w:rPr>
+          <w:rFonts w:ascii="Times New Roman" w:hAnsi="Times New Roman" w:eastAsia="Times New Roman" w:cs="Times New Roman"/>
           <w:color w:val="000000"/>
           <w:sz w:val="24"/>
           <w:szCs w:val="24"/>
@@ -845,6 +903,7 @@
       </w:pPr>
       <w:r>
         <w:rPr>
+          <w:rFonts w:ascii="Times New Roman" w:hAnsi="Times New Roman" w:eastAsia="Times New Roman" w:cs="Times New Roman"/>
           <w:color w:val="000000"/>
           <w:sz w:val="24"/>
           <w:szCs w:val="24"/>
@@ -859,6 +918,7 @@
       </w:pPr>
       <w:r>
         <w:rPr>
+          <w:rFonts w:ascii="Times New Roman" w:hAnsi="Times New Roman" w:eastAsia="Times New Roman" w:cs="Times New Roman"/>
           <w:color w:val="000000"/>
           <w:sz w:val="24"/>
           <w:szCs w:val="24"/>
@@ -874,6 +934,7 @@
       </w:pPr>
       <w:r>
         <w:rPr>
+          <w:rFonts w:ascii="Times New Roman" w:hAnsi="Times New Roman" w:eastAsia="Times New Roman" w:cs="Times New Roman"/>
           <w:color w:val="000000"/>
           <w:sz w:val="24"/>
           <w:szCs w:val="24"/>
@@ -889,6 +950,7 @@
       </w:pPr>
       <w:r>
         <w:rPr>
+          <w:rFonts w:ascii="Times New Roman" w:hAnsi="Times New Roman" w:eastAsia="Times New Roman" w:cs="Times New Roman"/>
           <w:color w:val="000000"/>
           <w:sz w:val="24"/>
           <w:szCs w:val="24"/>
@@ -903,6 +965,7 @@
       </w:pPr>
       <w:r>
         <w:rPr>
+          <w:rFonts w:ascii="Times New Roman" w:hAnsi="Times New Roman" w:eastAsia="Times New Roman" w:cs="Times New Roman"/>
           <w:color w:val="000000"/>
           <w:sz w:val="24"/>
           <w:szCs w:val="24"/>
@@ -918,6 +981,7 @@
       </w:pPr>
       <w:r>
         <w:rPr>
+          <w:rFonts w:ascii="Times New Roman" w:hAnsi="Times New Roman" w:eastAsia="Times New Roman" w:cs="Times New Roman"/>
           <w:color w:val="000000"/>
           <w:sz w:val="24"/>
           <w:szCs w:val="24"/>
@@ -932,6 +996,7 @@
       </w:pPr>
       <w:r>
         <w:rPr>
+          <w:rFonts w:ascii="Times New Roman" w:hAnsi="Times New Roman" w:eastAsia="Times New Roman" w:cs="Times New Roman"/>
           <w:color w:val="000000"/>
           <w:sz w:val="24"/>
           <w:szCs w:val="24"/>
@@ -947,6 +1012,7 @@
       </w:pPr>
       <w:r>
         <w:rPr>
+          <w:rFonts w:ascii="Times New Roman" w:hAnsi="Times New Roman" w:eastAsia="Times New Roman" w:cs="Times New Roman"/>
           <w:color w:val="000000"/>
           <w:sz w:val="24"/>
           <w:szCs w:val="24"/>
@@ -961,6 +1027,7 @@
       </w:pPr>
       <w:r>
         <w:rPr>
+          <w:rFonts w:ascii="Times New Roman" w:hAnsi="Times New Roman" w:eastAsia="Times New Roman" w:cs="Times New Roman"/>
           <w:color w:val="000000"/>
           <w:sz w:val="24"/>
           <w:szCs w:val="24"/>
@@ -976,6 +1043,7 @@
       </w:pPr>
       <w:r>
         <w:rPr>
+          <w:rFonts w:ascii="Times New Roman" w:hAnsi="Times New Roman" w:eastAsia="Times New Roman" w:cs="Times New Roman"/>
           <w:color w:val="000000"/>
           <w:sz w:val="24"/>
           <w:szCs w:val="24"/>
@@ -990,6 +1058,7 @@
       </w:pPr>
       <w:r>
         <w:rPr>
+          <w:rFonts w:ascii="Times New Roman" w:hAnsi="Times New Roman" w:eastAsia="Times New Roman" w:cs="Times New Roman"/>
           <w:color w:val="000000"/>
           <w:sz w:val="24"/>
           <w:szCs w:val="24"/>
@@ -1005,6 +1074,7 @@
       </w:pPr>
       <w:r>
         <w:rPr>
+          <w:rFonts w:ascii="Times New Roman" w:hAnsi="Times New Roman" w:eastAsia="Times New Roman" w:cs="Times New Roman"/>
           <w:color w:val="000000"/>
           <w:sz w:val="24"/>
           <w:szCs w:val="24"/>
@@ -1019,6 +1089,7 @@
       </w:pPr>
       <w:r>
         <w:rPr>
+          <w:rFonts w:ascii="Times New Roman" w:hAnsi="Times New Roman" w:eastAsia="Times New Roman" w:cs="Times New Roman"/>
           <w:color w:val="000000"/>
           <w:sz w:val="24"/>
           <w:szCs w:val="24"/>
@@ -1034,6 +1105,7 @@
       </w:pPr>
       <w:r>
         <w:rPr>
+          <w:rFonts w:ascii="Times New Roman" w:hAnsi="Times New Roman" w:eastAsia="Times New Roman" w:cs="Times New Roman"/>
           <w:color w:val="000000"/>
           <w:sz w:val="24"/>
           <w:szCs w:val="24"/>
@@ -1066,6 +1138,7 @@
             </w:pPr>
             <w:r>
               <w:rPr>
+                <w:rFonts w:ascii="Times New Roman" w:hAnsi="Times New Roman" w:eastAsia="Times New Roman" w:cs="Times New Roman"/>
                 <w:color w:val="000000"/>
                 <w:sz w:val="24"/>
                 <w:szCs w:val="24"/>
@@ -1085,6 +1158,7 @@
             </w:pPr>
             <w:r>
               <w:rPr>
+                <w:rFonts w:ascii="Times New Roman" w:hAnsi="Times New Roman" w:eastAsia="Times New Roman" w:cs="Times New Roman"/>
                 <w:color w:val="000000"/>
                 <w:sz w:val="24"/>
                 <w:szCs w:val="24"/>
@@ -1104,6 +1178,7 @@
             </w:pPr>
             <w:r>
               <w:rPr>
+                <w:rFonts w:ascii="Times New Roman" w:hAnsi="Times New Roman" w:eastAsia="Times New Roman" w:cs="Times New Roman"/>
                 <w:color w:val="000000"/>
                 <w:sz w:val="24"/>
                 <w:szCs w:val="24"/>
@@ -1123,6 +1198,7 @@
             </w:pPr>
             <w:r>
               <w:rPr>
+                <w:rFonts w:ascii="Times New Roman" w:hAnsi="Times New Roman" w:eastAsia="Times New Roman" w:cs="Times New Roman"/>
                 <w:color w:val="000000"/>
                 <w:sz w:val="24"/>
                 <w:szCs w:val="24"/>
@@ -1142,6 +1218,7 @@
             </w:pPr>
             <w:r>
               <w:rPr>
+                <w:rFonts w:ascii="Times New Roman" w:hAnsi="Times New Roman" w:eastAsia="Times New Roman" w:cs="Times New Roman"/>
                 <w:color w:val="000000"/>
                 <w:sz w:val="24"/>
                 <w:szCs w:val="24"/>
@@ -1163,6 +1240,7 @@
             </w:pPr>
             <w:r>
               <w:rPr>
+                <w:rFonts w:ascii="Times New Roman" w:hAnsi="Times New Roman" w:eastAsia="Times New Roman" w:cs="Times New Roman"/>
                 <w:color w:val="000000"/>
                 <w:sz w:val="24"/>
                 <w:szCs w:val="24"/>
@@ -1182,6 +1260,7 @@
             </w:pPr>
             <w:r>
               <w:rPr>
+                <w:rFonts w:ascii="Times New Roman" w:hAnsi="Times New Roman" w:eastAsia="Times New Roman" w:cs="Times New Roman"/>
                 <w:color w:val="000000"/>
                 <w:sz w:val="24"/>
                 <w:szCs w:val="24"/>
@@ -1201,6 +1280,7 @@
             </w:pPr>
             <w:r>
               <w:rPr>
+                <w:rFonts w:ascii="Times New Roman" w:hAnsi="Times New Roman" w:eastAsia="Times New Roman" w:cs="Times New Roman"/>
                 <w:color w:val="000000"/>
                 <w:sz w:val="24"/>
                 <w:szCs w:val="24"/>
@@ -1220,6 +1300,7 @@
             </w:pPr>
             <w:r>
               <w:rPr>
+                <w:rFonts w:ascii="Times New Roman" w:hAnsi="Times New Roman" w:eastAsia="Times New Roman" w:cs="Times New Roman"/>
                 <w:color w:val="000000"/>
                 <w:sz w:val="24"/>
                 <w:szCs w:val="24"/>
@@ -1239,6 +1320,7 @@
             </w:pPr>
             <w:r>
               <w:rPr>
+                <w:rFonts w:ascii="Times New Roman" w:hAnsi="Times New Roman" w:eastAsia="Times New Roman" w:cs="Times New Roman"/>
                 <w:color w:val="000000"/>
                 <w:sz w:val="24"/>
                 <w:szCs w:val="24"/>
@@ -1260,6 +1342,7 @@
             </w:pPr>
             <w:r>
               <w:rPr>
+                <w:rFonts w:ascii="Times New Roman" w:hAnsi="Times New Roman" w:eastAsia="Times New Roman" w:cs="Times New Roman"/>
                 <w:color w:val="000000"/>
                 <w:sz w:val="24"/>
                 <w:szCs w:val="24"/>
@@ -1279,6 +1362,7 @@
             </w:pPr>
             <w:r>
               <w:rPr>
+                <w:rFonts w:ascii="Times New Roman" w:hAnsi="Times New Roman" w:eastAsia="Times New Roman" w:cs="Times New Roman"/>
                 <w:color w:val="000000"/>
                 <w:sz w:val="24"/>
                 <w:szCs w:val="24"/>
@@ -1298,6 +1382,7 @@
             </w:pPr>
             <w:r>
               <w:rPr>
+                <w:rFonts w:ascii="Times New Roman" w:hAnsi="Times New Roman" w:eastAsia="Times New Roman" w:cs="Times New Roman"/>
                 <w:color w:val="000000"/>
                 <w:sz w:val="24"/>
                 <w:szCs w:val="24"/>
@@ -1317,6 +1402,7 @@
             </w:pPr>
             <w:r>
               <w:rPr>
+                <w:rFonts w:ascii="Times New Roman" w:hAnsi="Times New Roman" w:eastAsia="Times New Roman" w:cs="Times New Roman"/>
                 <w:color w:val="000000"/>
                 <w:sz w:val="24"/>
                 <w:szCs w:val="24"/>
@@ -1336,6 +1422,7 @@
             </w:pPr>
             <w:r>
               <w:rPr>
+                <w:rFonts w:ascii="Times New Roman" w:hAnsi="Times New Roman" w:eastAsia="Times New Roman" w:cs="Times New Roman"/>
                 <w:color w:val="000000"/>
                 <w:sz w:val="24"/>
                 <w:szCs w:val="24"/>
@@ -1357,6 +1444,7 @@
             </w:pPr>
             <w:r>
               <w:rPr>
+                <w:rFonts w:ascii="Times New Roman" w:hAnsi="Times New Roman" w:eastAsia="Times New Roman" w:cs="Times New Roman"/>
                 <w:color w:val="000000"/>
                 <w:sz w:val="24"/>
                 <w:szCs w:val="24"/>
@@ -1376,6 +1464,7 @@
             </w:pPr>
             <w:r>
               <w:rPr>
+                <w:rFonts w:ascii="Times New Roman" w:hAnsi="Times New Roman" w:eastAsia="Times New Roman" w:cs="Times New Roman"/>
                 <w:color w:val="000000"/>
                 <w:sz w:val="24"/>
                 <w:szCs w:val="24"/>
@@ -1395,6 +1484,7 @@
             </w:pPr>
             <w:r>
               <w:rPr>
+                <w:rFonts w:ascii="Times New Roman" w:hAnsi="Times New Roman" w:eastAsia="Times New Roman" w:cs="Times New Roman"/>
                 <w:color w:val="000000"/>
                 <w:sz w:val="24"/>
                 <w:szCs w:val="24"/>
@@ -1414,6 +1504,7 @@
             </w:pPr>
             <w:r>
               <w:rPr>
+                <w:rFonts w:ascii="Times New Roman" w:hAnsi="Times New Roman" w:eastAsia="Times New Roman" w:cs="Times New Roman"/>
                 <w:color w:val="000000"/>
                 <w:sz w:val="24"/>
                 <w:szCs w:val="24"/>
@@ -1433,6 +1524,7 @@
             </w:pPr>
             <w:r>
               <w:rPr>
+                <w:rFonts w:ascii="Times New Roman" w:hAnsi="Times New Roman" w:eastAsia="Times New Roman" w:cs="Times New Roman"/>
                 <w:color w:val="000000"/>
                 <w:sz w:val="24"/>
                 <w:szCs w:val="24"/>
@@ -1454,6 +1546,7 @@
             </w:pPr>
             <w:r>
               <w:rPr>
+                <w:rFonts w:ascii="Times New Roman" w:hAnsi="Times New Roman" w:eastAsia="Times New Roman" w:cs="Times New Roman"/>
                 <w:color w:val="000000"/>
                 <w:sz w:val="24"/>
                 <w:szCs w:val="24"/>
@@ -1473,6 +1566,7 @@
             </w:pPr>
             <w:r>
               <w:rPr>
+                <w:rFonts w:ascii="Times New Roman" w:hAnsi="Times New Roman" w:eastAsia="Times New Roman" w:cs="Times New Roman"/>
                 <w:color w:val="000000"/>
                 <w:sz w:val="24"/>
                 <w:szCs w:val="24"/>
@@ -1492,6 +1586,7 @@
             </w:pPr>
             <w:r>
               <w:rPr>
+                <w:rFonts w:ascii="Times New Roman" w:hAnsi="Times New Roman" w:eastAsia="Times New Roman" w:cs="Times New Roman"/>
                 <w:color w:val="000000"/>
                 <w:sz w:val="24"/>
                 <w:szCs w:val="24"/>
@@ -1511,6 +1606,7 @@
             </w:pPr>
             <w:r>
               <w:rPr>
+                <w:rFonts w:ascii="Times New Roman" w:hAnsi="Times New Roman" w:eastAsia="Times New Roman" w:cs="Times New Roman"/>
                 <w:color w:val="000000"/>
                 <w:sz w:val="24"/>
                 <w:szCs w:val="24"/>
@@ -1530,6 +1626,7 @@
             </w:pPr>
             <w:r>
               <w:rPr>
+                <w:rFonts w:ascii="Times New Roman" w:hAnsi="Times New Roman" w:eastAsia="Times New Roman" w:cs="Times New Roman"/>
                 <w:color w:val="000000"/>
                 <w:sz w:val="24"/>
                 <w:szCs w:val="24"/>
@@ -1551,6 +1648,7 @@
             </w:pPr>
             <w:r>
               <w:rPr>
+                <w:rFonts w:ascii="Times New Roman" w:hAnsi="Times New Roman" w:eastAsia="Times New Roman" w:cs="Times New Roman"/>
                 <w:color w:val="000000"/>
                 <w:sz w:val="24"/>
                 <w:szCs w:val="24"/>
@@ -1570,6 +1668,7 @@
             </w:pPr>
             <w:r>
               <w:rPr>
+                <w:rFonts w:ascii="Times New Roman" w:hAnsi="Times New Roman" w:eastAsia="Times New Roman" w:cs="Times New Roman"/>
                 <w:color w:val="000000"/>
                 <w:sz w:val="24"/>
                 <w:szCs w:val="24"/>
@@ -1589,6 +1688,7 @@
             </w:pPr>
             <w:r>
               <w:rPr>
+                <w:rFonts w:ascii="Times New Roman" w:hAnsi="Times New Roman" w:eastAsia="Times New Roman" w:cs="Times New Roman"/>
                 <w:color w:val="000000"/>
                 <w:sz w:val="24"/>
                 <w:szCs w:val="24"/>
@@ -1608,6 +1708,7 @@
             </w:pPr>
             <w:r>
               <w:rPr>
+                <w:rFonts w:ascii="Times New Roman" w:hAnsi="Times New Roman" w:eastAsia="Times New Roman" w:cs="Times New Roman"/>
                 <w:color w:val="000000"/>
                 <w:sz w:val="24"/>
                 <w:szCs w:val="24"/>
@@ -1627,6 +1728,7 @@
             </w:pPr>
             <w:r>
               <w:rPr>
+                <w:rFonts w:ascii="Times New Roman" w:hAnsi="Times New Roman" w:eastAsia="Times New Roman" w:cs="Times New Roman"/>
                 <w:color w:val="000000"/>
                 <w:sz w:val="24"/>
                 <w:szCs w:val="24"/>
@@ -1648,6 +1750,7 @@
             </w:pPr>
             <w:r>
               <w:rPr>
+                <w:rFonts w:ascii="Times New Roman" w:hAnsi="Times New Roman" w:eastAsia="Times New Roman" w:cs="Times New Roman"/>
                 <w:color w:val="000000"/>
                 <w:sz w:val="24"/>
                 <w:szCs w:val="24"/>
@@ -1667,6 +1770,7 @@
             </w:pPr>
             <w:r>
               <w:rPr>
+                <w:rFonts w:ascii="Times New Roman" w:hAnsi="Times New Roman" w:eastAsia="Times New Roman" w:cs="Times New Roman"/>
                 <w:color w:val="000000"/>
                 <w:sz w:val="24"/>
                 <w:szCs w:val="24"/>
@@ -1686,6 +1790,7 @@
             </w:pPr>
             <w:r>
               <w:rPr>
+                <w:rFonts w:ascii="Times New Roman" w:hAnsi="Times New Roman" w:eastAsia="Times New Roman" w:cs="Times New Roman"/>
                 <w:color w:val="000000"/>
                 <w:sz w:val="24"/>
                 <w:szCs w:val="24"/>
@@ -1705,6 +1810,7 @@
             </w:pPr>
             <w:r>
               <w:rPr>
+                <w:rFonts w:ascii="Times New Roman" w:hAnsi="Times New Roman" w:eastAsia="Times New Roman" w:cs="Times New Roman"/>
                 <w:color w:val="000000"/>
                 <w:sz w:val="24"/>
                 <w:szCs w:val="24"/>
@@ -1724,6 +1830,7 @@
             </w:pPr>
             <w:r>
               <w:rPr>
+                <w:rFonts w:ascii="Times New Roman" w:hAnsi="Times New Roman" w:eastAsia="Times New Roman" w:cs="Times New Roman"/>
                 <w:color w:val="000000"/>
                 <w:sz w:val="24"/>
                 <w:szCs w:val="24"/>
@@ -1748,6 +1855,7 @@
       </w:pPr>
       <w:r>
         <w:rPr>
+          <w:rFonts w:ascii="Times New Roman" w:hAnsi="Times New Roman" w:eastAsia="Times New Roman" w:cs="Times New Roman"/>
           <w:color w:val="000000"/>
           <w:sz w:val="24"/>
           <w:szCs w:val="24"/>
@@ -1777,6 +1885,7 @@
             </w:pPr>
             <w:r>
               <w:rPr>
+                <w:rFonts w:ascii="Times New Roman" w:hAnsi="Times New Roman" w:eastAsia="Times New Roman" w:cs="Times New Roman"/>
                 <w:color w:val="000000"/>
                 <w:sz w:val="24"/>
                 <w:szCs w:val="24"/>
@@ -1796,6 +1905,7 @@
             </w:pPr>
             <w:r>
               <w:rPr>
+                <w:rFonts w:ascii="Times New Roman" w:hAnsi="Times New Roman" w:eastAsia="Times New Roman" w:cs="Times New Roman"/>
                 <w:color w:val="000000"/>
                 <w:sz w:val="24"/>
                 <w:szCs w:val="24"/>
@@ -1817,6 +1927,7 @@
             </w:pPr>
             <w:r>
               <w:rPr>
+                <w:rFonts w:ascii="Times New Roman" w:hAnsi="Times New Roman" w:eastAsia="Times New Roman" w:cs="Times New Roman"/>
                 <w:color w:val="000000"/>
                 <w:sz w:val="24"/>
                 <w:szCs w:val="24"/>
@@ -1836,6 +1947,7 @@
             </w:pPr>
             <w:r>
               <w:rPr>
+                <w:rFonts w:ascii="Times New Roman" w:hAnsi="Times New Roman" w:eastAsia="Times New Roman" w:cs="Times New Roman"/>
                 <w:color w:val="000000"/>
                 <w:sz w:val="24"/>
                 <w:szCs w:val="24"/>
@@ -1857,6 +1969,7 @@
             </w:pPr>
             <w:r>
               <w:rPr>
+                <w:rFonts w:ascii="Times New Roman" w:hAnsi="Times New Roman" w:eastAsia="Times New Roman" w:cs="Times New Roman"/>
                 <w:color w:val="000000"/>
                 <w:sz w:val="24"/>
                 <w:szCs w:val="24"/>
@@ -1876,6 +1989,7 @@
             </w:pPr>
             <w:r>
               <w:rPr>
+                <w:rFonts w:ascii="Times New Roman" w:hAnsi="Times New Roman" w:eastAsia="Times New Roman" w:cs="Times New Roman"/>
                 <w:color w:val="000000"/>
                 <w:sz w:val="24"/>
                 <w:szCs w:val="24"/>
@@ -1897,6 +2011,7 @@
             </w:pPr>
             <w:r>
               <w:rPr>
+                <w:rFonts w:ascii="Times New Roman" w:hAnsi="Times New Roman" w:eastAsia="Times New Roman" w:cs="Times New Roman"/>
                 <w:color w:val="000000"/>
                 <w:sz w:val="24"/>
                 <w:szCs w:val="24"/>
@@ -1916,6 +2031,7 @@
             </w:pPr>
             <w:r>
               <w:rPr>
+                <w:rFonts w:ascii="Times New Roman" w:hAnsi="Times New Roman" w:eastAsia="Times New Roman" w:cs="Times New Roman"/>
                 <w:color w:val="000000"/>
                 <w:sz w:val="24"/>
                 <w:szCs w:val="24"/>
@@ -1937,6 +2053,7 @@
             </w:pPr>
             <w:r>
               <w:rPr>
+                <w:rFonts w:ascii="Times New Roman" w:hAnsi="Times New Roman" w:eastAsia="Times New Roman" w:cs="Times New Roman"/>
                 <w:color w:val="000000"/>
                 <w:sz w:val="24"/>
                 <w:szCs w:val="24"/>
@@ -1956,6 +2073,7 @@
             </w:pPr>
             <w:r>
               <w:rPr>
+                <w:rFonts w:ascii="Times New Roman" w:hAnsi="Times New Roman" w:eastAsia="Times New Roman" w:cs="Times New Roman"/>
                 <w:color w:val="000000"/>
                 <w:sz w:val="24"/>
                 <w:szCs w:val="24"/>
@@ -1977,6 +2095,7 @@
             </w:pPr>
             <w:r>
               <w:rPr>
+                <w:rFonts w:ascii="Times New Roman" w:hAnsi="Times New Roman" w:eastAsia="Times New Roman" w:cs="Times New Roman"/>
                 <w:color w:val="000000"/>
                 <w:sz w:val="24"/>
                 <w:szCs w:val="24"/>
@@ -1996,6 +2115,7 @@
             </w:pPr>
             <w:r>
               <w:rPr>
+                <w:rFonts w:ascii="Times New Roman" w:hAnsi="Times New Roman" w:eastAsia="Times New Roman" w:cs="Times New Roman"/>
                 <w:color w:val="000000"/>
                 <w:sz w:val="24"/>
                 <w:szCs w:val="24"/>
@@ -2017,6 +2137,7 @@
             </w:pPr>
             <w:r>
               <w:rPr>
+                <w:rFonts w:ascii="Times New Roman" w:hAnsi="Times New Roman" w:eastAsia="Times New Roman" w:cs="Times New Roman"/>
                 <w:color w:val="000000"/>
                 <w:sz w:val="24"/>
                 <w:szCs w:val="24"/>
@@ -2036,6 +2157,7 @@
             </w:pPr>
             <w:r>
               <w:rPr>
+                <w:rFonts w:ascii="Times New Roman" w:hAnsi="Times New Roman" w:eastAsia="Times New Roman" w:cs="Times New Roman"/>
                 <w:color w:val="000000"/>
                 <w:sz w:val="24"/>
                 <w:szCs w:val="24"/>
@@ -2057,6 +2179,7 @@
             </w:pPr>
             <w:r>
               <w:rPr>
+                <w:rFonts w:ascii="Times New Roman" w:hAnsi="Times New Roman" w:eastAsia="Times New Roman" w:cs="Times New Roman"/>
                 <w:color w:val="000000"/>
                 <w:sz w:val="24"/>
                 <w:szCs w:val="24"/>
@@ -2076,6 +2199,7 @@
             </w:pPr>
             <w:r>
               <w:rPr>
+                <w:rFonts w:ascii="Times New Roman" w:hAnsi="Times New Roman" w:eastAsia="Times New Roman" w:cs="Times New Roman"/>
                 <w:color w:val="000000"/>
                 <w:sz w:val="24"/>
                 <w:szCs w:val="24"/>
@@ -2100,6 +2224,7 @@
       </w:pPr>
       <w:r>
         <w:rPr>
+          <w:rFonts w:ascii="Times New Roman" w:hAnsi="Times New Roman" w:eastAsia="Times New Roman" w:cs="Times New Roman"/>
           <w:color w:val="000000"/>
           <w:sz w:val="24"/>
           <w:szCs w:val="24"/>
@@ -2114,6 +2239,7 @@
       </w:pPr>
       <w:r>
         <w:rPr>
+          <w:rFonts w:ascii="Times New Roman" w:hAnsi="Times New Roman" w:eastAsia="Times New Roman" w:cs="Times New Roman"/>
           <w:color w:val="000000"/>
           <w:sz w:val="24"/>
           <w:szCs w:val="24"/>
@@ -2128,6 +2254,7 @@
       </w:pPr>
       <w:r>
         <w:rPr>
+          <w:rFonts w:ascii="Times New Roman" w:hAnsi="Times New Roman" w:eastAsia="Times New Roman" w:cs="Times New Roman"/>
           <w:color w:val="000000"/>
           <w:sz w:val="24"/>
           <w:szCs w:val="24"/>
@@ -2142,6 +2269,7 @@
       </w:pPr>
       <w:r>
         <w:rPr>
+          <w:rFonts w:ascii="Times New Roman" w:hAnsi="Times New Roman" w:eastAsia="Times New Roman" w:cs="Times New Roman"/>
           <w:color w:val="000000"/>
           <w:sz w:val="24"/>
           <w:szCs w:val="24"/>
@@ -2156,6 +2284,7 @@
       </w:pPr>
       <w:r>
         <w:rPr>
+          <w:rFonts w:ascii="Times New Roman" w:hAnsi="Times New Roman" w:eastAsia="Times New Roman" w:cs="Times New Roman"/>
           <w:color w:val="000000"/>
           <w:sz w:val="24"/>
           <w:szCs w:val="24"/>
@@ -2170,6 +2299,7 @@
       </w:pPr>
       <w:r>
         <w:rPr>
+          <w:rFonts w:ascii="Times New Roman" w:hAnsi="Times New Roman" w:eastAsia="Times New Roman" w:cs="Times New Roman"/>
           <w:color w:val="000000"/>
           <w:sz w:val="24"/>
           <w:szCs w:val="24"/>
@@ -2184,6 +2314,7 @@
       </w:pPr>
       <w:r>
         <w:rPr>
+          <w:rFonts w:ascii="Times New Roman" w:hAnsi="Times New Roman" w:eastAsia="Times New Roman" w:cs="Times New Roman"/>
           <w:color w:val="000000"/>
           <w:sz w:val="24"/>
           <w:szCs w:val="24"/>
@@ -2198,6 +2329,7 @@
       </w:pPr>
       <w:r>
         <w:rPr>
+          <w:rFonts w:ascii="Times New Roman" w:hAnsi="Times New Roman" w:eastAsia="Times New Roman" w:cs="Times New Roman"/>
           <w:color w:val="000000"/>
           <w:sz w:val="24"/>
           <w:szCs w:val="24"/>
@@ -2212,6 +2344,7 @@
       </w:pPr>
       <w:r>
         <w:rPr>
+          <w:rFonts w:ascii="Times New Roman" w:hAnsi="Times New Roman" w:eastAsia="Times New Roman" w:cs="Times New Roman"/>
           <w:color w:val="000000"/>
           <w:sz w:val="24"/>
           <w:szCs w:val="24"/>
@@ -2226,6 +2359,7 @@
       </w:pPr>
       <w:r>
         <w:rPr>
+          <w:rFonts w:ascii="Times New Roman" w:hAnsi="Times New Roman" w:eastAsia="Times New Roman" w:cs="Times New Roman"/>
           <w:color w:val="000000"/>
           <w:sz w:val="24"/>
           <w:szCs w:val="24"/>
@@ -2240,6 +2374,7 @@
       </w:pPr>
       <w:r>
         <w:rPr>
+          <w:rFonts w:ascii="Times New Roman" w:hAnsi="Times New Roman" w:eastAsia="Times New Roman" w:cs="Times New Roman"/>
           <w:color w:val="000000"/>
           <w:sz w:val="24"/>
           <w:szCs w:val="24"/>
@@ -2466,7 +2601,7 @@
   <w:docDefaults>
     <w:rPrDefault>
       <w:rPr>
-        <w:rFonts w:asciiTheme="minorHAnsi" w:eastAsiaTheme="minorEastAsia" w:hAnsiTheme="minorHAnsi" w:cstheme="minorBidi"/>
+        <w:rFonts w:ascii="Times New Roman" w:hAnsi="Times New Roman" w:eastAsia="Times New Roman" w:cs="Times New Roman"/>
         <w:color w:val="000000"/>
         <w:sz w:val="24"/>
         <w:szCs w:val="24"/>
@@ -2624,6 +2759,7 @@
     <w:qFormat/>
     <w:rsid w:val="00FC693F"/>
     <w:rPr>
+      <w:rFonts w:ascii="Times New Roman" w:hAnsi="Times New Roman" w:eastAsia="Times New Roman" w:cs="Times New Roman"/>
       <w:color w:val="000000"/>
       <w:sz w:val="24"/>
       <w:szCs w:val="24"/>
@@ -2649,6 +2785,7 @@
       <w:jc w:val="both"/>
     </w:pPr>
     <w:rPr>
+      <w:rFonts w:ascii="Times New Roman" w:hAnsi="Times New Roman" w:eastAsia="Times New Roman" w:cs="Times New Roman"/>
       <w:color w:val="000000"/>
       <w:sz w:val="24"/>
       <w:szCs w:val="24"/>
@@ -2661,6 +2798,7 @@
     <w:uiPriority w:val="99"/>
     <w:rsid w:val="00E618BF"/>
     <w:rPr>
+      <w:rFonts w:ascii="Times New Roman" w:hAnsi="Times New Roman" w:eastAsia="Times New Roman" w:cs="Times New Roman"/>
       <w:color w:val="000000"/>
       <w:sz w:val="24"/>
       <w:szCs w:val="24"/>
@@ -2682,6 +2820,7 @@
       <w:jc w:val="both"/>
     </w:pPr>
     <w:rPr>
+      <w:rFonts w:ascii="Times New Roman" w:hAnsi="Times New Roman" w:eastAsia="Times New Roman" w:cs="Times New Roman"/>
       <w:color w:val="000000"/>
       <w:sz w:val="24"/>
       <w:szCs w:val="24"/>
@@ -2694,6 +2833,7 @@
     <w:uiPriority w:val="99"/>
     <w:rsid w:val="00E618BF"/>
     <w:rPr>
+      <w:rFonts w:ascii="Times New Roman" w:hAnsi="Times New Roman" w:eastAsia="Times New Roman" w:cs="Times New Roman"/>
       <w:color w:val="000000"/>
       <w:sz w:val="24"/>
       <w:szCs w:val="24"/>
@@ -2715,7 +2855,7 @@
       <w:outlineLvl w:val="0"/>
     </w:pPr>
     <w:rPr>
-      <w:rFonts w:asciiTheme="majorHAnsi" w:eastAsiaTheme="majorEastAsia" w:hAnsiTheme="majorHAnsi" w:cstheme="majorBidi"/>
+      <w:rFonts w:ascii="Times New Roman" w:hAnsi="Times New Roman" w:eastAsia="Times New Roman" w:cs="Times New Roman"/>
       <w:b/>
       <w:bCs/>
       <w:color w:val="000000" w:themeColor="accent1" w:themeShade="BF"/>
@@ -2740,7 +2880,7 @@
       <w:outlineLvl w:val="1"/>
     </w:pPr>
     <w:rPr>
-      <w:rFonts w:asciiTheme="majorHAnsi" w:eastAsiaTheme="majorEastAsia" w:hAnsiTheme="majorHAnsi" w:cstheme="majorBidi"/>
+      <w:rFonts w:ascii="Times New Roman" w:hAnsi="Times New Roman" w:eastAsia="Times New Roman" w:cs="Times New Roman"/>
       <w:b/>
       <w:bCs/>
       <w:color w:val="000000" w:themeColor="accent1"/>
@@ -2765,7 +2905,7 @@
       <w:outlineLvl w:val="2"/>
     </w:pPr>
     <w:rPr>
-      <w:rFonts w:asciiTheme="majorHAnsi" w:eastAsiaTheme="majorEastAsia" w:hAnsiTheme="majorHAnsi" w:cstheme="majorBidi"/>
+      <w:rFonts w:ascii="Times New Roman" w:hAnsi="Times New Roman" w:eastAsia="Times New Roman" w:cs="Times New Roman"/>
       <w:b/>
       <w:bCs/>
       <w:color w:val="000000" w:themeColor="accent1"/>
@@ -2791,7 +2931,7 @@
       <w:outlineLvl w:val="3"/>
     </w:pPr>
     <w:rPr>
-      <w:rFonts w:asciiTheme="majorHAnsi" w:eastAsiaTheme="majorEastAsia" w:hAnsiTheme="majorHAnsi" w:cstheme="majorBidi"/>
+      <w:rFonts w:ascii="Times New Roman" w:hAnsi="Times New Roman" w:eastAsia="Times New Roman" w:cs="Times New Roman"/>
       <w:b/>
       <w:bCs/>
       <w:i/>
@@ -2819,7 +2959,7 @@
       <w:outlineLvl w:val="4"/>
     </w:pPr>
     <w:rPr>
-      <w:rFonts w:asciiTheme="majorHAnsi" w:eastAsiaTheme="majorEastAsia" w:hAnsiTheme="majorHAnsi" w:cstheme="majorBidi"/>
+      <w:rFonts w:ascii="Times New Roman" w:hAnsi="Times New Roman" w:eastAsia="Times New Roman" w:cs="Times New Roman"/>
       <w:color w:val="000000" w:themeColor="accent1" w:themeShade="7F"/>
       <w:sz w:val="24"/>
       <w:szCs w:val="24"/>
@@ -2843,7 +2983,7 @@
       <w:outlineLvl w:val="5"/>
     </w:pPr>
     <w:rPr>
-      <w:rFonts w:asciiTheme="majorHAnsi" w:eastAsiaTheme="majorEastAsia" w:hAnsiTheme="majorHAnsi" w:cstheme="majorBidi"/>
+      <w:rFonts w:ascii="Times New Roman" w:hAnsi="Times New Roman" w:eastAsia="Times New Roman" w:cs="Times New Roman"/>
       <w:i/>
       <w:iCs/>
       <w:color w:val="000000" w:themeColor="accent1" w:themeShade="7F"/>
@@ -2869,7 +3009,7 @@
       <w:outlineLvl w:val="6"/>
     </w:pPr>
     <w:rPr>
-      <w:rFonts w:asciiTheme="majorHAnsi" w:eastAsiaTheme="majorEastAsia" w:hAnsiTheme="majorHAnsi" w:cstheme="majorBidi"/>
+      <w:rFonts w:ascii="Times New Roman" w:hAnsi="Times New Roman" w:eastAsia="Times New Roman" w:cs="Times New Roman"/>
       <w:i/>
       <w:iCs/>
       <w:color w:val="000000" w:themeColor="text1" w:themeTint="BF"/>
@@ -2895,7 +3035,7 @@
       <w:outlineLvl w:val="7"/>
     </w:pPr>
     <w:rPr>
-      <w:rFonts w:asciiTheme="majorHAnsi" w:eastAsiaTheme="majorEastAsia" w:hAnsiTheme="majorHAnsi" w:cstheme="majorBidi"/>
+      <w:rFonts w:ascii="Times New Roman" w:hAnsi="Times New Roman" w:eastAsia="Times New Roman" w:cs="Times New Roman"/>
       <w:color w:val="000000" w:themeColor="accent1"/>
       <w:sz w:val="24"/>
       <w:szCs w:val="24"/>
@@ -2919,7 +3059,7 @@
       <w:outlineLvl w:val="8"/>
     </w:pPr>
     <w:rPr>
-      <w:rFonts w:asciiTheme="majorHAnsi" w:eastAsiaTheme="majorEastAsia" w:hAnsiTheme="majorHAnsi" w:cstheme="majorBidi"/>
+      <w:rFonts w:ascii="Times New Roman" w:hAnsi="Times New Roman" w:eastAsia="Times New Roman" w:cs="Times New Roman"/>
       <w:i/>
       <w:iCs/>
       <w:color w:val="000000" w:themeColor="text1" w:themeTint="BF"/>
@@ -2933,6 +3073,7 @@
     <w:semiHidden/>
     <w:unhideWhenUsed/>
     <w:rPr>
+      <w:rFonts w:ascii="Times New Roman" w:hAnsi="Times New Roman" w:eastAsia="Times New Roman" w:cs="Times New Roman"/>
       <w:color w:val="000000"/>
       <w:sz w:val="24"/>
       <w:szCs w:val="24"/>
@@ -2969,6 +3110,7 @@
       <w:jc w:val="both"/>
     </w:pPr>
     <w:rPr>
+      <w:rFonts w:ascii="Times New Roman" w:hAnsi="Times New Roman" w:eastAsia="Times New Roman" w:cs="Times New Roman"/>
       <w:color w:val="000000"/>
       <w:sz w:val="24"/>
       <w:szCs w:val="24"/>
@@ -2981,7 +3123,7 @@
     <w:uiPriority w:val="9"/>
     <w:rsid w:val="00FC693F"/>
     <w:rPr>
-      <w:rFonts w:asciiTheme="majorHAnsi" w:eastAsiaTheme="majorEastAsia" w:hAnsiTheme="majorHAnsi" w:cstheme="majorBidi"/>
+      <w:rFonts w:ascii="Times New Roman" w:hAnsi="Times New Roman" w:eastAsia="Times New Roman" w:cs="Times New Roman"/>
       <w:b/>
       <w:bCs/>
       <w:color w:val="000000" w:themeColor="accent1" w:themeShade="BF"/>
@@ -2996,7 +3138,7 @@
     <w:uiPriority w:val="9"/>
     <w:rsid w:val="00FC693F"/>
     <w:rPr>
-      <w:rFonts w:asciiTheme="majorHAnsi" w:eastAsiaTheme="majorEastAsia" w:hAnsiTheme="majorHAnsi" w:cstheme="majorBidi"/>
+      <w:rFonts w:ascii="Times New Roman" w:hAnsi="Times New Roman" w:eastAsia="Times New Roman" w:cs="Times New Roman"/>
       <w:b/>
       <w:bCs/>
       <w:color w:val="000000" w:themeColor="accent1"/>
@@ -3011,7 +3153,7 @@
     <w:uiPriority w:val="9"/>
     <w:rsid w:val="00FC693F"/>
     <w:rPr>
-      <w:rFonts w:asciiTheme="majorHAnsi" w:eastAsiaTheme="majorEastAsia" w:hAnsiTheme="majorHAnsi" w:cstheme="majorBidi"/>
+      <w:rFonts w:ascii="Times New Roman" w:hAnsi="Times New Roman" w:eastAsia="Times New Roman" w:cs="Times New Roman"/>
       <w:b/>
       <w:bCs/>
       <w:color w:val="000000" w:themeColor="accent1"/>
@@ -3036,7 +3178,7 @@
       <w:jc w:val="left"/>
     </w:pPr>
     <w:rPr>
-      <w:rFonts w:asciiTheme="majorHAnsi" w:eastAsiaTheme="majorEastAsia" w:hAnsiTheme="majorHAnsi" w:cstheme="majorBidi"/>
+      <w:rFonts w:ascii="Times New Roman" w:hAnsi="Times New Roman" w:eastAsia="Times New Roman" w:cs="Times New Roman"/>
       <w:color w:val="000000" w:themeColor="text2" w:themeShade="BF"/>
       <w:spacing w:val="5"/>
       <w:kern w:val="28"/>
@@ -3051,7 +3193,7 @@
     <w:uiPriority w:val="10"/>
     <w:rsid w:val="00FC693F"/>
     <w:rPr>
-      <w:rFonts w:asciiTheme="majorHAnsi" w:eastAsiaTheme="majorEastAsia" w:hAnsiTheme="majorHAnsi" w:cstheme="majorBidi"/>
+      <w:rFonts w:ascii="Times New Roman" w:hAnsi="Times New Roman" w:eastAsia="Times New Roman" w:cs="Times New Roman"/>
       <w:color w:val="000000" w:themeColor="text2" w:themeShade="BF"/>
       <w:spacing w:val="5"/>
       <w:kern w:val="28"/>
@@ -3075,7 +3217,7 @@
       <w:jc w:val="left"/>
     </w:pPr>
     <w:rPr>
-      <w:rFonts w:asciiTheme="majorHAnsi" w:eastAsiaTheme="majorEastAsia" w:hAnsiTheme="majorHAnsi" w:cstheme="majorBidi"/>
+      <w:rFonts w:ascii="Times New Roman" w:hAnsi="Times New Roman" w:eastAsia="Times New Roman" w:cs="Times New Roman"/>
       <w:i/>
       <w:iCs/>
       <w:color w:val="000000" w:themeColor="accent1"/>
@@ -3091,7 +3233,7 @@
     <w:uiPriority w:val="11"/>
     <w:rsid w:val="00FC693F"/>
     <w:rPr>
-      <w:rFonts w:asciiTheme="majorHAnsi" w:eastAsiaTheme="majorEastAsia" w:hAnsiTheme="majorHAnsi" w:cstheme="majorBidi"/>
+      <w:rFonts w:ascii="Times New Roman" w:hAnsi="Times New Roman" w:eastAsia="Times New Roman" w:cs="Times New Roman"/>
       <w:i/>
       <w:iCs/>
       <w:color w:val="000000" w:themeColor="accent1"/>
@@ -3113,6 +3255,7 @@
       <w:jc w:val="both"/>
     </w:pPr>
     <w:rPr>
+      <w:rFonts w:ascii="Times New Roman" w:hAnsi="Times New Roman" w:eastAsia="Times New Roman" w:cs="Times New Roman"/>
       <w:color w:val="000000"/>
       <w:sz w:val="24"/>
       <w:szCs w:val="24"/>
@@ -3130,6 +3273,7 @@
       <w:jc w:val="both"/>
     </w:pPr>
     <w:rPr>
+      <w:rFonts w:ascii="Times New Roman" w:hAnsi="Times New Roman" w:eastAsia="Times New Roman" w:cs="Times New Roman"/>
       <w:color w:val="000000"/>
       <w:sz w:val="24"/>
       <w:szCs w:val="24"/>
@@ -3142,6 +3286,7 @@
     <w:uiPriority w:val="99"/>
     <w:rsid w:val="00AA1D8D"/>
     <w:rPr>
+      <w:rFonts w:ascii="Times New Roman" w:hAnsi="Times New Roman" w:eastAsia="Times New Roman" w:cs="Times New Roman"/>
       <w:color w:val="000000"/>
       <w:sz w:val="24"/>
       <w:szCs w:val="24"/>
@@ -3159,6 +3304,7 @@
       <w:jc w:val="both"/>
     </w:pPr>
     <w:rPr>
+      <w:rFonts w:ascii="Times New Roman" w:hAnsi="Times New Roman" w:eastAsia="Times New Roman" w:cs="Times New Roman"/>
       <w:color w:val="000000"/>
       <w:sz w:val="24"/>
       <w:szCs w:val="24"/>
@@ -3171,6 +3317,7 @@
     <w:uiPriority w:val="99"/>
     <w:rsid w:val="00AA1D8D"/>
     <w:rPr>
+      <w:rFonts w:ascii="Times New Roman" w:hAnsi="Times New Roman" w:eastAsia="Times New Roman" w:cs="Times New Roman"/>
       <w:color w:val="000000"/>
       <w:sz w:val="24"/>
       <w:szCs w:val="24"/>
@@ -3188,6 +3335,7 @@
       <w:jc w:val="both"/>
     </w:pPr>
     <w:rPr>
+      <w:rFonts w:ascii="Times New Roman" w:hAnsi="Times New Roman" w:eastAsia="Times New Roman" w:cs="Times New Roman"/>
       <w:color w:val="000000"/>
       <w:sz w:val="24"/>
       <w:szCs w:val="24"/>
@@ -3200,6 +3348,7 @@
     <w:uiPriority w:val="99"/>
     <w:rsid w:val="00AA1D8D"/>
     <w:rPr>
+      <w:rFonts w:ascii="Times New Roman" w:hAnsi="Times New Roman" w:eastAsia="Times New Roman" w:cs="Times New Roman"/>
       <w:color w:val="000000"/>
       <w:sz w:val="24"/>
       <w:szCs w:val="24"/>
@@ -3218,6 +3367,7 @@
       <w:jc w:val="both"/>
     </w:pPr>
     <w:rPr>
+      <w:rFonts w:ascii="Times New Roman" w:hAnsi="Times New Roman" w:eastAsia="Times New Roman" w:cs="Times New Roman"/>
       <w:color w:val="000000"/>
       <w:sz w:val="24"/>
       <w:szCs w:val="24"/>
@@ -3236,6 +3386,7 @@
       <w:jc w:val="both"/>
     </w:pPr>
     <w:rPr>
+      <w:rFonts w:ascii="Times New Roman" w:hAnsi="Times New Roman" w:eastAsia="Times New Roman" w:cs="Times New Roman"/>
       <w:color w:val="000000"/>
       <w:sz w:val="24"/>
       <w:szCs w:val="24"/>
@@ -3254,6 +3405,7 @@
       <w:jc w:val="both"/>
     </w:pPr>
     <w:rPr>
+      <w:rFonts w:ascii="Times New Roman" w:hAnsi="Times New Roman" w:eastAsia="Times New Roman" w:cs="Times New Roman"/>
       <w:color w:val="000000"/>
       <w:sz w:val="24"/>
       <w:szCs w:val="24"/>
@@ -3274,6 +3426,7 @@
       <w:jc w:val="both"/>
     </w:pPr>
     <w:rPr>
+      <w:rFonts w:ascii="Times New Roman" w:hAnsi="Times New Roman" w:eastAsia="Times New Roman" w:cs="Times New Roman"/>
       <w:color w:val="000000"/>
       <w:sz w:val="24"/>
       <w:szCs w:val="24"/>
@@ -3294,6 +3447,7 @@
       <w:jc w:val="both"/>
     </w:pPr>
     <w:rPr>
+      <w:rFonts w:ascii="Times New Roman" w:hAnsi="Times New Roman" w:eastAsia="Times New Roman" w:cs="Times New Roman"/>
       <w:color w:val="000000"/>
       <w:sz w:val="24"/>
       <w:szCs w:val="24"/>
@@ -3314,6 +3468,7 @@
       <w:jc w:val="both"/>
     </w:pPr>
     <w:rPr>
+      <w:rFonts w:ascii="Times New Roman" w:hAnsi="Times New Roman" w:eastAsia="Times New Roman" w:cs="Times New Roman"/>
       <w:color w:val="000000"/>
       <w:sz w:val="24"/>
       <w:szCs w:val="24"/>
@@ -3334,6 +3489,7 @@
       <w:jc w:val="both"/>
     </w:pPr>
     <w:rPr>
+      <w:rFonts w:ascii="Times New Roman" w:hAnsi="Times New Roman" w:eastAsia="Times New Roman" w:cs="Times New Roman"/>
       <w:color w:val="000000"/>
       <w:sz w:val="24"/>
       <w:szCs w:val="24"/>
@@ -3354,6 +3510,7 @@
       <w:jc w:val="both"/>
     </w:pPr>
     <w:rPr>
+      <w:rFonts w:ascii="Times New Roman" w:hAnsi="Times New Roman" w:eastAsia="Times New Roman" w:cs="Times New Roman"/>
       <w:color w:val="000000"/>
       <w:sz w:val="24"/>
       <w:szCs w:val="24"/>
@@ -3374,6 +3531,7 @@
       <w:jc w:val="both"/>
     </w:pPr>
     <w:rPr>
+      <w:rFonts w:ascii="Times New Roman" w:hAnsi="Times New Roman" w:eastAsia="Times New Roman" w:cs="Times New Roman"/>
       <w:color w:val="000000"/>
       <w:sz w:val="24"/>
       <w:szCs w:val="24"/>
@@ -3392,6 +3550,7 @@
       <w:jc w:val="both"/>
     </w:pPr>
     <w:rPr>
+      <w:rFonts w:ascii="Times New Roman" w:hAnsi="Times New Roman" w:eastAsia="Times New Roman" w:cs="Times New Roman"/>
       <w:color w:val="000000"/>
       <w:sz w:val="24"/>
       <w:szCs w:val="24"/>
@@ -3410,6 +3569,7 @@
       <w:jc w:val="both"/>
     </w:pPr>
     <w:rPr>
+      <w:rFonts w:ascii="Times New Roman" w:hAnsi="Times New Roman" w:eastAsia="Times New Roman" w:cs="Times New Roman"/>
       <w:color w:val="000000"/>
       <w:sz w:val="24"/>
       <w:szCs w:val="24"/>
@@ -3428,6 +3588,7 @@
       <w:jc w:val="both"/>
     </w:pPr>
     <w:rPr>
+      <w:rFonts w:ascii="Times New Roman" w:hAnsi="Times New Roman" w:eastAsia="Times New Roman" w:cs="Times New Roman"/>
       <w:color w:val="000000"/>
       <w:sz w:val="24"/>
       <w:szCs w:val="24"/>
@@ -3453,7 +3614,7 @@
       <w:jc w:val="both"/>
     </w:pPr>
     <w:rPr>
-      <w:rFonts w:ascii="Courier" w:hAnsi="Courier"/>
+      <w:rFonts w:ascii="Times New Roman" w:hAnsi="Times New Roman" w:eastAsia="Times New Roman" w:cs="Times New Roman"/>
       <w:color w:val="000000"/>
       <w:sz w:val="24"/>
       <w:szCs w:val="24"/>
@@ -3466,7 +3627,7 @@
     <w:uiPriority w:val="99"/>
     <w:rsid w:val="0029639D"/>
     <w:rPr>
-      <w:rFonts w:ascii="Courier" w:hAnsi="Courier"/>
+      <w:rFonts w:ascii="Times New Roman" w:hAnsi="Times New Roman" w:eastAsia="Times New Roman" w:cs="Times New Roman"/>
       <w:color w:val="000000"/>
       <w:sz w:val="24"/>
       <w:szCs w:val="24"/>
@@ -3481,6 +3642,7 @@
     <w:qFormat/>
     <w:rsid w:val="00FC693F"/>
     <w:rPr>
+      <w:rFonts w:ascii="Times New Roman" w:hAnsi="Times New Roman" w:eastAsia="Times New Roman" w:cs="Times New Roman"/>
       <w:i/>
       <w:iCs/>
       <w:color w:val="000000" w:themeColor="text1"/>
@@ -3499,6 +3661,7 @@
     <w:uiPriority w:val="29"/>
     <w:rsid w:val="00FC693F"/>
     <w:rPr>
+      <w:rFonts w:ascii="Times New Roman" w:hAnsi="Times New Roman" w:eastAsia="Times New Roman" w:cs="Times New Roman"/>
       <w:i/>
       <w:iCs/>
       <w:color w:val="000000" w:themeColor="text1"/>
@@ -3514,7 +3677,7 @@
     <w:semiHidden/>
     <w:rsid w:val="00FC693F"/>
     <w:rPr>
-      <w:rFonts w:asciiTheme="majorHAnsi" w:eastAsiaTheme="majorEastAsia" w:hAnsiTheme="majorHAnsi" w:cstheme="majorBidi"/>
+      <w:rFonts w:ascii="Times New Roman" w:hAnsi="Times New Roman" w:eastAsia="Times New Roman" w:cs="Times New Roman"/>
       <w:b/>
       <w:bCs/>
       <w:i/>
@@ -3532,7 +3695,7 @@
     <w:semiHidden/>
     <w:rsid w:val="00FC693F"/>
     <w:rPr>
-      <w:rFonts w:asciiTheme="majorHAnsi" w:eastAsiaTheme="majorEastAsia" w:hAnsiTheme="majorHAnsi" w:cstheme="majorBidi"/>
+      <w:rFonts w:ascii="Times New Roman" w:hAnsi="Times New Roman" w:eastAsia="Times New Roman" w:cs="Times New Roman"/>
       <w:color w:val="000000" w:themeColor="accent1" w:themeShade="7F"/>
       <w:sz w:val="24"/>
       <w:szCs w:val="24"/>
@@ -3546,7 +3709,7 @@
     <w:semiHidden/>
     <w:rsid w:val="00FC693F"/>
     <w:rPr>
-      <w:rFonts w:asciiTheme="majorHAnsi" w:eastAsiaTheme="majorEastAsia" w:hAnsiTheme="majorHAnsi" w:cstheme="majorBidi"/>
+      <w:rFonts w:ascii="Times New Roman" w:hAnsi="Times New Roman" w:eastAsia="Times New Roman" w:cs="Times New Roman"/>
       <w:i/>
       <w:iCs/>
       <w:color w:val="000000" w:themeColor="accent1" w:themeShade="7F"/>
@@ -3562,7 +3725,7 @@
     <w:semiHidden/>
     <w:rsid w:val="00FC693F"/>
     <w:rPr>
-      <w:rFonts w:asciiTheme="majorHAnsi" w:eastAsiaTheme="majorEastAsia" w:hAnsiTheme="majorHAnsi" w:cstheme="majorBidi"/>
+      <w:rFonts w:ascii="Times New Roman" w:hAnsi="Times New Roman" w:eastAsia="Times New Roman" w:cs="Times New Roman"/>
       <w:i/>
       <w:iCs/>
       <w:color w:val="000000" w:themeColor="text1" w:themeTint="BF"/>
@@ -3578,7 +3741,7 @@
     <w:semiHidden/>
     <w:rsid w:val="00FC693F"/>
     <w:rPr>
-      <w:rFonts w:asciiTheme="majorHAnsi" w:eastAsiaTheme="majorEastAsia" w:hAnsiTheme="majorHAnsi" w:cstheme="majorBidi"/>
+      <w:rFonts w:ascii="Times New Roman" w:hAnsi="Times New Roman" w:eastAsia="Times New Roman" w:cs="Times New Roman"/>
       <w:color w:val="000000" w:themeColor="accent1"/>
       <w:sz w:val="24"/>
       <w:szCs w:val="24"/>
@@ -3592,7 +3755,7 @@
     <w:semiHidden/>
     <w:rsid w:val="00FC693F"/>
     <w:rPr>
-      <w:rFonts w:asciiTheme="majorHAnsi" w:eastAsiaTheme="majorEastAsia" w:hAnsiTheme="majorHAnsi" w:cstheme="majorBidi"/>
+      <w:rFonts w:ascii="Times New Roman" w:hAnsi="Times New Roman" w:eastAsia="Times New Roman" w:cs="Times New Roman"/>
       <w:i/>
       <w:iCs/>
       <w:color w:val="000000" w:themeColor="text1" w:themeTint="BF"/>
@@ -3614,6 +3777,7 @@
       <w:jc w:val="both"/>
     </w:pPr>
     <w:rPr>
+      <w:rFonts w:ascii="Times New Roman" w:hAnsi="Times New Roman" w:eastAsia="Times New Roman" w:cs="Times New Roman"/>
       <w:b/>
       <w:bCs/>
       <w:color w:val="000000" w:themeColor="accent1"/>
@@ -3628,6 +3792,7 @@
     <w:qFormat/>
     <w:rsid w:val="00FC693F"/>
     <w:rPr>
+      <w:rFonts w:ascii="Times New Roman" w:hAnsi="Times New Roman" w:eastAsia="Times New Roman" w:cs="Times New Roman"/>
       <w:b/>
       <w:bCs/>
       <w:color w:val="000000"/>
@@ -3642,6 +3807,7 @@
     <w:qFormat/>
     <w:rsid w:val="00FC693F"/>
     <w:rPr>
+      <w:rFonts w:ascii="Times New Roman" w:hAnsi="Times New Roman" w:eastAsia="Times New Roman" w:cs="Times New Roman"/>
       <w:i/>
       <w:iCs/>
       <w:color w:val="000000"/>
@@ -3666,6 +3832,7 @@
       <w:jc w:val="both"/>
     </w:pPr>
     <w:rPr>
+      <w:rFonts w:ascii="Times New Roman" w:hAnsi="Times New Roman" w:eastAsia="Times New Roman" w:cs="Times New Roman"/>
       <w:b/>
       <w:bCs/>
       <w:i/>
@@ -3682,6 +3849,7 @@
     <w:uiPriority w:val="30"/>
     <w:rsid w:val="00FC693F"/>
     <w:rPr>
+      <w:rFonts w:ascii="Times New Roman" w:hAnsi="Times New Roman" w:eastAsia="Times New Roman" w:cs="Times New Roman"/>
       <w:b/>
       <w:bCs/>
       <w:i/>
@@ -3698,6 +3866,7 @@
     <w:qFormat/>
     <w:rsid w:val="00FC693F"/>
     <w:rPr>
+      <w:rFonts w:ascii="Times New Roman" w:hAnsi="Times New Roman" w:eastAsia="Times New Roman" w:cs="Times New Roman"/>
       <w:i/>
       <w:iCs/>
       <w:color w:val="000000" w:themeColor="text1" w:themeTint="7F"/>
@@ -3712,6 +3881,7 @@
     <w:qFormat/>
     <w:rsid w:val="00FC693F"/>
     <w:rPr>
+      <w:rFonts w:ascii="Times New Roman" w:hAnsi="Times New Roman" w:eastAsia="Times New Roman" w:cs="Times New Roman"/>
       <w:b/>
       <w:bCs/>
       <w:i/>
@@ -3728,6 +3898,7 @@
     <w:qFormat/>
     <w:rsid w:val="00FC693F"/>
     <w:rPr>
+      <w:rFonts w:ascii="Times New Roman" w:hAnsi="Times New Roman" w:eastAsia="Times New Roman" w:cs="Times New Roman"/>
       <w:smallCaps/>
       <w:color w:val="000000" w:themeColor="accent2"/>
       <w:sz w:val="24"/>
@@ -3742,6 +3913,7 @@
     <w:qFormat/>
     <w:rsid w:val="00FC693F"/>
     <w:rPr>
+      <w:rFonts w:ascii="Times New Roman" w:hAnsi="Times New Roman" w:eastAsia="Times New Roman" w:cs="Times New Roman"/>
       <w:b/>
       <w:bCs/>
       <w:smallCaps/>
@@ -3759,6 +3931,7 @@
     <w:qFormat/>
     <w:rsid w:val="00FC693F"/>
     <w:rPr>
+      <w:rFonts w:ascii="Times New Roman" w:hAnsi="Times New Roman" w:eastAsia="Times New Roman" w:cs="Times New Roman"/>
       <w:b/>
       <w:bCs/>
       <w:smallCaps/>
@@ -3783,6 +3956,7 @@
       <w:outlineLvl w:val="9"/>
     </w:pPr>
     <w:rPr>
+      <w:rFonts w:ascii="Times New Roman" w:hAnsi="Times New Roman" w:eastAsia="Times New Roman" w:cs="Times New Roman"/>
       <w:color w:val="000000"/>
       <w:sz w:val="24"/>
       <w:szCs w:val="24"/>
@@ -3823,6 +3997,7 @@
       <w:spacing w:after="0" w:line="240" w:lineRule="auto"/>
     </w:pPr>
     <w:rPr>
+      <w:rFonts w:ascii="Times New Roman" w:hAnsi="Times New Roman" w:eastAsia="Times New Roman" w:cs="Times New Roman"/>
       <w:color w:val="000000" w:themeColor="text1" w:themeShade="BF"/>
       <w:sz w:val="24"/>
       <w:szCs w:val="24"/>
@@ -3847,6 +4022,7 @@
         <w:spacing w:before="0" w:after="0" w:line="240" w:lineRule="auto"/>
       </w:pPr>
       <w:rPr>
+        <w:rFonts w:ascii="Times New Roman" w:hAnsi="Times New Roman" w:eastAsia="Times New Roman" w:cs="Times New Roman"/>
         <w:b/>
         <w:bCs/>
         <w:color w:val="000000"/>
@@ -3870,6 +4046,7 @@
         <w:spacing w:before="0" w:after="0" w:line="240" w:lineRule="auto"/>
       </w:pPr>
       <w:rPr>
+        <w:rFonts w:ascii="Times New Roman" w:hAnsi="Times New Roman" w:eastAsia="Times New Roman" w:cs="Times New Roman"/>
         <w:b/>
         <w:bCs/>
         <w:color w:val="000000"/>
@@ -3890,6 +4067,7 @@
     </w:tblStylePr>
     <w:tblStylePr w:type="firstCol">
       <w:rPr>
+        <w:rFonts w:ascii="Times New Roman" w:hAnsi="Times New Roman" w:eastAsia="Times New Roman" w:cs="Times New Roman"/>
         <w:b/>
         <w:bCs/>
         <w:color w:val="000000"/>
@@ -3899,6 +4077,7 @@
     </w:tblStylePr>
     <w:tblStylePr w:type="lastCol">
       <w:rPr>
+        <w:rFonts w:ascii="Times New Roman" w:hAnsi="Times New Roman" w:eastAsia="Times New Roman" w:cs="Times New Roman"/>
         <w:b/>
         <w:bCs/>
         <w:color w:val="000000"/>
@@ -3940,6 +4119,7 @@
       <w:spacing w:after="0" w:line="240" w:lineRule="auto"/>
     </w:pPr>
     <w:rPr>
+      <w:rFonts w:ascii="Times New Roman" w:hAnsi="Times New Roman" w:eastAsia="Times New Roman" w:cs="Times New Roman"/>
       <w:color w:val="000000" w:themeColor="accent1" w:themeShade="BF"/>
       <w:sz w:val="24"/>
       <w:szCs w:val="24"/>
@@ -3964,6 +4144,7 @@
         <w:spacing w:before="0" w:after="0" w:line="240" w:lineRule="auto"/>
       </w:pPr>
       <w:rPr>
+        <w:rFonts w:ascii="Times New Roman" w:hAnsi="Times New Roman" w:eastAsia="Times New Roman" w:cs="Times New Roman"/>
         <w:b/>
         <w:bCs/>
         <w:color w:val="000000"/>
@@ -3987,6 +4168,7 @@
         <w:spacing w:before="0" w:after="0" w:line="240" w:lineRule="auto"/>
       </w:pPr>
       <w:rPr>
+        <w:rFonts w:ascii="Times New Roman" w:hAnsi="Times New Roman" w:eastAsia="Times New Roman" w:cs="Times New Roman"/>
         <w:b/>
         <w:bCs/>
         <w:color w:val="000000"/>
@@ -4007,6 +4189,7 @@
     </w:tblStylePr>
     <w:tblStylePr w:type="firstCol">
       <w:rPr>
+        <w:rFonts w:ascii="Times New Roman" w:hAnsi="Times New Roman" w:eastAsia="Times New Roman" w:cs="Times New Roman"/>
         <w:b/>
         <w:bCs/>
         <w:color w:val="000000"/>
@@ -4016,6 +4199,7 @@
     </w:tblStylePr>
     <w:tblStylePr w:type="lastCol">
       <w:rPr>
+        <w:rFonts w:ascii="Times New Roman" w:hAnsi="Times New Roman" w:eastAsia="Times New Roman" w:cs="Times New Roman"/>
         <w:b/>
         <w:bCs/>
         <w:color w:val="000000"/>
@@ -4057,6 +4241,7 @@
       <w:spacing w:after="0" w:line="240" w:lineRule="auto"/>
     </w:pPr>
     <w:rPr>
+      <w:rFonts w:ascii="Times New Roman" w:hAnsi="Times New Roman" w:eastAsia="Times New Roman" w:cs="Times New Roman"/>
       <w:color w:val="000000" w:themeColor="accent2" w:themeShade="BF"/>
       <w:sz w:val="24"/>
       <w:szCs w:val="24"/>
@@ -4081,6 +4266,7 @@
         <w:spacing w:before="0" w:after="0" w:line="240" w:lineRule="auto"/>
       </w:pPr>
       <w:rPr>
+        <w:rFonts w:ascii="Times New Roman" w:hAnsi="Times New Roman" w:eastAsia="Times New Roman" w:cs="Times New Roman"/>
         <w:b/>
         <w:bCs/>
         <w:color w:val="000000"/>
@@ -4104,6 +4290,7 @@
         <w:spacing w:before="0" w:after="0" w:line="240" w:lineRule="auto"/>
       </w:pPr>
       <w:rPr>
+        <w:rFonts w:ascii="Times New Roman" w:hAnsi="Times New Roman" w:eastAsia="Times New Roman" w:cs="Times New Roman"/>
         <w:b/>
         <w:bCs/>
         <w:color w:val="000000"/>
@@ -4124,6 +4311,7 @@
     </w:tblStylePr>
     <w:tblStylePr w:type="firstCol">
       <w:rPr>
+        <w:rFonts w:ascii="Times New Roman" w:hAnsi="Times New Roman" w:eastAsia="Times New Roman" w:cs="Times New Roman"/>
         <w:b/>
         <w:bCs/>
         <w:color w:val="000000"/>
@@ -4133,6 +4321,7 @@
     </w:tblStylePr>
     <w:tblStylePr w:type="lastCol">
       <w:rPr>
+        <w:rFonts w:ascii="Times New Roman" w:hAnsi="Times New Roman" w:eastAsia="Times New Roman" w:cs="Times New Roman"/>
         <w:b/>
         <w:bCs/>
         <w:color w:val="000000"/>
@@ -4174,6 +4363,7 @@
       <w:spacing w:after="0" w:line="240" w:lineRule="auto"/>
     </w:pPr>
     <w:rPr>
+      <w:rFonts w:ascii="Times New Roman" w:hAnsi="Times New Roman" w:eastAsia="Times New Roman" w:cs="Times New Roman"/>
       <w:color w:val="000000" w:themeColor="accent3" w:themeShade="BF"/>
       <w:sz w:val="24"/>
       <w:szCs w:val="24"/>
@@ -4198,6 +4388,7 @@
         <w:spacing w:before="0" w:after="0" w:line="240" w:lineRule="auto"/>
       </w:pPr>
       <w:rPr>
+        <w:rFonts w:ascii="Times New Roman" w:hAnsi="Times New Roman" w:eastAsia="Times New Roman" w:cs="Times New Roman"/>
         <w:b/>
         <w:bCs/>
         <w:color w:val="000000"/>
@@ -4221,6 +4412,7 @@
         <w:spacing w:before="0" w:after="0" w:line="240" w:lineRule="auto"/>
       </w:pPr>
       <w:rPr>
+        <w:rFonts w:ascii="Times New Roman" w:hAnsi="Times New Roman" w:eastAsia="Times New Roman" w:cs="Times New Roman"/>
         <w:b/>
         <w:bCs/>
         <w:color w:val="000000"/>
@@ -4241,6 +4433,7 @@
     </w:tblStylePr>
     <w:tblStylePr w:type="firstCol">
       <w:rPr>
+        <w:rFonts w:ascii="Times New Roman" w:hAnsi="Times New Roman" w:eastAsia="Times New Roman" w:cs="Times New Roman"/>
         <w:b/>
         <w:bCs/>
         <w:color w:val="000000"/>
@@ -4250,6 +4443,7 @@
     </w:tblStylePr>
     <w:tblStylePr w:type="lastCol">
       <w:rPr>
+        <w:rFonts w:ascii="Times New Roman" w:hAnsi="Times New Roman" w:eastAsia="Times New Roman" w:cs="Times New Roman"/>
         <w:b/>
         <w:bCs/>
         <w:color w:val="000000"/>
@@ -4291,6 +4485,7 @@
       <w:spacing w:after="0" w:line="240" w:lineRule="auto"/>
     </w:pPr>
     <w:rPr>
+      <w:rFonts w:ascii="Times New Roman" w:hAnsi="Times New Roman" w:eastAsia="Times New Roman" w:cs="Times New Roman"/>
       <w:color w:val="000000" w:themeColor="accent4" w:themeShade="BF"/>
       <w:sz w:val="24"/>
       <w:szCs w:val="24"/>
@@ -4315,6 +4510,7 @@
         <w:spacing w:before="0" w:after="0" w:line="240" w:lineRule="auto"/>
       </w:pPr>
       <w:rPr>
+        <w:rFonts w:ascii="Times New Roman" w:hAnsi="Times New Roman" w:eastAsia="Times New Roman" w:cs="Times New Roman"/>
         <w:b/>
         <w:bCs/>
         <w:color w:val="000000"/>
@@ -4338,6 +4534,7 @@
         <w:spacing w:before="0" w:after="0" w:line="240" w:lineRule="auto"/>
       </w:pPr>
       <w:rPr>
+        <w:rFonts w:ascii="Times New Roman" w:hAnsi="Times New Roman" w:eastAsia="Times New Roman" w:cs="Times New Roman"/>
         <w:b/>
         <w:bCs/>
         <w:color w:val="000000"/>
@@ -4358,6 +4555,7 @@
     </w:tblStylePr>
     <w:tblStylePr w:type="firstCol">
       <w:rPr>
+        <w:rFonts w:ascii="Times New Roman" w:hAnsi="Times New Roman" w:eastAsia="Times New Roman" w:cs="Times New Roman"/>
         <w:b/>
         <w:bCs/>
         <w:color w:val="000000"/>
@@ -4367,6 +4565,7 @@
     </w:tblStylePr>
     <w:tblStylePr w:type="lastCol">
       <w:rPr>
+        <w:rFonts w:ascii="Times New Roman" w:hAnsi="Times New Roman" w:eastAsia="Times New Roman" w:cs="Times New Roman"/>
         <w:b/>
         <w:bCs/>
         <w:color w:val="000000"/>
@@ -4408,6 +4607,7 @@
       <w:spacing w:after="0" w:line="240" w:lineRule="auto"/>
     </w:pPr>
     <w:rPr>
+      <w:rFonts w:ascii="Times New Roman" w:hAnsi="Times New Roman" w:eastAsia="Times New Roman" w:cs="Times New Roman"/>
       <w:color w:val="000000" w:themeColor="accent5" w:themeShade="BF"/>
       <w:sz w:val="24"/>
       <w:szCs w:val="24"/>
@@ -4432,6 +4632,7 @@
         <w:spacing w:before="0" w:after="0" w:line="240" w:lineRule="auto"/>
       </w:pPr>
       <w:rPr>
+        <w:rFonts w:ascii="Times New Roman" w:hAnsi="Times New Roman" w:eastAsia="Times New Roman" w:cs="Times New Roman"/>
         <w:b/>
         <w:bCs/>
         <w:color w:val="000000"/>
@@ -4455,6 +4656,7 @@
         <w:spacing w:before="0" w:after="0" w:line="240" w:lineRule="auto"/>
       </w:pPr>
       <w:rPr>
+        <w:rFonts w:ascii="Times New Roman" w:hAnsi="Times New Roman" w:eastAsia="Times New Roman" w:cs="Times New Roman"/>
         <w:b/>
         <w:bCs/>
         <w:color w:val="000000"/>
@@ -4475,6 +4677,7 @@
     </w:tblStylePr>
     <w:tblStylePr w:type="firstCol">
       <w:rPr>
+        <w:rFonts w:ascii="Times New Roman" w:hAnsi="Times New Roman" w:eastAsia="Times New Roman" w:cs="Times New Roman"/>
         <w:b/>
         <w:bCs/>
         <w:color w:val="000000"/>
@@ -4484,6 +4687,7 @@
     </w:tblStylePr>
     <w:tblStylePr w:type="lastCol">
       <w:rPr>
+        <w:rFonts w:ascii="Times New Roman" w:hAnsi="Times New Roman" w:eastAsia="Times New Roman" w:cs="Times New Roman"/>
         <w:b/>
         <w:bCs/>
         <w:color w:val="000000"/>
@@ -4525,6 +4729,7 @@
       <w:spacing w:after="0" w:line="240" w:lineRule="auto"/>
     </w:pPr>
     <w:rPr>
+      <w:rFonts w:ascii="Times New Roman" w:hAnsi="Times New Roman" w:eastAsia="Times New Roman" w:cs="Times New Roman"/>
       <w:color w:val="000000" w:themeColor="accent6" w:themeShade="BF"/>
       <w:sz w:val="24"/>
       <w:szCs w:val="24"/>
@@ -4549,6 +4754,7 @@
         <w:spacing w:before="0" w:after="0" w:line="240" w:lineRule="auto"/>
       </w:pPr>
       <w:rPr>
+        <w:rFonts w:ascii="Times New Roman" w:hAnsi="Times New Roman" w:eastAsia="Times New Roman" w:cs="Times New Roman"/>
         <w:b/>
         <w:bCs/>
         <w:color w:val="000000"/>
@@ -4572,6 +4778,7 @@
         <w:spacing w:before="0" w:after="0" w:line="240" w:lineRule="auto"/>
       </w:pPr>
       <w:rPr>
+        <w:rFonts w:ascii="Times New Roman" w:hAnsi="Times New Roman" w:eastAsia="Times New Roman" w:cs="Times New Roman"/>
         <w:b/>
         <w:bCs/>
         <w:color w:val="000000"/>
@@ -4592,6 +4799,7 @@
     </w:tblStylePr>
     <w:tblStylePr w:type="firstCol">
       <w:rPr>
+        <w:rFonts w:ascii="Times New Roman" w:hAnsi="Times New Roman" w:eastAsia="Times New Roman" w:cs="Times New Roman"/>
         <w:b/>
         <w:bCs/>
         <w:color w:val="000000"/>
@@ -4601,6 +4809,7 @@
     </w:tblStylePr>
     <w:tblStylePr w:type="lastCol">
       <w:rPr>
+        <w:rFonts w:ascii="Times New Roman" w:hAnsi="Times New Roman" w:eastAsia="Times New Roman" w:cs="Times New Roman"/>
         <w:b/>
         <w:bCs/>
         <w:color w:val="000000"/>
@@ -4663,6 +4872,7 @@
         <w:spacing w:before="0" w:after="0" w:line="240" w:lineRule="auto"/>
       </w:pPr>
       <w:rPr>
+        <w:rFonts w:ascii="Times New Roman" w:hAnsi="Times New Roman" w:eastAsia="Times New Roman" w:cs="Times New Roman"/>
         <w:b/>
         <w:bCs/>
         <w:color w:val="000000" w:themeColor="background1"/>
@@ -4679,6 +4889,7 @@
         <w:spacing w:before="0" w:after="0" w:line="240" w:lineRule="auto"/>
       </w:pPr>
       <w:rPr>
+        <w:rFonts w:ascii="Times New Roman" w:hAnsi="Times New Roman" w:eastAsia="Times New Roman" w:cs="Times New Roman"/>
         <w:b/>
         <w:bCs/>
         <w:color w:val="000000"/>
@@ -4697,6 +4908,7 @@
     </w:tblStylePr>
     <w:tblStylePr w:type="firstCol">
       <w:rPr>
+        <w:rFonts w:ascii="Times New Roman" w:hAnsi="Times New Roman" w:eastAsia="Times New Roman" w:cs="Times New Roman"/>
         <w:b/>
         <w:bCs/>
         <w:color w:val="000000"/>
@@ -4706,6 +4918,7 @@
     </w:tblStylePr>
     <w:tblStylePr w:type="lastCol">
       <w:rPr>
+        <w:rFonts w:ascii="Times New Roman" w:hAnsi="Times New Roman" w:eastAsia="Times New Roman" w:cs="Times New Roman"/>
         <w:b/>
         <w:bCs/>
         <w:color w:val="000000"/>
@@ -4766,6 +4979,7 @@
         <w:spacing w:before="0" w:after="0" w:line="240" w:lineRule="auto"/>
       </w:pPr>
       <w:rPr>
+        <w:rFonts w:ascii="Times New Roman" w:hAnsi="Times New Roman" w:eastAsia="Times New Roman" w:cs="Times New Roman"/>
         <w:b/>
         <w:bCs/>
         <w:color w:val="000000" w:themeColor="background1"/>
@@ -4782,6 +4996,7 @@
         <w:spacing w:before="0" w:after="0" w:line="240" w:lineRule="auto"/>
       </w:pPr>
       <w:rPr>
+        <w:rFonts w:ascii="Times New Roman" w:hAnsi="Times New Roman" w:eastAsia="Times New Roman" w:cs="Times New Roman"/>
         <w:b/>
         <w:bCs/>
         <w:color w:val="000000"/>
@@ -4800,6 +5015,7 @@
     </w:tblStylePr>
     <w:tblStylePr w:type="firstCol">
       <w:rPr>
+        <w:rFonts w:ascii="Times New Roman" w:hAnsi="Times New Roman" w:eastAsia="Times New Roman" w:cs="Times New Roman"/>
         <w:b/>
         <w:bCs/>
         <w:color w:val="000000"/>
@@ -4809,6 +5025,7 @@
     </w:tblStylePr>
     <w:tblStylePr w:type="lastCol">
       <w:rPr>
+        <w:rFonts w:ascii="Times New Roman" w:hAnsi="Times New Roman" w:eastAsia="Times New Roman" w:cs="Times New Roman"/>
         <w:b/>
         <w:bCs/>
         <w:color w:val="000000"/>
@@ -4869,6 +5086,7 @@
         <w:spacing w:before="0" w:after="0" w:line="240" w:lineRule="auto"/>
       </w:pPr>
       <w:rPr>
+        <w:rFonts w:ascii="Times New Roman" w:hAnsi="Times New Roman" w:eastAsia="Times New Roman" w:cs="Times New Roman"/>
         <w:b/>
         <w:bCs/>
         <w:color w:val="000000" w:themeColor="background1"/>
@@ -4885,6 +5103,7 @@
         <w:spacing w:before="0" w:after="0" w:line="240" w:lineRule="auto"/>
       </w:pPr>
       <w:rPr>
+        <w:rFonts w:ascii="Times New Roman" w:hAnsi="Times New Roman" w:eastAsia="Times New Roman" w:cs="Times New Roman"/>
         <w:b/>
         <w:bCs/>
         <w:color w:val="000000"/>
@@ -4903,6 +5122,7 @@
     </w:tblStylePr>
     <w:tblStylePr w:type="firstCol">
       <w:rPr>
+        <w:rFonts w:ascii="Times New Roman" w:hAnsi="Times New Roman" w:eastAsia="Times New Roman" w:cs="Times New Roman"/>
         <w:b/>
         <w:bCs/>
         <w:color w:val="000000"/>
@@ -4912,6 +5132,7 @@
     </w:tblStylePr>
     <w:tblStylePr w:type="lastCol">
       <w:rPr>
+        <w:rFonts w:ascii="Times New Roman" w:hAnsi="Times New Roman" w:eastAsia="Times New Roman" w:cs="Times New Roman"/>
         <w:b/>
         <w:bCs/>
         <w:color w:val="000000"/>
@@ -4972,6 +5193,7 @@
         <w:spacing w:before="0" w:after="0" w:line="240" w:lineRule="auto"/>
       </w:pPr>
       <w:rPr>
+        <w:rFonts w:ascii="Times New Roman" w:hAnsi="Times New Roman" w:eastAsia="Times New Roman" w:cs="Times New Roman"/>
         <w:b/>
         <w:bCs/>
         <w:color w:val="000000" w:themeColor="background1"/>
@@ -4988,6 +5210,7 @@
         <w:spacing w:before="0" w:after="0" w:line="240" w:lineRule="auto"/>
       </w:pPr>
       <w:rPr>
+        <w:rFonts w:ascii="Times New Roman" w:hAnsi="Times New Roman" w:eastAsia="Times New Roman" w:cs="Times New Roman"/>
         <w:b/>
         <w:bCs/>
         <w:color w:val="000000"/>
@@ -5006,6 +5229,7 @@
     </w:tblStylePr>
     <w:tblStylePr w:type="firstCol">
       <w:rPr>
+        <w:rFonts w:ascii="Times New Roman" w:hAnsi="Times New Roman" w:eastAsia="Times New Roman" w:cs="Times New Roman"/>
         <w:b/>
         <w:bCs/>
         <w:color w:val="000000"/>
@@ -5015,6 +5239,7 @@
     </w:tblStylePr>
     <w:tblStylePr w:type="lastCol">
       <w:rPr>
+        <w:rFonts w:ascii="Times New Roman" w:hAnsi="Times New Roman" w:eastAsia="Times New Roman" w:cs="Times New Roman"/>
         <w:b/>
         <w:bCs/>
         <w:color w:val="000000"/>
@@ -5075,6 +5300,7 @@
         <w:spacing w:before="0" w:after="0" w:line="240" w:lineRule="auto"/>
       </w:pPr>
       <w:rPr>
+        <w:rFonts w:ascii="Times New Roman" w:hAnsi="Times New Roman" w:eastAsia="Times New Roman" w:cs="Times New Roman"/>
         <w:b/>
         <w:bCs/>
         <w:color w:val="000000" w:themeColor="background1"/>
@@ -5091,6 +5317,7 @@
         <w:spacing w:before="0" w:after="0" w:line="240" w:lineRule="auto"/>
       </w:pPr>
       <w:rPr>
+        <w:rFonts w:ascii="Times New Roman" w:hAnsi="Times New Roman" w:eastAsia="Times New Roman" w:cs="Times New Roman"/>
         <w:b/>
         <w:bCs/>
         <w:color w:val="000000"/>
@@ -5109,6 +5336,7 @@
     </w:tblStylePr>
     <w:tblStylePr w:type="firstCol">
       <w:rPr>
+        <w:rFonts w:ascii="Times New Roman" w:hAnsi="Times New Roman" w:eastAsia="Times New Roman" w:cs="Times New Roman"/>
         <w:b/>
         <w:bCs/>
         <w:color w:val="000000"/>
@@ -5118,6 +5346,7 @@
     </w:tblStylePr>
     <w:tblStylePr w:type="lastCol">
       <w:rPr>
+        <w:rFonts w:ascii="Times New Roman" w:hAnsi="Times New Roman" w:eastAsia="Times New Roman" w:cs="Times New Roman"/>
         <w:b/>
         <w:bCs/>
         <w:color w:val="000000"/>
@@ -5178,6 +5407,7 @@
         <w:spacing w:before="0" w:after="0" w:line="240" w:lineRule="auto"/>
       </w:pPr>
       <w:rPr>
+        <w:rFonts w:ascii="Times New Roman" w:hAnsi="Times New Roman" w:eastAsia="Times New Roman" w:cs="Times New Roman"/>
         <w:b/>
         <w:bCs/>
         <w:color w:val="000000" w:themeColor="background1"/>
@@ -5194,6 +5424,7 @@
         <w:spacing w:before="0" w:after="0" w:line="240" w:lineRule="auto"/>
       </w:pPr>
       <w:rPr>
+        <w:rFonts w:ascii="Times New Roman" w:hAnsi="Times New Roman" w:eastAsia="Times New Roman" w:cs="Times New Roman"/>
         <w:b/>
         <w:bCs/>
         <w:color w:val="000000"/>
@@ -5212,6 +5443,7 @@
     </w:tblStylePr>
     <w:tblStylePr w:type="firstCol">
       <w:rPr>
+        <w:rFonts w:ascii="Times New Roman" w:hAnsi="Times New Roman" w:eastAsia="Times New Roman" w:cs="Times New Roman"/>
         <w:b/>
         <w:bCs/>
         <w:color w:val="000000"/>
@@ -5221,6 +5453,7 @@
     </w:tblStylePr>
     <w:tblStylePr w:type="lastCol">
       <w:rPr>
+        <w:rFonts w:ascii="Times New Roman" w:hAnsi="Times New Roman" w:eastAsia="Times New Roman" w:cs="Times New Roman"/>
         <w:b/>
         <w:bCs/>
         <w:color w:val="000000"/>
@@ -5281,6 +5514,7 @@
         <w:spacing w:before="0" w:after="0" w:line="240" w:lineRule="auto"/>
       </w:pPr>
       <w:rPr>
+        <w:rFonts w:ascii="Times New Roman" w:hAnsi="Times New Roman" w:eastAsia="Times New Roman" w:cs="Times New Roman"/>
         <w:b/>
         <w:bCs/>
         <w:color w:val="000000" w:themeColor="background1"/>
@@ -5297,6 +5531,7 @@
         <w:spacing w:before="0" w:after="0" w:line="240" w:lineRule="auto"/>
       </w:pPr>
       <w:rPr>
+        <w:rFonts w:ascii="Times New Roman" w:hAnsi="Times New Roman" w:eastAsia="Times New Roman" w:cs="Times New Roman"/>
         <w:b/>
         <w:bCs/>
         <w:color w:val="000000"/>
@@ -5315,6 +5550,7 @@
     </w:tblStylePr>
     <w:tblStylePr w:type="firstCol">
       <w:rPr>
+        <w:rFonts w:ascii="Times New Roman" w:hAnsi="Times New Roman" w:eastAsia="Times New Roman" w:cs="Times New Roman"/>
         <w:b/>
         <w:bCs/>
         <w:color w:val="000000"/>
@@ -5324,6 +5560,7 @@
     </w:tblStylePr>
     <w:tblStylePr w:type="lastCol">
       <w:rPr>
+        <w:rFonts w:ascii="Times New Roman" w:hAnsi="Times New Roman" w:eastAsia="Times New Roman" w:cs="Times New Roman"/>
         <w:b/>
         <w:bCs/>
         <w:color w:val="000000"/>
@@ -5386,7 +5623,7 @@
         <w:spacing w:before="0" w:after="0" w:line="240" w:lineRule="auto"/>
       </w:pPr>
       <w:rPr>
-        <w:rFonts w:asciiTheme="majorHAnsi" w:eastAsiaTheme="majorEastAsia" w:hAnsiTheme="majorHAnsi" w:cstheme="majorBidi"/>
+        <w:rFonts w:ascii="Times New Roman" w:hAnsi="Times New Roman" w:eastAsia="Times New Roman" w:cs="Times New Roman"/>
         <w:b/>
         <w:bCs/>
         <w:color w:val="000000"/>
@@ -5410,7 +5647,7 @@
         <w:spacing w:before="0" w:after="0" w:line="240" w:lineRule="auto"/>
       </w:pPr>
       <w:rPr>
-        <w:rFonts w:asciiTheme="majorHAnsi" w:eastAsiaTheme="majorEastAsia" w:hAnsiTheme="majorHAnsi" w:cstheme="majorBidi"/>
+        <w:rFonts w:ascii="Times New Roman" w:hAnsi="Times New Roman" w:eastAsia="Times New Roman" w:cs="Times New Roman"/>
         <w:b/>
         <w:bCs/>
         <w:color w:val="000000"/>
@@ -5431,7 +5668,7 @@
     </w:tblStylePr>
     <w:tblStylePr w:type="firstCol">
       <w:rPr>
-        <w:rFonts w:asciiTheme="majorHAnsi" w:eastAsiaTheme="majorEastAsia" w:hAnsiTheme="majorHAnsi" w:cstheme="majorBidi"/>
+        <w:rFonts w:ascii="Times New Roman" w:hAnsi="Times New Roman" w:eastAsia="Times New Roman" w:cs="Times New Roman"/>
         <w:b/>
         <w:bCs/>
         <w:color w:val="000000"/>
@@ -5441,7 +5678,7 @@
     </w:tblStylePr>
     <w:tblStylePr w:type="lastCol">
       <w:rPr>
-        <w:rFonts w:asciiTheme="majorHAnsi" w:eastAsiaTheme="majorEastAsia" w:hAnsiTheme="majorHAnsi" w:cstheme="majorBidi"/>
+        <w:rFonts w:ascii="Times New Roman" w:hAnsi="Times New Roman" w:eastAsia="Times New Roman" w:cs="Times New Roman"/>
         <w:b/>
         <w:bCs/>
         <w:color w:val="000000"/>
@@ -5528,7 +5765,7 @@
         <w:spacing w:before="0" w:after="0" w:line="240" w:lineRule="auto"/>
       </w:pPr>
       <w:rPr>
-        <w:rFonts w:asciiTheme="majorHAnsi" w:eastAsiaTheme="majorEastAsia" w:hAnsiTheme="majorHAnsi" w:cstheme="majorBidi"/>
+        <w:rFonts w:ascii="Times New Roman" w:hAnsi="Times New Roman" w:eastAsia="Times New Roman" w:cs="Times New Roman"/>
         <w:b/>
         <w:bCs/>
         <w:color w:val="000000"/>
@@ -5552,7 +5789,7 @@
         <w:spacing w:before="0" w:after="0" w:line="240" w:lineRule="auto"/>
       </w:pPr>
       <w:rPr>
-        <w:rFonts w:asciiTheme="majorHAnsi" w:eastAsiaTheme="majorEastAsia" w:hAnsiTheme="majorHAnsi" w:cstheme="majorBidi"/>
+        <w:rFonts w:ascii="Times New Roman" w:hAnsi="Times New Roman" w:eastAsia="Times New Roman" w:cs="Times New Roman"/>
         <w:b/>
         <w:bCs/>
         <w:color w:val="000000"/>
@@ -5573,7 +5810,7 @@
     </w:tblStylePr>
     <w:tblStylePr w:type="firstCol">
       <w:rPr>
-        <w:rFonts w:asciiTheme="majorHAnsi" w:eastAsiaTheme="majorEastAsia" w:hAnsiTheme="majorHAnsi" w:cstheme="majorBidi"/>
+        <w:rFonts w:ascii="Times New Roman" w:hAnsi="Times New Roman" w:eastAsia="Times New Roman" w:cs="Times New Roman"/>
         <w:b/>
         <w:bCs/>
         <w:color w:val="000000"/>
@@ -5583,7 +5820,7 @@
     </w:tblStylePr>
     <w:tblStylePr w:type="lastCol">
       <w:rPr>
-        <w:rFonts w:asciiTheme="majorHAnsi" w:eastAsiaTheme="majorEastAsia" w:hAnsiTheme="majorHAnsi" w:cstheme="majorBidi"/>
+        <w:rFonts w:ascii="Times New Roman" w:hAnsi="Times New Roman" w:eastAsia="Times New Roman" w:cs="Times New Roman"/>
         <w:b/>
         <w:bCs/>
         <w:color w:val="000000"/>
@@ -5670,7 +5907,7 @@
         <w:spacing w:before="0" w:after="0" w:line="240" w:lineRule="auto"/>
       </w:pPr>
       <w:rPr>
-        <w:rFonts w:asciiTheme="majorHAnsi" w:eastAsiaTheme="majorEastAsia" w:hAnsiTheme="majorHAnsi" w:cstheme="majorBidi"/>
+        <w:rFonts w:ascii="Times New Roman" w:hAnsi="Times New Roman" w:eastAsia="Times New Roman" w:cs="Times New Roman"/>
         <w:b/>
         <w:bCs/>
         <w:color w:val="000000"/>
@@ -5694,7 +5931,7 @@
         <w:spacing w:before="0" w:after="0" w:line="240" w:lineRule="auto"/>
       </w:pPr>
       <w:rPr>
-        <w:rFonts w:asciiTheme="majorHAnsi" w:eastAsiaTheme="majorEastAsia" w:hAnsiTheme="majorHAnsi" w:cstheme="majorBidi"/>
+        <w:rFonts w:ascii="Times New Roman" w:hAnsi="Times New Roman" w:eastAsia="Times New Roman" w:cs="Times New Roman"/>
         <w:b/>
         <w:bCs/>
         <w:color w:val="000000"/>
@@ -5715,7 +5952,7 @@
     </w:tblStylePr>
     <w:tblStylePr w:type="firstCol">
       <w:rPr>
-        <w:rFonts w:asciiTheme="majorHAnsi" w:eastAsiaTheme="majorEastAsia" w:hAnsiTheme="majorHAnsi" w:cstheme="majorBidi"/>
+        <w:rFonts w:ascii="Times New Roman" w:hAnsi="Times New Roman" w:eastAsia="Times New Roman" w:cs="Times New Roman"/>
         <w:b/>
         <w:bCs/>
         <w:color w:val="000000"/>
@@ -5725,7 +5962,7 @@
     </w:tblStylePr>
     <w:tblStylePr w:type="lastCol">
       <w:rPr>
-        <w:rFonts w:asciiTheme="majorHAnsi" w:eastAsiaTheme="majorEastAsia" w:hAnsiTheme="majorHAnsi" w:cstheme="majorBidi"/>
+        <w:rFonts w:ascii="Times New Roman" w:hAnsi="Times New Roman" w:eastAsia="Times New Roman" w:cs="Times New Roman"/>
         <w:b/>
         <w:bCs/>
         <w:color w:val="000000"/>
@@ -5812,7 +6049,7 @@
         <w:spacing w:before="0" w:after="0" w:line="240" w:lineRule="auto"/>
       </w:pPr>
       <w:rPr>
-        <w:rFonts w:asciiTheme="majorHAnsi" w:eastAsiaTheme="majorEastAsia" w:hAnsiTheme="majorHAnsi" w:cstheme="majorBidi"/>
+        <w:rFonts w:ascii="Times New Roman" w:hAnsi="Times New Roman" w:eastAsia="Times New Roman" w:cs="Times New Roman"/>
         <w:b/>
         <w:bCs/>
         <w:color w:val="000000"/>
@@ -5836,7 +6073,7 @@
         <w:spacing w:before="0" w:after="0" w:line="240" w:lineRule="auto"/>
       </w:pPr>
       <w:rPr>
-        <w:rFonts w:asciiTheme="majorHAnsi" w:eastAsiaTheme="majorEastAsia" w:hAnsiTheme="majorHAnsi" w:cstheme="majorBidi"/>
+        <w:rFonts w:ascii="Times New Roman" w:hAnsi="Times New Roman" w:eastAsia="Times New Roman" w:cs="Times New Roman"/>
         <w:b/>
         <w:bCs/>
         <w:color w:val="000000"/>
@@ -5857,7 +6094,7 @@
     </w:tblStylePr>
     <w:tblStylePr w:type="firstCol">
       <w:rPr>
-        <w:rFonts w:asciiTheme="majorHAnsi" w:eastAsiaTheme="majorEastAsia" w:hAnsiTheme="majorHAnsi" w:cstheme="majorBidi"/>
+        <w:rFonts w:ascii="Times New Roman" w:hAnsi="Times New Roman" w:eastAsia="Times New Roman" w:cs="Times New Roman"/>
         <w:b/>
         <w:bCs/>
         <w:color w:val="000000"/>
@@ -5867,7 +6104,7 @@
     </w:tblStylePr>
     <w:tblStylePr w:type="lastCol">
       <w:rPr>
-        <w:rFonts w:asciiTheme="majorHAnsi" w:eastAsiaTheme="majorEastAsia" w:hAnsiTheme="majorHAnsi" w:cstheme="majorBidi"/>
+        <w:rFonts w:ascii="Times New Roman" w:hAnsi="Times New Roman" w:eastAsia="Times New Roman" w:cs="Times New Roman"/>
         <w:b/>
         <w:bCs/>
         <w:color w:val="000000"/>
@@ -5954,7 +6191,7 @@
         <w:spacing w:before="0" w:after="0" w:line="240" w:lineRule="auto"/>
       </w:pPr>
       <w:rPr>
-        <w:rFonts w:asciiTheme="majorHAnsi" w:eastAsiaTheme="majorEastAsia" w:hAnsiTheme="majorHAnsi" w:cstheme="majorBidi"/>
+        <w:rFonts w:ascii="Times New Roman" w:hAnsi="Times New Roman" w:eastAsia="Times New Roman" w:cs="Times New Roman"/>
         <w:b/>
         <w:bCs/>
         <w:color w:val="000000"/>
@@ -5978,7 +6215,7 @@
         <w:spacing w:before="0" w:after="0" w:line="240" w:lineRule="auto"/>
       </w:pPr>
       <w:rPr>
-        <w:rFonts w:asciiTheme="majorHAnsi" w:eastAsiaTheme="majorEastAsia" w:hAnsiTheme="majorHAnsi" w:cstheme="majorBidi"/>
+        <w:rFonts w:ascii="Times New Roman" w:hAnsi="Times New Roman" w:eastAsia="Times New Roman" w:cs="Times New Roman"/>
         <w:b/>
         <w:bCs/>
         <w:color w:val="000000"/>
@@ -5999,7 +6236,7 @@
     </w:tblStylePr>
     <w:tblStylePr w:type="firstCol">
       <w:rPr>
-        <w:rFonts w:asciiTheme="majorHAnsi" w:eastAsiaTheme="majorEastAsia" w:hAnsiTheme="majorHAnsi" w:cstheme="majorBidi"/>
+        <w:rFonts w:ascii="Times New Roman" w:hAnsi="Times New Roman" w:eastAsia="Times New Roman" w:cs="Times New Roman"/>
         <w:b/>
         <w:bCs/>
         <w:color w:val="000000"/>
@@ -6009,7 +6246,7 @@
     </w:tblStylePr>
     <w:tblStylePr w:type="lastCol">
       <w:rPr>
-        <w:rFonts w:asciiTheme="majorHAnsi" w:eastAsiaTheme="majorEastAsia" w:hAnsiTheme="majorHAnsi" w:cstheme="majorBidi"/>
+        <w:rFonts w:ascii="Times New Roman" w:hAnsi="Times New Roman" w:eastAsia="Times New Roman" w:cs="Times New Roman"/>
         <w:b/>
         <w:bCs/>
         <w:color w:val="000000"/>
@@ -6096,7 +6333,7 @@
         <w:spacing w:before="0" w:after="0" w:line="240" w:lineRule="auto"/>
       </w:pPr>
       <w:rPr>
-        <w:rFonts w:asciiTheme="majorHAnsi" w:eastAsiaTheme="majorEastAsia" w:hAnsiTheme="majorHAnsi" w:cstheme="majorBidi"/>
+        <w:rFonts w:ascii="Times New Roman" w:hAnsi="Times New Roman" w:eastAsia="Times New Roman" w:cs="Times New Roman"/>
         <w:b/>
         <w:bCs/>
         <w:color w:val="000000"/>
@@ -6120,7 +6357,7 @@
         <w:spacing w:before="0" w:after="0" w:line="240" w:lineRule="auto"/>
       </w:pPr>
       <w:rPr>
-        <w:rFonts w:asciiTheme="majorHAnsi" w:eastAsiaTheme="majorEastAsia" w:hAnsiTheme="majorHAnsi" w:cstheme="majorBidi"/>
+        <w:rFonts w:ascii="Times New Roman" w:hAnsi="Times New Roman" w:eastAsia="Times New Roman" w:cs="Times New Roman"/>
         <w:b/>
         <w:bCs/>
         <w:color w:val="000000"/>
@@ -6141,7 +6378,7 @@
     </w:tblStylePr>
     <w:tblStylePr w:type="firstCol">
       <w:rPr>
-        <w:rFonts w:asciiTheme="majorHAnsi" w:eastAsiaTheme="majorEastAsia" w:hAnsiTheme="majorHAnsi" w:cstheme="majorBidi"/>
+        <w:rFonts w:ascii="Times New Roman" w:hAnsi="Times New Roman" w:eastAsia="Times New Roman" w:cs="Times New Roman"/>
         <w:b/>
         <w:bCs/>
         <w:color w:val="000000"/>
@@ -6151,7 +6388,7 @@
     </w:tblStylePr>
     <w:tblStylePr w:type="lastCol">
       <w:rPr>
-        <w:rFonts w:asciiTheme="majorHAnsi" w:eastAsiaTheme="majorEastAsia" w:hAnsiTheme="majorHAnsi" w:cstheme="majorBidi"/>
+        <w:rFonts w:ascii="Times New Roman" w:hAnsi="Times New Roman" w:eastAsia="Times New Roman" w:cs="Times New Roman"/>
         <w:b/>
         <w:bCs/>
         <w:color w:val="000000"/>
@@ -6238,7 +6475,7 @@
         <w:spacing w:before="0" w:after="0" w:line="240" w:lineRule="auto"/>
       </w:pPr>
       <w:rPr>
-        <w:rFonts w:asciiTheme="majorHAnsi" w:eastAsiaTheme="majorEastAsia" w:hAnsiTheme="majorHAnsi" w:cstheme="majorBidi"/>
+        <w:rFonts w:ascii="Times New Roman" w:hAnsi="Times New Roman" w:eastAsia="Times New Roman" w:cs="Times New Roman"/>
         <w:b/>
         <w:bCs/>
         <w:color w:val="000000"/>
@@ -6262,7 +6499,7 @@
         <w:spacing w:before="0" w:after="0" w:line="240" w:lineRule="auto"/>
       </w:pPr>
       <w:rPr>
-        <w:rFonts w:asciiTheme="majorHAnsi" w:eastAsiaTheme="majorEastAsia" w:hAnsiTheme="majorHAnsi" w:cstheme="majorBidi"/>
+        <w:rFonts w:ascii="Times New Roman" w:hAnsi="Times New Roman" w:eastAsia="Times New Roman" w:cs="Times New Roman"/>
         <w:b/>
         <w:bCs/>
         <w:color w:val="000000"/>
@@ -6283,7 +6520,7 @@
     </w:tblStylePr>
     <w:tblStylePr w:type="firstCol">
       <w:rPr>
-        <w:rFonts w:asciiTheme="majorHAnsi" w:eastAsiaTheme="majorEastAsia" w:hAnsiTheme="majorHAnsi" w:cstheme="majorBidi"/>
+        <w:rFonts w:ascii="Times New Roman" w:hAnsi="Times New Roman" w:eastAsia="Times New Roman" w:cs="Times New Roman"/>
         <w:b/>
         <w:bCs/>
         <w:color w:val="000000"/>
@@ -6293,7 +6530,7 @@
     </w:tblStylePr>
     <w:tblStylePr w:type="lastCol">
       <w:rPr>
-        <w:rFonts w:asciiTheme="majorHAnsi" w:eastAsiaTheme="majorEastAsia" w:hAnsiTheme="majorHAnsi" w:cstheme="majorBidi"/>
+        <w:rFonts w:ascii="Times New Roman" w:hAnsi="Times New Roman" w:eastAsia="Times New Roman" w:cs="Times New Roman"/>
         <w:b/>
         <w:bCs/>
         <w:color w:val="000000"/>
@@ -6379,6 +6616,7 @@
         <w:spacing w:before="0" w:after="0" w:line="240" w:lineRule="auto"/>
       </w:pPr>
       <w:rPr>
+        <w:rFonts w:ascii="Times New Roman" w:hAnsi="Times New Roman" w:eastAsia="Times New Roman" w:cs="Times New Roman"/>
         <w:b/>
         <w:bCs/>
         <w:color w:val="000000" w:themeColor="background1"/>
@@ -6403,6 +6641,7 @@
         <w:spacing w:before="0" w:after="0" w:line="240" w:lineRule="auto"/>
       </w:pPr>
       <w:rPr>
+        <w:rFonts w:ascii="Times New Roman" w:hAnsi="Times New Roman" w:eastAsia="Times New Roman" w:cs="Times New Roman"/>
         <w:b/>
         <w:bCs/>
         <w:color w:val="000000"/>
@@ -6423,6 +6662,7 @@
     </w:tblStylePr>
     <w:tblStylePr w:type="firstCol">
       <w:rPr>
+        <w:rFonts w:ascii="Times New Roman" w:hAnsi="Times New Roman" w:eastAsia="Times New Roman" w:cs="Times New Roman"/>
         <w:b/>
         <w:bCs/>
         <w:color w:val="000000"/>
@@ -6432,6 +6672,7 @@
     </w:tblStylePr>
     <w:tblStylePr w:type="lastCol">
       <w:rPr>
+        <w:rFonts w:ascii="Times New Roman" w:hAnsi="Times New Roman" w:eastAsia="Times New Roman" w:cs="Times New Roman"/>
         <w:b/>
         <w:bCs/>
         <w:color w:val="000000"/>
@@ -6496,6 +6737,7 @@
         <w:spacing w:before="0" w:after="0" w:line="240" w:lineRule="auto"/>
       </w:pPr>
       <w:rPr>
+        <w:rFonts w:ascii="Times New Roman" w:hAnsi="Times New Roman" w:eastAsia="Times New Roman" w:cs="Times New Roman"/>
         <w:b/>
         <w:bCs/>
         <w:color w:val="000000" w:themeColor="background1"/>
@@ -6520,6 +6762,7 @@
         <w:spacing w:before="0" w:after="0" w:line="240" w:lineRule="auto"/>
       </w:pPr>
       <w:rPr>
+        <w:rFonts w:ascii="Times New Roman" w:hAnsi="Times New Roman" w:eastAsia="Times New Roman" w:cs="Times New Roman"/>
         <w:b/>
         <w:bCs/>
         <w:color w:val="000000"/>
@@ -6540,6 +6783,7 @@
     </w:tblStylePr>
     <w:tblStylePr w:type="firstCol">
       <w:rPr>
+        <w:rFonts w:ascii="Times New Roman" w:hAnsi="Times New Roman" w:eastAsia="Times New Roman" w:cs="Times New Roman"/>
         <w:b/>
         <w:bCs/>
         <w:color w:val="000000"/>
@@ -6549,6 +6793,7 @@
     </w:tblStylePr>
     <w:tblStylePr w:type="lastCol">
       <w:rPr>
+        <w:rFonts w:ascii="Times New Roman" w:hAnsi="Times New Roman" w:eastAsia="Times New Roman" w:cs="Times New Roman"/>
         <w:b/>
         <w:bCs/>
         <w:color w:val="000000"/>
@@ -6613,6 +6858,7 @@
         <w:spacing w:before="0" w:after="0" w:line="240" w:lineRule="auto"/>
       </w:pPr>
       <w:rPr>
+        <w:rFonts w:ascii="Times New Roman" w:hAnsi="Times New Roman" w:eastAsia="Times New Roman" w:cs="Times New Roman"/>
         <w:b/>
         <w:bCs/>
         <w:color w:val="000000" w:themeColor="background1"/>
@@ -6637,6 +6883,7 @@
         <w:spacing w:before="0" w:after="0" w:line="240" w:lineRule="auto"/>
       </w:pPr>
       <w:rPr>
+        <w:rFonts w:ascii="Times New Roman" w:hAnsi="Times New Roman" w:eastAsia="Times New Roman" w:cs="Times New Roman"/>
         <w:b/>
         <w:bCs/>
         <w:color w:val="000000"/>
@@ -6657,6 +6904,7 @@
     </w:tblStylePr>
     <w:tblStylePr w:type="firstCol">
       <w:rPr>
+        <w:rFonts w:ascii="Times New Roman" w:hAnsi="Times New Roman" w:eastAsia="Times New Roman" w:cs="Times New Roman"/>
         <w:b/>
         <w:bCs/>
         <w:color w:val="000000"/>
@@ -6666,6 +6914,7 @@
     </w:tblStylePr>
     <w:tblStylePr w:type="lastCol">
       <w:rPr>
+        <w:rFonts w:ascii="Times New Roman" w:hAnsi="Times New Roman" w:eastAsia="Times New Roman" w:cs="Times New Roman"/>
         <w:b/>
         <w:bCs/>
         <w:color w:val="000000"/>
@@ -6730,6 +6979,7 @@
         <w:spacing w:before="0" w:after="0" w:line="240" w:lineRule="auto"/>
       </w:pPr>
       <w:rPr>
+        <w:rFonts w:ascii="Times New Roman" w:hAnsi="Times New Roman" w:eastAsia="Times New Roman" w:cs="Times New Roman"/>
         <w:b/>
         <w:bCs/>
         <w:color w:val="000000" w:themeColor="background1"/>
@@ -6754,6 +7004,7 @@
         <w:spacing w:before="0" w:after="0" w:line="240" w:lineRule="auto"/>
       </w:pPr>
       <w:rPr>
+        <w:rFonts w:ascii="Times New Roman" w:hAnsi="Times New Roman" w:eastAsia="Times New Roman" w:cs="Times New Roman"/>
         <w:b/>
         <w:bCs/>
         <w:color w:val="000000"/>
@@ -6774,6 +7025,7 @@
     </w:tblStylePr>
     <w:tblStylePr w:type="firstCol">
       <w:rPr>
+        <w:rFonts w:ascii="Times New Roman" w:hAnsi="Times New Roman" w:eastAsia="Times New Roman" w:cs="Times New Roman"/>
         <w:b/>
         <w:bCs/>
         <w:color w:val="000000"/>
@@ -6783,6 +7035,7 @@
     </w:tblStylePr>
     <w:tblStylePr w:type="lastCol">
       <w:rPr>
+        <w:rFonts w:ascii="Times New Roman" w:hAnsi="Times New Roman" w:eastAsia="Times New Roman" w:cs="Times New Roman"/>
         <w:b/>
         <w:bCs/>
         <w:color w:val="000000"/>
@@ -6847,6 +7100,7 @@
         <w:spacing w:before="0" w:after="0" w:line="240" w:lineRule="auto"/>
       </w:pPr>
       <w:rPr>
+        <w:rFonts w:ascii="Times New Roman" w:hAnsi="Times New Roman" w:eastAsia="Times New Roman" w:cs="Times New Roman"/>
         <w:b/>
         <w:bCs/>
         <w:color w:val="000000" w:themeColor="background1"/>
@@ -6871,6 +7125,7 @@
         <w:spacing w:before="0" w:after="0" w:line="240" w:lineRule="auto"/>
       </w:pPr>
       <w:rPr>
+        <w:rFonts w:ascii="Times New Roman" w:hAnsi="Times New Roman" w:eastAsia="Times New Roman" w:cs="Times New Roman"/>
         <w:b/>
         <w:bCs/>
         <w:color w:val="000000"/>
@@ -6891,6 +7146,7 @@
     </w:tblStylePr>
     <w:tblStylePr w:type="firstCol">
       <w:rPr>
+        <w:rFonts w:ascii="Times New Roman" w:hAnsi="Times New Roman" w:eastAsia="Times New Roman" w:cs="Times New Roman"/>
         <w:b/>
         <w:bCs/>
         <w:color w:val="000000"/>
@@ -6900,6 +7156,7 @@
     </w:tblStylePr>
     <w:tblStylePr w:type="lastCol">
       <w:rPr>
+        <w:rFonts w:ascii="Times New Roman" w:hAnsi="Times New Roman" w:eastAsia="Times New Roman" w:cs="Times New Roman"/>
         <w:b/>
         <w:bCs/>
         <w:color w:val="000000"/>
@@ -6964,6 +7221,7 @@
         <w:spacing w:before="0" w:after="0" w:line="240" w:lineRule="auto"/>
       </w:pPr>
       <w:rPr>
+        <w:rFonts w:ascii="Times New Roman" w:hAnsi="Times New Roman" w:eastAsia="Times New Roman" w:cs="Times New Roman"/>
         <w:b/>
         <w:bCs/>
         <w:color w:val="000000" w:themeColor="background1"/>
@@ -6988,6 +7246,7 @@
         <w:spacing w:before="0" w:after="0" w:line="240" w:lineRule="auto"/>
       </w:pPr>
       <w:rPr>
+        <w:rFonts w:ascii="Times New Roman" w:hAnsi="Times New Roman" w:eastAsia="Times New Roman" w:cs="Times New Roman"/>
         <w:b/>
         <w:bCs/>
         <w:color w:val="000000"/>
@@ -7008,6 +7267,7 @@
     </w:tblStylePr>
     <w:tblStylePr w:type="firstCol">
       <w:rPr>
+        <w:rFonts w:ascii="Times New Roman" w:hAnsi="Times New Roman" w:eastAsia="Times New Roman" w:cs="Times New Roman"/>
         <w:b/>
         <w:bCs/>
         <w:color w:val="000000"/>
@@ -7017,6 +7277,7 @@
     </w:tblStylePr>
     <w:tblStylePr w:type="lastCol">
       <w:rPr>
+        <w:rFonts w:ascii="Times New Roman" w:hAnsi="Times New Roman" w:eastAsia="Times New Roman" w:cs="Times New Roman"/>
         <w:b/>
         <w:bCs/>
         <w:color w:val="000000"/>
@@ -7081,6 +7342,7 @@
         <w:spacing w:before="0" w:after="0" w:line="240" w:lineRule="auto"/>
       </w:pPr>
       <w:rPr>
+        <w:rFonts w:ascii="Times New Roman" w:hAnsi="Times New Roman" w:eastAsia="Times New Roman" w:cs="Times New Roman"/>
         <w:b/>
         <w:bCs/>
         <w:color w:val="000000" w:themeColor="background1"/>
@@ -7105,6 +7367,7 @@
         <w:spacing w:before="0" w:after="0" w:line="240" w:lineRule="auto"/>
       </w:pPr>
       <w:rPr>
+        <w:rFonts w:ascii="Times New Roman" w:hAnsi="Times New Roman" w:eastAsia="Times New Roman" w:cs="Times New Roman"/>
         <w:b/>
         <w:bCs/>
         <w:color w:val="000000"/>
@@ -7125,6 +7388,7 @@
     </w:tblStylePr>
     <w:tblStylePr w:type="firstCol">
       <w:rPr>
+        <w:rFonts w:ascii="Times New Roman" w:hAnsi="Times New Roman" w:eastAsia="Times New Roman" w:cs="Times New Roman"/>
         <w:b/>
         <w:bCs/>
         <w:color w:val="000000"/>
@@ -7134,6 +7398,7 @@
     </w:tblStylePr>
     <w:tblStylePr w:type="lastCol">
       <w:rPr>
+        <w:rFonts w:ascii="Times New Roman" w:hAnsi="Times New Roman" w:eastAsia="Times New Roman" w:cs="Times New Roman"/>
         <w:b/>
         <w:bCs/>
         <w:color w:val="000000"/>
@@ -7195,6 +7460,7 @@
         <w:spacing w:before="0" w:after="0" w:line="240" w:lineRule="auto"/>
       </w:pPr>
       <w:rPr>
+        <w:rFonts w:ascii="Times New Roman" w:hAnsi="Times New Roman" w:eastAsia="Times New Roman" w:cs="Times New Roman"/>
         <w:b/>
         <w:bCs/>
         <w:color w:val="000000" w:themeColor="background1"/>
@@ -7219,6 +7485,7 @@
         <w:spacing w:before="0" w:after="0" w:line="240" w:lineRule="auto"/>
       </w:pPr>
       <w:rPr>
+        <w:rFonts w:ascii="Times New Roman" w:hAnsi="Times New Roman" w:eastAsia="Times New Roman" w:cs="Times New Roman"/>
         <w:color w:val="000000"/>
         <w:sz w:val="24"/>
         <w:szCs w:val="24"/>
@@ -7238,6 +7505,7 @@
     </w:tblStylePr>
     <w:tblStylePr w:type="firstCol">
       <w:rPr>
+        <w:rFonts w:ascii="Times New Roman" w:hAnsi="Times New Roman" w:eastAsia="Times New Roman" w:cs="Times New Roman"/>
         <w:b/>
         <w:bCs/>
         <w:color w:val="000000" w:themeColor="background1"/>
@@ -7259,6 +7527,7 @@
     </w:tblStylePr>
     <w:tblStylePr w:type="lastCol">
       <w:rPr>
+        <w:rFonts w:ascii="Times New Roman" w:hAnsi="Times New Roman" w:eastAsia="Times New Roman" w:cs="Times New Roman"/>
         <w:b/>
         <w:bCs/>
         <w:color w:val="000000" w:themeColor="background1"/>
@@ -7309,6 +7578,7 @@
     </w:tblStylePr>
     <w:tblStylePr w:type="nwCell">
       <w:rPr>
+        <w:rFonts w:ascii="Times New Roman" w:hAnsi="Times New Roman" w:eastAsia="Times New Roman" w:cs="Times New Roman"/>
         <w:color w:val="000000" w:themeColor="background1"/>
         <w:sz w:val="24"/>
         <w:szCs w:val="24"/>
@@ -7354,6 +7624,7 @@
         <w:spacing w:before="0" w:after="0" w:line="240" w:lineRule="auto"/>
       </w:pPr>
       <w:rPr>
+        <w:rFonts w:ascii="Times New Roman" w:hAnsi="Times New Roman" w:eastAsia="Times New Roman" w:cs="Times New Roman"/>
         <w:b/>
         <w:bCs/>
         <w:color w:val="000000" w:themeColor="background1"/>
@@ -7378,6 +7649,7 @@
         <w:spacing w:before="0" w:after="0" w:line="240" w:lineRule="auto"/>
       </w:pPr>
       <w:rPr>
+        <w:rFonts w:ascii="Times New Roman" w:hAnsi="Times New Roman" w:eastAsia="Times New Roman" w:cs="Times New Roman"/>
         <w:color w:val="000000"/>
         <w:sz w:val="24"/>
         <w:szCs w:val="24"/>
@@ -7397,6 +7669,7 @@
     </w:tblStylePr>
     <w:tblStylePr w:type="firstCol">
       <w:rPr>
+        <w:rFonts w:ascii="Times New Roman" w:hAnsi="Times New Roman" w:eastAsia="Times New Roman" w:cs="Times New Roman"/>
         <w:b/>
         <w:bCs/>
         <w:color w:val="000000" w:themeColor="background1"/>
@@ -7418,6 +7691,7 @@
     </w:tblStylePr>
     <w:tblStylePr w:type="lastCol">
       <w:rPr>
+        <w:rFonts w:ascii="Times New Roman" w:hAnsi="Times New Roman" w:eastAsia="Times New Roman" w:cs="Times New Roman"/>
         <w:b/>
         <w:bCs/>
         <w:color w:val="000000" w:themeColor="background1"/>
@@ -7468,6 +7742,7 @@
     </w:tblStylePr>
     <w:tblStylePr w:type="nwCell">
       <w:rPr>
+        <w:rFonts w:ascii="Times New Roman" w:hAnsi="Times New Roman" w:eastAsia="Times New Roman" w:cs="Times New Roman"/>
         <w:color w:val="000000" w:themeColor="background1"/>
         <w:sz w:val="24"/>
         <w:szCs w:val="24"/>
@@ -7513,6 +7788,7 @@
         <w:spacing w:before="0" w:after="0" w:line="240" w:lineRule="auto"/>
       </w:pPr>
       <w:rPr>
+        <w:rFonts w:ascii="Times New Roman" w:hAnsi="Times New Roman" w:eastAsia="Times New Roman" w:cs="Times New Roman"/>
         <w:b/>
         <w:bCs/>
         <w:color w:val="000000" w:themeColor="background1"/>
@@ -7537,6 +7813,7 @@
         <w:spacing w:before="0" w:after="0" w:line="240" w:lineRule="auto"/>
       </w:pPr>
       <w:rPr>
+        <w:rFonts w:ascii="Times New Roman" w:hAnsi="Times New Roman" w:eastAsia="Times New Roman" w:cs="Times New Roman"/>
         <w:color w:val="000000"/>
         <w:sz w:val="24"/>
         <w:szCs w:val="24"/>
@@ -7556,6 +7833,7 @@
     </w:tblStylePr>
     <w:tblStylePr w:type="firstCol">
       <w:rPr>
+        <w:rFonts w:ascii="Times New Roman" w:hAnsi="Times New Roman" w:eastAsia="Times New Roman" w:cs="Times New Roman"/>
         <w:b/>
         <w:bCs/>
         <w:color w:val="000000" w:themeColor="background1"/>
@@ -7577,6 +7855,7 @@
     </w:tblStylePr>
     <w:tblStylePr w:type="lastCol">
       <w:rPr>
+        <w:rFonts w:ascii="Times New Roman" w:hAnsi="Times New Roman" w:eastAsia="Times New Roman" w:cs="Times New Roman"/>
         <w:b/>
         <w:bCs/>
         <w:color w:val="000000" w:themeColor="background1"/>
@@ -7627,6 +7906,7 @@
     </w:tblStylePr>
     <w:tblStylePr w:type="nwCell">
       <w:rPr>
+        <w:rFonts w:ascii="Times New Roman" w:hAnsi="Times New Roman" w:eastAsia="Times New Roman" w:cs="Times New Roman"/>
         <w:color w:val="000000" w:themeColor="background1"/>
         <w:sz w:val="24"/>
         <w:szCs w:val="24"/>
@@ -7672,6 +7952,7 @@
         <w:spacing w:before="0" w:after="0" w:line="240" w:lineRule="auto"/>
       </w:pPr>
       <w:rPr>
+        <w:rFonts w:ascii="Times New Roman" w:hAnsi="Times New Roman" w:eastAsia="Times New Roman" w:cs="Times New Roman"/>
         <w:b/>
         <w:bCs/>
         <w:color w:val="000000" w:themeColor="background1"/>
@@ -7696,6 +7977,7 @@
         <w:spacing w:before="0" w:after="0" w:line="240" w:lineRule="auto"/>
       </w:pPr>
       <w:rPr>
+        <w:rFonts w:ascii="Times New Roman" w:hAnsi="Times New Roman" w:eastAsia="Times New Roman" w:cs="Times New Roman"/>
         <w:color w:val="000000"/>
         <w:sz w:val="24"/>
         <w:szCs w:val="24"/>
@@ -7715,6 +7997,7 @@
     </w:tblStylePr>
     <w:tblStylePr w:type="firstCol">
       <w:rPr>
+        <w:rFonts w:ascii="Times New Roman" w:hAnsi="Times New Roman" w:eastAsia="Times New Roman" w:cs="Times New Roman"/>
         <w:b/>
         <w:bCs/>
         <w:color w:val="000000" w:themeColor="background1"/>
@@ -7736,6 +8019,7 @@
     </w:tblStylePr>
     <w:tblStylePr w:type="lastCol">
       <w:rPr>
+        <w:rFonts w:ascii="Times New Roman" w:hAnsi="Times New Roman" w:eastAsia="Times New Roman" w:cs="Times New Roman"/>
         <w:b/>
         <w:bCs/>
         <w:color w:val="000000" w:themeColor="background1"/>
@@ -7786,6 +8070,7 @@
     </w:tblStylePr>
     <w:tblStylePr w:type="nwCell">
       <w:rPr>
+        <w:rFonts w:ascii="Times New Roman" w:hAnsi="Times New Roman" w:eastAsia="Times New Roman" w:cs="Times New Roman"/>
         <w:color w:val="000000" w:themeColor="background1"/>
         <w:sz w:val="24"/>
         <w:szCs w:val="24"/>
@@ -7831,6 +8116,7 @@
         <w:spacing w:before="0" w:after="0" w:line="240" w:lineRule="auto"/>
       </w:pPr>
       <w:rPr>
+        <w:rFonts w:ascii="Times New Roman" w:hAnsi="Times New Roman" w:eastAsia="Times New Roman" w:cs="Times New Roman"/>
         <w:b/>
         <w:bCs/>
         <w:color w:val="000000" w:themeColor="background1"/>
@@ -7855,6 +8141,7 @@
         <w:spacing w:before="0" w:after="0" w:line="240" w:lineRule="auto"/>
       </w:pPr>
       <w:rPr>
+        <w:rFonts w:ascii="Times New Roman" w:hAnsi="Times New Roman" w:eastAsia="Times New Roman" w:cs="Times New Roman"/>
         <w:color w:val="000000"/>
         <w:sz w:val="24"/>
         <w:szCs w:val="24"/>
@@ -7874,6 +8161,7 @@
     </w:tblStylePr>
     <w:tblStylePr w:type="firstCol">
       <w:rPr>
+        <w:rFonts w:ascii="Times New Roman" w:hAnsi="Times New Roman" w:eastAsia="Times New Roman" w:cs="Times New Roman"/>
         <w:b/>
         <w:bCs/>
         <w:color w:val="000000" w:themeColor="background1"/>
@@ -7895,6 +8183,7 @@
     </w:tblStylePr>
     <w:tblStylePr w:type="lastCol">
       <w:rPr>
+        <w:rFonts w:ascii="Times New Roman" w:hAnsi="Times New Roman" w:eastAsia="Times New Roman" w:cs="Times New Roman"/>
         <w:b/>
         <w:bCs/>
         <w:color w:val="000000" w:themeColor="background1"/>
@@ -7945,6 +8234,7 @@
     </w:tblStylePr>
     <w:tblStylePr w:type="nwCell">
       <w:rPr>
+        <w:rFonts w:ascii="Times New Roman" w:hAnsi="Times New Roman" w:eastAsia="Times New Roman" w:cs="Times New Roman"/>
         <w:color w:val="000000" w:themeColor="background1"/>
         <w:sz w:val="24"/>
         <w:szCs w:val="24"/>
@@ -7990,6 +8280,7 @@
         <w:spacing w:before="0" w:after="0" w:line="240" w:lineRule="auto"/>
       </w:pPr>
       <w:rPr>
+        <w:rFonts w:ascii="Times New Roman" w:hAnsi="Times New Roman" w:eastAsia="Times New Roman" w:cs="Times New Roman"/>
         <w:b/>
         <w:bCs/>
         <w:color w:val="000000" w:themeColor="background1"/>
@@ -8014,6 +8305,7 @@
         <w:spacing w:before="0" w:after="0" w:line="240" w:lineRule="auto"/>
       </w:pPr>
       <w:rPr>
+        <w:rFonts w:ascii="Times New Roman" w:hAnsi="Times New Roman" w:eastAsia="Times New Roman" w:cs="Times New Roman"/>
         <w:color w:val="000000"/>
         <w:sz w:val="24"/>
         <w:szCs w:val="24"/>
@@ -8033,6 +8325,7 @@
     </w:tblStylePr>
     <w:tblStylePr w:type="firstCol">
       <w:rPr>
+        <w:rFonts w:ascii="Times New Roman" w:hAnsi="Times New Roman" w:eastAsia="Times New Roman" w:cs="Times New Roman"/>
         <w:b/>
         <w:bCs/>
         <w:color w:val="000000" w:themeColor="background1"/>
@@ -8054,6 +8347,7 @@
     </w:tblStylePr>
     <w:tblStylePr w:type="lastCol">
       <w:rPr>
+        <w:rFonts w:ascii="Times New Roman" w:hAnsi="Times New Roman" w:eastAsia="Times New Roman" w:cs="Times New Roman"/>
         <w:b/>
         <w:bCs/>
         <w:color w:val="000000" w:themeColor="background1"/>
@@ -8104,6 +8398,7 @@
     </w:tblStylePr>
     <w:tblStylePr w:type="nwCell">
       <w:rPr>
+        <w:rFonts w:ascii="Times New Roman" w:hAnsi="Times New Roman" w:eastAsia="Times New Roman" w:cs="Times New Roman"/>
         <w:color w:val="000000" w:themeColor="background1"/>
         <w:sz w:val="24"/>
         <w:szCs w:val="24"/>
@@ -8149,6 +8444,7 @@
         <w:spacing w:before="0" w:after="0" w:line="240" w:lineRule="auto"/>
       </w:pPr>
       <w:rPr>
+        <w:rFonts w:ascii="Times New Roman" w:hAnsi="Times New Roman" w:eastAsia="Times New Roman" w:cs="Times New Roman"/>
         <w:b/>
         <w:bCs/>
         <w:color w:val="000000" w:themeColor="background1"/>
@@ -8173,6 +8469,7 @@
         <w:spacing w:before="0" w:after="0" w:line="240" w:lineRule="auto"/>
       </w:pPr>
       <w:rPr>
+        <w:rFonts w:ascii="Times New Roman" w:hAnsi="Times New Roman" w:eastAsia="Times New Roman" w:cs="Times New Roman"/>
         <w:color w:val="000000"/>
         <w:sz w:val="24"/>
         <w:szCs w:val="24"/>
@@ -8192,6 +8489,7 @@
     </w:tblStylePr>
     <w:tblStylePr w:type="firstCol">
       <w:rPr>
+        <w:rFonts w:ascii="Times New Roman" w:hAnsi="Times New Roman" w:eastAsia="Times New Roman" w:cs="Times New Roman"/>
         <w:b/>
         <w:bCs/>
         <w:color w:val="000000" w:themeColor="background1"/>
@@ -8213,6 +8511,7 @@
     </w:tblStylePr>
     <w:tblStylePr w:type="lastCol">
       <w:rPr>
+        <w:rFonts w:ascii="Times New Roman" w:hAnsi="Times New Roman" w:eastAsia="Times New Roman" w:cs="Times New Roman"/>
         <w:b/>
         <w:bCs/>
         <w:color w:val="000000" w:themeColor="background1"/>
@@ -8263,6 +8562,7 @@
     </w:tblStylePr>
     <w:tblStylePr w:type="nwCell">
       <w:rPr>
+        <w:rFonts w:ascii="Times New Roman" w:hAnsi="Times New Roman" w:eastAsia="Times New Roman" w:cs="Times New Roman"/>
         <w:color w:val="000000" w:themeColor="background1"/>
         <w:sz w:val="24"/>
         <w:szCs w:val="24"/>
@@ -8289,6 +8589,7 @@
       <w:spacing w:after="0" w:line="240" w:lineRule="auto"/>
     </w:pPr>
     <w:rPr>
+      <w:rFonts w:ascii="Times New Roman" w:hAnsi="Times New Roman" w:eastAsia="Times New Roman" w:cs="Times New Roman"/>
       <w:color w:val="000000" w:themeColor="text1"/>
       <w:sz w:val="24"/>
       <w:szCs w:val="24"/>
@@ -8310,7 +8611,7 @@
     </w:tblPr>
     <w:tblStylePr w:type="firstRow">
       <w:rPr>
-        <w:rFonts w:asciiTheme="majorHAnsi" w:eastAsiaTheme="majorEastAsia" w:hAnsiTheme="majorHAnsi" w:cstheme="majorBidi"/>
+        <w:rFonts w:ascii="Times New Roman" w:hAnsi="Times New Roman" w:eastAsia="Times New Roman" w:cs="Times New Roman"/>
         <w:color w:val="000000"/>
         <w:sz w:val="24"/>
         <w:szCs w:val="24"/>
@@ -8325,6 +8626,7 @@
     </w:tblStylePr>
     <w:tblStylePr w:type="lastRow">
       <w:rPr>
+        <w:rFonts w:ascii="Times New Roman" w:hAnsi="Times New Roman" w:eastAsia="Times New Roman" w:cs="Times New Roman"/>
         <w:b/>
         <w:bCs/>
         <w:color w:val="000000" w:themeColor="text2"/>
@@ -8341,6 +8643,7 @@
     </w:tblStylePr>
     <w:tblStylePr w:type="firstCol">
       <w:rPr>
+        <w:rFonts w:ascii="Times New Roman" w:hAnsi="Times New Roman" w:eastAsia="Times New Roman" w:cs="Times New Roman"/>
         <w:b/>
         <w:bCs/>
         <w:color w:val="000000"/>
@@ -8350,6 +8653,7 @@
     </w:tblStylePr>
     <w:tblStylePr w:type="lastCol">
       <w:rPr>
+        <w:rFonts w:ascii="Times New Roman" w:hAnsi="Times New Roman" w:eastAsia="Times New Roman" w:cs="Times New Roman"/>
         <w:b/>
         <w:bCs/>
         <w:color w:val="000000"/>
@@ -8386,6 +8690,7 @@
       <w:spacing w:after="0" w:line="240" w:lineRule="auto"/>
     </w:pPr>
     <w:rPr>
+      <w:rFonts w:ascii="Times New Roman" w:hAnsi="Times New Roman" w:eastAsia="Times New Roman" w:cs="Times New Roman"/>
       <w:color w:val="000000" w:themeColor="text1"/>
       <w:sz w:val="24"/>
       <w:szCs w:val="24"/>
@@ -8407,7 +8712,7 @@
     </w:tblPr>
     <w:tblStylePr w:type="firstRow">
       <w:rPr>
-        <w:rFonts w:asciiTheme="majorHAnsi" w:eastAsiaTheme="majorEastAsia" w:hAnsiTheme="majorHAnsi" w:cstheme="majorBidi"/>
+        <w:rFonts w:ascii="Times New Roman" w:hAnsi="Times New Roman" w:eastAsia="Times New Roman" w:cs="Times New Roman"/>
         <w:color w:val="000000"/>
         <w:sz w:val="24"/>
         <w:szCs w:val="24"/>
@@ -8422,6 +8727,7 @@
     </w:tblStylePr>
     <w:tblStylePr w:type="lastRow">
       <w:rPr>
+        <w:rFonts w:ascii="Times New Roman" w:hAnsi="Times New Roman" w:eastAsia="Times New Roman" w:cs="Times New Roman"/>
         <w:b/>
         <w:bCs/>
         <w:color w:val="000000" w:themeColor="text2"/>
@@ -8438,6 +8744,7 @@
     </w:tblStylePr>
     <w:tblStylePr w:type="firstCol">
       <w:rPr>
+        <w:rFonts w:ascii="Times New Roman" w:hAnsi="Times New Roman" w:eastAsia="Times New Roman" w:cs="Times New Roman"/>
         <w:b/>
         <w:bCs/>
         <w:color w:val="000000"/>
@@ -8447,6 +8754,7 @@
     </w:tblStylePr>
     <w:tblStylePr w:type="lastCol">
       <w:rPr>
+        <w:rFonts w:ascii="Times New Roman" w:hAnsi="Times New Roman" w:eastAsia="Times New Roman" w:cs="Times New Roman"/>
         <w:b/>
         <w:bCs/>
         <w:color w:val="000000"/>
@@ -8483,6 +8791,7 @@
       <w:spacing w:after="0" w:line="240" w:lineRule="auto"/>
     </w:pPr>
     <w:rPr>
+      <w:rFonts w:ascii="Times New Roman" w:hAnsi="Times New Roman" w:eastAsia="Times New Roman" w:cs="Times New Roman"/>
       <w:color w:val="000000" w:themeColor="text1"/>
       <w:sz w:val="24"/>
       <w:szCs w:val="24"/>
@@ -8504,7 +8813,7 @@
     </w:tblPr>
     <w:tblStylePr w:type="firstRow">
       <w:rPr>
-        <w:rFonts w:asciiTheme="majorHAnsi" w:eastAsiaTheme="majorEastAsia" w:hAnsiTheme="majorHAnsi" w:cstheme="majorBidi"/>
+        <w:rFonts w:ascii="Times New Roman" w:hAnsi="Times New Roman" w:eastAsia="Times New Roman" w:cs="Times New Roman"/>
         <w:color w:val="000000"/>
         <w:sz w:val="24"/>
         <w:szCs w:val="24"/>
@@ -8519,6 +8828,7 @@
     </w:tblStylePr>
     <w:tblStylePr w:type="lastRow">
       <w:rPr>
+        <w:rFonts w:ascii="Times New Roman" w:hAnsi="Times New Roman" w:eastAsia="Times New Roman" w:cs="Times New Roman"/>
         <w:b/>
         <w:bCs/>
         <w:color w:val="000000" w:themeColor="text2"/>
@@ -8535,6 +8845,7 @@
     </w:tblStylePr>
     <w:tblStylePr w:type="firstCol">
       <w:rPr>
+        <w:rFonts w:ascii="Times New Roman" w:hAnsi="Times New Roman" w:eastAsia="Times New Roman" w:cs="Times New Roman"/>
         <w:b/>
         <w:bCs/>
         <w:color w:val="000000"/>
@@ -8544,6 +8855,7 @@
     </w:tblStylePr>
     <w:tblStylePr w:type="lastCol">
       <w:rPr>
+        <w:rFonts w:ascii="Times New Roman" w:hAnsi="Times New Roman" w:eastAsia="Times New Roman" w:cs="Times New Roman"/>
         <w:b/>
         <w:bCs/>
         <w:color w:val="000000"/>
@@ -8580,6 +8892,7 @@
       <w:spacing w:after="0" w:line="240" w:lineRule="auto"/>
     </w:pPr>
     <w:rPr>
+      <w:rFonts w:ascii="Times New Roman" w:hAnsi="Times New Roman" w:eastAsia="Times New Roman" w:cs="Times New Roman"/>
       <w:color w:val="000000" w:themeColor="text1"/>
       <w:sz w:val="24"/>
       <w:szCs w:val="24"/>
@@ -8601,7 +8914,7 @@
     </w:tblPr>
     <w:tblStylePr w:type="firstRow">
       <w:rPr>
-        <w:rFonts w:asciiTheme="majorHAnsi" w:eastAsiaTheme="majorEastAsia" w:hAnsiTheme="majorHAnsi" w:cstheme="majorBidi"/>
+        <w:rFonts w:ascii="Times New Roman" w:hAnsi="Times New Roman" w:eastAsia="Times New Roman" w:cs="Times New Roman"/>
         <w:color w:val="000000"/>
         <w:sz w:val="24"/>
         <w:szCs w:val="24"/>
@@ -8616,6 +8929,7 @@
     </w:tblStylePr>
     <w:tblStylePr w:type="lastRow">
       <w:rPr>
+        <w:rFonts w:ascii="Times New Roman" w:hAnsi="Times New Roman" w:eastAsia="Times New Roman" w:cs="Times New Roman"/>
         <w:b/>
         <w:bCs/>
         <w:color w:val="000000" w:themeColor="text2"/>
@@ -8632,6 +8946,7 @@
     </w:tblStylePr>
     <w:tblStylePr w:type="firstCol">
       <w:rPr>
+        <w:rFonts w:ascii="Times New Roman" w:hAnsi="Times New Roman" w:eastAsia="Times New Roman" w:cs="Times New Roman"/>
         <w:b/>
         <w:bCs/>
         <w:color w:val="000000"/>
@@ -8641,6 +8956,7 @@
     </w:tblStylePr>
     <w:tblStylePr w:type="lastCol">
       <w:rPr>
+        <w:rFonts w:ascii="Times New Roman" w:hAnsi="Times New Roman" w:eastAsia="Times New Roman" w:cs="Times New Roman"/>
         <w:b/>
         <w:bCs/>
         <w:color w:val="000000"/>
@@ -8677,6 +8993,7 @@
       <w:spacing w:after="0" w:line="240" w:lineRule="auto"/>
     </w:pPr>
     <w:rPr>
+      <w:rFonts w:ascii="Times New Roman" w:hAnsi="Times New Roman" w:eastAsia="Times New Roman" w:cs="Times New Roman"/>
       <w:color w:val="000000" w:themeColor="text1"/>
       <w:sz w:val="24"/>
       <w:szCs w:val="24"/>
@@ -8698,7 +9015,7 @@
     </w:tblPr>
     <w:tblStylePr w:type="firstRow">
       <w:rPr>
-        <w:rFonts w:asciiTheme="majorHAnsi" w:eastAsiaTheme="majorEastAsia" w:hAnsiTheme="majorHAnsi" w:cstheme="majorBidi"/>
+        <w:rFonts w:ascii="Times New Roman" w:hAnsi="Times New Roman" w:eastAsia="Times New Roman" w:cs="Times New Roman"/>
         <w:color w:val="000000"/>
         <w:sz w:val="24"/>
         <w:szCs w:val="24"/>
@@ -8713,6 +9030,7 @@
     </w:tblStylePr>
     <w:tblStylePr w:type="lastRow">
       <w:rPr>
+        <w:rFonts w:ascii="Times New Roman" w:hAnsi="Times New Roman" w:eastAsia="Times New Roman" w:cs="Times New Roman"/>
         <w:b/>
         <w:bCs/>
         <w:color w:val="000000" w:themeColor="text2"/>
@@ -8729,6 +9047,7 @@
     </w:tblStylePr>
     <w:tblStylePr w:type="firstCol">
       <w:rPr>
+        <w:rFonts w:ascii="Times New Roman" w:hAnsi="Times New Roman" w:eastAsia="Times New Roman" w:cs="Times New Roman"/>
         <w:b/>
         <w:bCs/>
         <w:color w:val="000000"/>
@@ -8738,6 +9057,7 @@
     </w:tblStylePr>
     <w:tblStylePr w:type="lastCol">
       <w:rPr>
+        <w:rFonts w:ascii="Times New Roman" w:hAnsi="Times New Roman" w:eastAsia="Times New Roman" w:cs="Times New Roman"/>
         <w:b/>
         <w:bCs/>
         <w:color w:val="000000"/>
@@ -8774,6 +9094,7 @@
       <w:spacing w:after="0" w:line="240" w:lineRule="auto"/>
     </w:pPr>
     <w:rPr>
+      <w:rFonts w:ascii="Times New Roman" w:hAnsi="Times New Roman" w:eastAsia="Times New Roman" w:cs="Times New Roman"/>
       <w:color w:val="000000" w:themeColor="text1"/>
       <w:sz w:val="24"/>
       <w:szCs w:val="24"/>
@@ -8795,7 +9116,7 @@
     </w:tblPr>
     <w:tblStylePr w:type="firstRow">
       <w:rPr>
-        <w:rFonts w:asciiTheme="majorHAnsi" w:eastAsiaTheme="majorEastAsia" w:hAnsiTheme="majorHAnsi" w:cstheme="majorBidi"/>
+        <w:rFonts w:ascii="Times New Roman" w:hAnsi="Times New Roman" w:eastAsia="Times New Roman" w:cs="Times New Roman"/>
         <w:color w:val="000000"/>
         <w:sz w:val="24"/>
         <w:szCs w:val="24"/>
@@ -8810,6 +9131,7 @@
     </w:tblStylePr>
     <w:tblStylePr w:type="lastRow">
       <w:rPr>
+        <w:rFonts w:ascii="Times New Roman" w:hAnsi="Times New Roman" w:eastAsia="Times New Roman" w:cs="Times New Roman"/>
         <w:b/>
         <w:bCs/>
         <w:color w:val="000000" w:themeColor="text2"/>
@@ -8826,6 +9148,7 @@
     </w:tblStylePr>
     <w:tblStylePr w:type="firstCol">
       <w:rPr>
+        <w:rFonts w:ascii="Times New Roman" w:hAnsi="Times New Roman" w:eastAsia="Times New Roman" w:cs="Times New Roman"/>
         <w:b/>
         <w:bCs/>
         <w:color w:val="000000"/>
@@ -8835,6 +9158,7 @@
     </w:tblStylePr>
     <w:tblStylePr w:type="lastCol">
       <w:rPr>
+        <w:rFonts w:ascii="Times New Roman" w:hAnsi="Times New Roman" w:eastAsia="Times New Roman" w:cs="Times New Roman"/>
         <w:b/>
         <w:bCs/>
         <w:color w:val="000000"/>
@@ -8871,6 +9195,7 @@
       <w:spacing w:after="0" w:line="240" w:lineRule="auto"/>
     </w:pPr>
     <w:rPr>
+      <w:rFonts w:ascii="Times New Roman" w:hAnsi="Times New Roman" w:eastAsia="Times New Roman" w:cs="Times New Roman"/>
       <w:color w:val="000000" w:themeColor="text1"/>
       <w:sz w:val="24"/>
       <w:szCs w:val="24"/>
@@ -8892,7 +9217,7 @@
     </w:tblPr>
     <w:tblStylePr w:type="firstRow">
       <w:rPr>
-        <w:rFonts w:asciiTheme="majorHAnsi" w:eastAsiaTheme="majorEastAsia" w:hAnsiTheme="majorHAnsi" w:cstheme="majorBidi"/>
+        <w:rFonts w:ascii="Times New Roman" w:hAnsi="Times New Roman" w:eastAsia="Times New Roman" w:cs="Times New Roman"/>
         <w:color w:val="000000"/>
         <w:sz w:val="24"/>
         <w:szCs w:val="24"/>
@@ -8907,6 +9232,7 @@
     </w:tblStylePr>
     <w:tblStylePr w:type="lastRow">
       <w:rPr>
+        <w:rFonts w:ascii="Times New Roman" w:hAnsi="Times New Roman" w:eastAsia="Times New Roman" w:cs="Times New Roman"/>
         <w:b/>
         <w:bCs/>
         <w:color w:val="000000" w:themeColor="text2"/>
@@ -8923,6 +9249,7 @@
     </w:tblStylePr>
     <w:tblStylePr w:type="firstCol">
       <w:rPr>
+        <w:rFonts w:ascii="Times New Roman" w:hAnsi="Times New Roman" w:eastAsia="Times New Roman" w:cs="Times New Roman"/>
         <w:b/>
         <w:bCs/>
         <w:color w:val="000000"/>
@@ -8932,6 +9259,7 @@
     </w:tblStylePr>
     <w:tblStylePr w:type="lastCol">
       <w:rPr>
+        <w:rFonts w:ascii="Times New Roman" w:hAnsi="Times New Roman" w:eastAsia="Times New Roman" w:cs="Times New Roman"/>
         <w:b/>
         <w:bCs/>
         <w:color w:val="000000"/>
@@ -8968,7 +9296,7 @@
       <w:spacing w:after="0" w:line="240" w:lineRule="auto"/>
     </w:pPr>
     <w:rPr>
-      <w:rFonts w:asciiTheme="majorHAnsi" w:eastAsiaTheme="majorEastAsia" w:hAnsiTheme="majorHAnsi" w:cstheme="majorBidi"/>
+      <w:rFonts w:ascii="Times New Roman" w:hAnsi="Times New Roman" w:eastAsia="Times New Roman" w:cs="Times New Roman"/>
       <w:color w:val="000000" w:themeColor="text1"/>
       <w:sz w:val="24"/>
       <w:szCs w:val="24"/>
@@ -8992,6 +9320,7 @@
     </w:tblPr>
     <w:tblStylePr w:type="firstRow">
       <w:rPr>
+        <w:rFonts w:ascii="Times New Roman" w:hAnsi="Times New Roman" w:eastAsia="Times New Roman" w:cs="Times New Roman"/>
         <w:color w:val="000000"/>
         <w:sz w:val="24"/>
         <w:szCs w:val="24"/>
@@ -9099,7 +9428,7 @@
       <w:spacing w:after="0" w:line="240" w:lineRule="auto"/>
     </w:pPr>
     <w:rPr>
-      <w:rFonts w:asciiTheme="majorHAnsi" w:eastAsiaTheme="majorEastAsia" w:hAnsiTheme="majorHAnsi" w:cstheme="majorBidi"/>
+      <w:rFonts w:ascii="Times New Roman" w:hAnsi="Times New Roman" w:eastAsia="Times New Roman" w:cs="Times New Roman"/>
       <w:color w:val="000000" w:themeColor="text1"/>
       <w:sz w:val="24"/>
       <w:szCs w:val="24"/>
@@ -9123,6 +9452,7 @@
     </w:tblPr>
     <w:tblStylePr w:type="firstRow">
       <w:rPr>
+        <w:rFonts w:ascii="Times New Roman" w:hAnsi="Times New Roman" w:eastAsia="Times New Roman" w:cs="Times New Roman"/>
         <w:color w:val="000000"/>
         <w:sz w:val="24"/>
         <w:szCs w:val="24"/>
@@ -9230,7 +9560,7 @@
       <w:spacing w:after="0" w:line="240" w:lineRule="auto"/>
     </w:pPr>
     <w:rPr>
-      <w:rFonts w:asciiTheme="majorHAnsi" w:eastAsiaTheme="majorEastAsia" w:hAnsiTheme="majorHAnsi" w:cstheme="majorBidi"/>
+      <w:rFonts w:ascii="Times New Roman" w:hAnsi="Times New Roman" w:eastAsia="Times New Roman" w:cs="Times New Roman"/>
       <w:color w:val="000000" w:themeColor="text1"/>
       <w:sz w:val="24"/>
       <w:szCs w:val="24"/>
@@ -9254,6 +9584,7 @@
     </w:tblPr>
     <w:tblStylePr w:type="firstRow">
       <w:rPr>
+        <w:rFonts w:ascii="Times New Roman" w:hAnsi="Times New Roman" w:eastAsia="Times New Roman" w:cs="Times New Roman"/>
         <w:color w:val="000000"/>
         <w:sz w:val="24"/>
         <w:szCs w:val="24"/>
@@ -9361,7 +9692,7 @@
       <w:spacing w:after="0" w:line="240" w:lineRule="auto"/>
     </w:pPr>
     <w:rPr>
-      <w:rFonts w:asciiTheme="majorHAnsi" w:eastAsiaTheme="majorEastAsia" w:hAnsiTheme="majorHAnsi" w:cstheme="majorBidi"/>
+      <w:rFonts w:ascii="Times New Roman" w:hAnsi="Times New Roman" w:eastAsia="Times New Roman" w:cs="Times New Roman"/>
       <w:color w:val="000000" w:themeColor="text1"/>
       <w:sz w:val="24"/>
       <w:szCs w:val="24"/>
@@ -9385,6 +9716,7 @@
     </w:tblPr>
     <w:tblStylePr w:type="firstRow">
       <w:rPr>
+        <w:rFonts w:ascii="Times New Roman" w:hAnsi="Times New Roman" w:eastAsia="Times New Roman" w:cs="Times New Roman"/>
         <w:color w:val="000000"/>
         <w:sz w:val="24"/>
         <w:szCs w:val="24"/>
@@ -9492,7 +9824,7 @@
       <w:spacing w:after="0" w:line="240" w:lineRule="auto"/>
     </w:pPr>
     <w:rPr>
-      <w:rFonts w:asciiTheme="majorHAnsi" w:eastAsiaTheme="majorEastAsia" w:hAnsiTheme="majorHAnsi" w:cstheme="majorBidi"/>
+      <w:rFonts w:ascii="Times New Roman" w:hAnsi="Times New Roman" w:eastAsia="Times New Roman" w:cs="Times New Roman"/>
       <w:color w:val="000000" w:themeColor="text1"/>
       <w:sz w:val="24"/>
       <w:szCs w:val="24"/>
@@ -9516,6 +9848,7 @@
     </w:tblPr>
     <w:tblStylePr w:type="firstRow">
       <w:rPr>
+        <w:rFonts w:ascii="Times New Roman" w:hAnsi="Times New Roman" w:eastAsia="Times New Roman" w:cs="Times New Roman"/>
         <w:color w:val="000000"/>
         <w:sz w:val="24"/>
         <w:szCs w:val="24"/>
@@ -9623,7 +9956,7 @@
       <w:spacing w:after="0" w:line="240" w:lineRule="auto"/>
     </w:pPr>
     <w:rPr>
-      <w:rFonts w:asciiTheme="majorHAnsi" w:eastAsiaTheme="majorEastAsia" w:hAnsiTheme="majorHAnsi" w:cstheme="majorBidi"/>
+      <w:rFonts w:ascii="Times New Roman" w:hAnsi="Times New Roman" w:eastAsia="Times New Roman" w:cs="Times New Roman"/>
       <w:color w:val="000000" w:themeColor="text1"/>
       <w:sz w:val="24"/>
       <w:szCs w:val="24"/>
@@ -9647,6 +9980,7 @@
     </w:tblPr>
     <w:tblStylePr w:type="firstRow">
       <w:rPr>
+        <w:rFonts w:ascii="Times New Roman" w:hAnsi="Times New Roman" w:eastAsia="Times New Roman" w:cs="Times New Roman"/>
         <w:color w:val="000000"/>
         <w:sz w:val="24"/>
         <w:szCs w:val="24"/>
@@ -9754,7 +10088,7 @@
       <w:spacing w:after="0" w:line="240" w:lineRule="auto"/>
     </w:pPr>
     <w:rPr>
-      <w:rFonts w:asciiTheme="majorHAnsi" w:eastAsiaTheme="majorEastAsia" w:hAnsiTheme="majorHAnsi" w:cstheme="majorBidi"/>
+      <w:rFonts w:ascii="Times New Roman" w:hAnsi="Times New Roman" w:eastAsia="Times New Roman" w:cs="Times New Roman"/>
       <w:color w:val="000000" w:themeColor="text1"/>
       <w:sz w:val="24"/>
       <w:szCs w:val="24"/>
@@ -9778,6 +10112,7 @@
     </w:tblPr>
     <w:tblStylePr w:type="firstRow">
       <w:rPr>
+        <w:rFonts w:ascii="Times New Roman" w:hAnsi="Times New Roman" w:eastAsia="Times New Roman" w:cs="Times New Roman"/>
         <w:color w:val="000000"/>
         <w:sz w:val="24"/>
         <w:szCs w:val="24"/>
@@ -9908,6 +10243,7 @@
     </w:tcPr>
     <w:tblStylePr w:type="firstRow">
       <w:rPr>
+        <w:rFonts w:ascii="Times New Roman" w:hAnsi="Times New Roman" w:eastAsia="Times New Roman" w:cs="Times New Roman"/>
         <w:b/>
         <w:bCs/>
         <w:color w:val="000000"/>
@@ -9917,6 +10253,7 @@
     </w:tblStylePr>
     <w:tblStylePr w:type="lastRow">
       <w:rPr>
+        <w:rFonts w:ascii="Times New Roman" w:hAnsi="Times New Roman" w:eastAsia="Times New Roman" w:cs="Times New Roman"/>
         <w:b/>
         <w:bCs/>
         <w:color w:val="000000"/>
@@ -9932,6 +10269,7 @@
     </w:tblStylePr>
     <w:tblStylePr w:type="firstCol">
       <w:rPr>
+        <w:rFonts w:ascii="Times New Roman" w:hAnsi="Times New Roman" w:eastAsia="Times New Roman" w:cs="Times New Roman"/>
         <w:b/>
         <w:bCs/>
         <w:color w:val="000000"/>
@@ -9941,6 +10279,7 @@
     </w:tblStylePr>
     <w:tblStylePr w:type="lastCol">
       <w:rPr>
+        <w:rFonts w:ascii="Times New Roman" w:hAnsi="Times New Roman" w:eastAsia="Times New Roman" w:cs="Times New Roman"/>
         <w:b/>
         <w:bCs/>
         <w:color w:val="000000"/>
@@ -9993,6 +10332,7 @@
     </w:tcPr>
     <w:tblStylePr w:type="firstRow">
       <w:rPr>
+        <w:rFonts w:ascii="Times New Roman" w:hAnsi="Times New Roman" w:eastAsia="Times New Roman" w:cs="Times New Roman"/>
         <w:b/>
         <w:bCs/>
         <w:color w:val="000000"/>
@@ -10002,6 +10342,7 @@
     </w:tblStylePr>
     <w:tblStylePr w:type="lastRow">
       <w:rPr>
+        <w:rFonts w:ascii="Times New Roman" w:hAnsi="Times New Roman" w:eastAsia="Times New Roman" w:cs="Times New Roman"/>
         <w:b/>
         <w:bCs/>
         <w:color w:val="000000"/>
@@ -10017,6 +10358,7 @@
     </w:tblStylePr>
     <w:tblStylePr w:type="firstCol">
       <w:rPr>
+        <w:rFonts w:ascii="Times New Roman" w:hAnsi="Times New Roman" w:eastAsia="Times New Roman" w:cs="Times New Roman"/>
         <w:b/>
         <w:bCs/>
         <w:color w:val="000000"/>
@@ -10026,6 +10368,7 @@
     </w:tblStylePr>
     <w:tblStylePr w:type="lastCol">
       <w:rPr>
+        <w:rFonts w:ascii="Times New Roman" w:hAnsi="Times New Roman" w:eastAsia="Times New Roman" w:cs="Times New Roman"/>
         <w:b/>
         <w:bCs/>
         <w:color w:val="000000"/>
@@ -10078,6 +10421,7 @@
     </w:tcPr>
     <w:tblStylePr w:type="firstRow">
       <w:rPr>
+        <w:rFonts w:ascii="Times New Roman" w:hAnsi="Times New Roman" w:eastAsia="Times New Roman" w:cs="Times New Roman"/>
         <w:b/>
         <w:bCs/>
         <w:color w:val="000000"/>
@@ -10087,6 +10431,7 @@
     </w:tblStylePr>
     <w:tblStylePr w:type="lastRow">
       <w:rPr>
+        <w:rFonts w:ascii="Times New Roman" w:hAnsi="Times New Roman" w:eastAsia="Times New Roman" w:cs="Times New Roman"/>
         <w:b/>
         <w:bCs/>
         <w:color w:val="000000"/>
@@ -10102,6 +10447,7 @@
     </w:tblStylePr>
     <w:tblStylePr w:type="firstCol">
       <w:rPr>
+        <w:rFonts w:ascii="Times New Roman" w:hAnsi="Times New Roman" w:eastAsia="Times New Roman" w:cs="Times New Roman"/>
         <w:b/>
         <w:bCs/>
         <w:color w:val="000000"/>
@@ -10111,6 +10457,7 @@
     </w:tblStylePr>
     <w:tblStylePr w:type="lastCol">
       <w:rPr>
+        <w:rFonts w:ascii="Times New Roman" w:hAnsi="Times New Roman" w:eastAsia="Times New Roman" w:cs="Times New Roman"/>
         <w:b/>
         <w:bCs/>
         <w:color w:val="000000"/>
@@ -10163,6 +10510,7 @@
     </w:tcPr>
     <w:tblStylePr w:type="firstRow">
       <w:rPr>
+        <w:rFonts w:ascii="Times New Roman" w:hAnsi="Times New Roman" w:eastAsia="Times New Roman" w:cs="Times New Roman"/>
         <w:b/>
         <w:bCs/>
         <w:color w:val="000000"/>
@@ -10172,6 +10520,7 @@
     </w:tblStylePr>
     <w:tblStylePr w:type="lastRow">
       <w:rPr>
+        <w:rFonts w:ascii="Times New Roman" w:hAnsi="Times New Roman" w:eastAsia="Times New Roman" w:cs="Times New Roman"/>
         <w:b/>
         <w:bCs/>
         <w:color w:val="000000"/>
@@ -10187,6 +10536,7 @@
     </w:tblStylePr>
     <w:tblStylePr w:type="firstCol">
       <w:rPr>
+        <w:rFonts w:ascii="Times New Roman" w:hAnsi="Times New Roman" w:eastAsia="Times New Roman" w:cs="Times New Roman"/>
         <w:b/>
         <w:bCs/>
         <w:color w:val="000000"/>
@@ -10196,6 +10546,7 @@
     </w:tblStylePr>
     <w:tblStylePr w:type="lastCol">
       <w:rPr>
+        <w:rFonts w:ascii="Times New Roman" w:hAnsi="Times New Roman" w:eastAsia="Times New Roman" w:cs="Times New Roman"/>
         <w:b/>
         <w:bCs/>
         <w:color w:val="000000"/>
@@ -10248,6 +10599,7 @@
     </w:tcPr>
     <w:tblStylePr w:type="firstRow">
       <w:rPr>
+        <w:rFonts w:ascii="Times New Roman" w:hAnsi="Times New Roman" w:eastAsia="Times New Roman" w:cs="Times New Roman"/>
         <w:b/>
         <w:bCs/>
         <w:color w:val="000000"/>
@@ -10257,6 +10609,7 @@
     </w:tblStylePr>
     <w:tblStylePr w:type="lastRow">
       <w:rPr>
+        <w:rFonts w:ascii="Times New Roman" w:hAnsi="Times New Roman" w:eastAsia="Times New Roman" w:cs="Times New Roman"/>
         <w:b/>
         <w:bCs/>
         <w:color w:val="000000"/>
@@ -10272,6 +10625,7 @@
     </w:tblStylePr>
     <w:tblStylePr w:type="firstCol">
       <w:rPr>
+        <w:rFonts w:ascii="Times New Roman" w:hAnsi="Times New Roman" w:eastAsia="Times New Roman" w:cs="Times New Roman"/>
         <w:b/>
         <w:bCs/>
         <w:color w:val="000000"/>
@@ -10281,6 +10635,7 @@
     </w:tblStylePr>
     <w:tblStylePr w:type="lastCol">
       <w:rPr>
+        <w:rFonts w:ascii="Times New Roman" w:hAnsi="Times New Roman" w:eastAsia="Times New Roman" w:cs="Times New Roman"/>
         <w:b/>
         <w:bCs/>
         <w:color w:val="000000"/>
@@ -10333,6 +10688,7 @@
     </w:tcPr>
     <w:tblStylePr w:type="firstRow">
       <w:rPr>
+        <w:rFonts w:ascii="Times New Roman" w:hAnsi="Times New Roman" w:eastAsia="Times New Roman" w:cs="Times New Roman"/>
         <w:b/>
         <w:bCs/>
         <w:color w:val="000000"/>
@@ -10342,6 +10698,7 @@
     </w:tblStylePr>
     <w:tblStylePr w:type="lastRow">
       <w:rPr>
+        <w:rFonts w:ascii="Times New Roman" w:hAnsi="Times New Roman" w:eastAsia="Times New Roman" w:cs="Times New Roman"/>
         <w:b/>
         <w:bCs/>
         <w:color w:val="000000"/>
@@ -10357,6 +10714,7 @@
     </w:tblStylePr>
     <w:tblStylePr w:type="firstCol">
       <w:rPr>
+        <w:rFonts w:ascii="Times New Roman" w:hAnsi="Times New Roman" w:eastAsia="Times New Roman" w:cs="Times New Roman"/>
         <w:b/>
         <w:bCs/>
         <w:color w:val="000000"/>
@@ -10366,6 +10724,7 @@
     </w:tblStylePr>
     <w:tblStylePr w:type="lastCol">
       <w:rPr>
+        <w:rFonts w:ascii="Times New Roman" w:hAnsi="Times New Roman" w:eastAsia="Times New Roman" w:cs="Times New Roman"/>
         <w:b/>
         <w:bCs/>
         <w:color w:val="000000"/>
@@ -10418,6 +10777,7 @@
     </w:tcPr>
     <w:tblStylePr w:type="firstRow">
       <w:rPr>
+        <w:rFonts w:ascii="Times New Roman" w:hAnsi="Times New Roman" w:eastAsia="Times New Roman" w:cs="Times New Roman"/>
         <w:b/>
         <w:bCs/>
         <w:color w:val="000000"/>
@@ -10427,6 +10787,7 @@
     </w:tblStylePr>
     <w:tblStylePr w:type="lastRow">
       <w:rPr>
+        <w:rFonts w:ascii="Times New Roman" w:hAnsi="Times New Roman" w:eastAsia="Times New Roman" w:cs="Times New Roman"/>
         <w:b/>
         <w:bCs/>
         <w:color w:val="000000"/>
@@ -10442,6 +10803,7 @@
     </w:tblStylePr>
     <w:tblStylePr w:type="firstCol">
       <w:rPr>
+        <w:rFonts w:ascii="Times New Roman" w:hAnsi="Times New Roman" w:eastAsia="Times New Roman" w:cs="Times New Roman"/>
         <w:b/>
         <w:bCs/>
         <w:color w:val="000000"/>
@@ -10451,6 +10813,7 @@
     </w:tblStylePr>
     <w:tblStylePr w:type="lastCol">
       <w:rPr>
+        <w:rFonts w:ascii="Times New Roman" w:hAnsi="Times New Roman" w:eastAsia="Times New Roman" w:cs="Times New Roman"/>
         <w:b/>
         <w:bCs/>
         <w:color w:val="000000"/>
@@ -10480,7 +10843,7 @@
       <w:spacing w:after="0" w:line="240" w:lineRule="auto"/>
     </w:pPr>
     <w:rPr>
-      <w:rFonts w:asciiTheme="majorHAnsi" w:eastAsiaTheme="majorEastAsia" w:hAnsiTheme="majorHAnsi" w:cstheme="majorBidi"/>
+      <w:rFonts w:ascii="Times New Roman" w:hAnsi="Times New Roman" w:eastAsia="Times New Roman" w:cs="Times New Roman"/>
       <w:color w:val="000000" w:themeColor="text1"/>
       <w:sz w:val="24"/>
       <w:szCs w:val="24"/>
@@ -10509,6 +10872,7 @@
     </w:tcPr>
     <w:tblStylePr w:type="firstRow">
       <w:rPr>
+        <w:rFonts w:ascii="Times New Roman" w:hAnsi="Times New Roman" w:eastAsia="Times New Roman" w:cs="Times New Roman"/>
         <w:b/>
         <w:bCs/>
         <w:color w:val="000000" w:themeColor="text1"/>
@@ -10522,6 +10886,7 @@
     </w:tblStylePr>
     <w:tblStylePr w:type="lastRow">
       <w:rPr>
+        <w:rFonts w:ascii="Times New Roman" w:hAnsi="Times New Roman" w:eastAsia="Times New Roman" w:cs="Times New Roman"/>
         <w:b/>
         <w:bCs/>
         <w:color w:val="000000" w:themeColor="text1"/>
@@ -10543,6 +10908,7 @@
     </w:tblStylePr>
     <w:tblStylePr w:type="firstCol">
       <w:rPr>
+        <w:rFonts w:ascii="Times New Roman" w:hAnsi="Times New Roman" w:eastAsia="Times New Roman" w:cs="Times New Roman"/>
         <w:b/>
         <w:bCs/>
         <w:color w:val="000000" w:themeColor="text1"/>
@@ -10564,6 +10930,7 @@
     </w:tblStylePr>
     <w:tblStylePr w:type="lastCol">
       <w:rPr>
+        <w:rFonts w:ascii="Times New Roman" w:hAnsi="Times New Roman" w:eastAsia="Times New Roman" w:cs="Times New Roman"/>
         <w:b w:val="0"/>
         <w:bCs w:val="0"/>
         <w:color w:val="000000" w:themeColor="text1"/>
@@ -10615,7 +10982,7 @@
       <w:spacing w:after="0" w:line="240" w:lineRule="auto"/>
     </w:pPr>
     <w:rPr>
-      <w:rFonts w:asciiTheme="majorHAnsi" w:eastAsiaTheme="majorEastAsia" w:hAnsiTheme="majorHAnsi" w:cstheme="majorBidi"/>
+      <w:rFonts w:ascii="Times New Roman" w:hAnsi="Times New Roman" w:eastAsia="Times New Roman" w:cs="Times New Roman"/>
       <w:color w:val="000000" w:themeColor="text1"/>
       <w:sz w:val="24"/>
       <w:szCs w:val="24"/>
@@ -10644,6 +11011,7 @@
     </w:tcPr>
     <w:tblStylePr w:type="firstRow">
       <w:rPr>
+        <w:rFonts w:ascii="Times New Roman" w:hAnsi="Times New Roman" w:eastAsia="Times New Roman" w:cs="Times New Roman"/>
         <w:b/>
         <w:bCs/>
         <w:color w:val="000000" w:themeColor="text1"/>
@@ -10657,6 +11025,7 @@
     </w:tblStylePr>
     <w:tblStylePr w:type="lastRow">
       <w:rPr>
+        <w:rFonts w:ascii="Times New Roman" w:hAnsi="Times New Roman" w:eastAsia="Times New Roman" w:cs="Times New Roman"/>
         <w:b/>
         <w:bCs/>
         <w:color w:val="000000" w:themeColor="text1"/>
@@ -10678,6 +11047,7 @@
     </w:tblStylePr>
     <w:tblStylePr w:type="firstCol">
       <w:rPr>
+        <w:rFonts w:ascii="Times New Roman" w:hAnsi="Times New Roman" w:eastAsia="Times New Roman" w:cs="Times New Roman"/>
         <w:b/>
         <w:bCs/>
         <w:color w:val="000000" w:themeColor="text1"/>
@@ -10699,6 +11069,7 @@
     </w:tblStylePr>
     <w:tblStylePr w:type="lastCol">
       <w:rPr>
+        <w:rFonts w:ascii="Times New Roman" w:hAnsi="Times New Roman" w:eastAsia="Times New Roman" w:cs="Times New Roman"/>
         <w:b w:val="0"/>
         <w:bCs w:val="0"/>
         <w:color w:val="000000" w:themeColor="text1"/>
@@ -10750,7 +11121,7 @@
       <w:spacing w:after="0" w:line="240" w:lineRule="auto"/>
     </w:pPr>
     <w:rPr>
-      <w:rFonts w:asciiTheme="majorHAnsi" w:eastAsiaTheme="majorEastAsia" w:hAnsiTheme="majorHAnsi" w:cstheme="majorBidi"/>
+      <w:rFonts w:ascii="Times New Roman" w:hAnsi="Times New Roman" w:eastAsia="Times New Roman" w:cs="Times New Roman"/>
       <w:color w:val="000000" w:themeColor="text1"/>
       <w:sz w:val="24"/>
       <w:szCs w:val="24"/>
@@ -10779,6 +11150,7 @@
     </w:tcPr>
     <w:tblStylePr w:type="firstRow">
       <w:rPr>
+        <w:rFonts w:ascii="Times New Roman" w:hAnsi="Times New Roman" w:eastAsia="Times New Roman" w:cs="Times New Roman"/>
         <w:b/>
         <w:bCs/>
         <w:color w:val="000000" w:themeColor="text1"/>
@@ -10792,6 +11164,7 @@
     </w:tblStylePr>
     <w:tblStylePr w:type="lastRow">
       <w:rPr>
+        <w:rFonts w:ascii="Times New Roman" w:hAnsi="Times New Roman" w:eastAsia="Times New Roman" w:cs="Times New Roman"/>
         <w:b/>
         <w:bCs/>
         <w:color w:val="000000" w:themeColor="text1"/>
@@ -10813,6 +11186,7 @@
     </w:tblStylePr>
     <w:tblStylePr w:type="firstCol">
       <w:rPr>
+        <w:rFonts w:ascii="Times New Roman" w:hAnsi="Times New Roman" w:eastAsia="Times New Roman" w:cs="Times New Roman"/>
         <w:b/>
         <w:bCs/>
         <w:color w:val="000000" w:themeColor="text1"/>
@@ -10834,6 +11208,7 @@
     </w:tblStylePr>
     <w:tblStylePr w:type="lastCol">
       <w:rPr>
+        <w:rFonts w:ascii="Times New Roman" w:hAnsi="Times New Roman" w:eastAsia="Times New Roman" w:cs="Times New Roman"/>
         <w:b w:val="0"/>
         <w:bCs w:val="0"/>
         <w:color w:val="000000" w:themeColor="text1"/>
@@ -10885,7 +11260,7 @@
       <w:spacing w:after="0" w:line="240" w:lineRule="auto"/>
     </w:pPr>
     <w:rPr>
-      <w:rFonts w:asciiTheme="majorHAnsi" w:eastAsiaTheme="majorEastAsia" w:hAnsiTheme="majorHAnsi" w:cstheme="majorBidi"/>
+      <w:rFonts w:ascii="Times New Roman" w:hAnsi="Times New Roman" w:eastAsia="Times New Roman" w:cs="Times New Roman"/>
       <w:color w:val="000000" w:themeColor="text1"/>
       <w:sz w:val="24"/>
       <w:szCs w:val="24"/>
@@ -10914,6 +11289,7 @@
     </w:tcPr>
     <w:tblStylePr w:type="firstRow">
       <w:rPr>
+        <w:rFonts w:ascii="Times New Roman" w:hAnsi="Times New Roman" w:eastAsia="Times New Roman" w:cs="Times New Roman"/>
         <w:b/>
         <w:bCs/>
         <w:color w:val="000000" w:themeColor="text1"/>
@@ -10927,6 +11303,7 @@
     </w:tblStylePr>
     <w:tblStylePr w:type="lastRow">
       <w:rPr>
+        <w:rFonts w:ascii="Times New Roman" w:hAnsi="Times New Roman" w:eastAsia="Times New Roman" w:cs="Times New Roman"/>
         <w:b/>
         <w:bCs/>
         <w:color w:val="000000" w:themeColor="text1"/>
@@ -10948,6 +11325,7 @@
     </w:tblStylePr>
     <w:tblStylePr w:type="firstCol">
       <w:rPr>
+        <w:rFonts w:ascii="Times New Roman" w:hAnsi="Times New Roman" w:eastAsia="Times New Roman" w:cs="Times New Roman"/>
         <w:b/>
         <w:bCs/>
         <w:color w:val="000000" w:themeColor="text1"/>
@@ -10969,6 +11347,7 @@
     </w:tblStylePr>
     <w:tblStylePr w:type="lastCol">
       <w:rPr>
+        <w:rFonts w:ascii="Times New Roman" w:hAnsi="Times New Roman" w:eastAsia="Times New Roman" w:cs="Times New Roman"/>
         <w:b w:val="0"/>
         <w:bCs w:val="0"/>
         <w:color w:val="000000" w:themeColor="text1"/>
@@ -11020,7 +11399,7 @@
       <w:spacing w:after="0" w:line="240" w:lineRule="auto"/>
     </w:pPr>
     <w:rPr>
-      <w:rFonts w:asciiTheme="majorHAnsi" w:eastAsiaTheme="majorEastAsia" w:hAnsiTheme="majorHAnsi" w:cstheme="majorBidi"/>
+      <w:rFonts w:ascii="Times New Roman" w:hAnsi="Times New Roman" w:eastAsia="Times New Roman" w:cs="Times New Roman"/>
       <w:color w:val="000000" w:themeColor="text1"/>
       <w:sz w:val="24"/>
       <w:szCs w:val="24"/>
@@ -11049,6 +11428,7 @@
     </w:tcPr>
     <w:tblStylePr w:type="firstRow">
       <w:rPr>
+        <w:rFonts w:ascii="Times New Roman" w:hAnsi="Times New Roman" w:eastAsia="Times New Roman" w:cs="Times New Roman"/>
         <w:b/>
         <w:bCs/>
         <w:color w:val="000000" w:themeColor="text1"/>
@@ -11062,6 +11442,7 @@
     </w:tblStylePr>
     <w:tblStylePr w:type="lastRow">
       <w:rPr>
+        <w:rFonts w:ascii="Times New Roman" w:hAnsi="Times New Roman" w:eastAsia="Times New Roman" w:cs="Times New Roman"/>
         <w:b/>
         <w:bCs/>
         <w:color w:val="000000" w:themeColor="text1"/>
@@ -11083,6 +11464,7 @@
     </w:tblStylePr>
     <w:tblStylePr w:type="firstCol">
       <w:rPr>
+        <w:rFonts w:ascii="Times New Roman" w:hAnsi="Times New Roman" w:eastAsia="Times New Roman" w:cs="Times New Roman"/>
         <w:b/>
         <w:bCs/>
         <w:color w:val="000000" w:themeColor="text1"/>
@@ -11104,6 +11486,7 @@
     </w:tblStylePr>
     <w:tblStylePr w:type="lastCol">
       <w:rPr>
+        <w:rFonts w:ascii="Times New Roman" w:hAnsi="Times New Roman" w:eastAsia="Times New Roman" w:cs="Times New Roman"/>
         <w:b w:val="0"/>
         <w:bCs w:val="0"/>
         <w:color w:val="000000" w:themeColor="text1"/>
@@ -11155,7 +11538,7 @@
       <w:spacing w:after="0" w:line="240" w:lineRule="auto"/>
     </w:pPr>
     <w:rPr>
-      <w:rFonts w:asciiTheme="majorHAnsi" w:eastAsiaTheme="majorEastAsia" w:hAnsiTheme="majorHAnsi" w:cstheme="majorBidi"/>
+      <w:rFonts w:ascii="Times New Roman" w:hAnsi="Times New Roman" w:eastAsia="Times New Roman" w:cs="Times New Roman"/>
       <w:color w:val="000000" w:themeColor="text1"/>
       <w:sz w:val="24"/>
       <w:szCs w:val="24"/>
@@ -11184,6 +11567,7 @@
     </w:tcPr>
     <w:tblStylePr w:type="firstRow">
       <w:rPr>
+        <w:rFonts w:ascii="Times New Roman" w:hAnsi="Times New Roman" w:eastAsia="Times New Roman" w:cs="Times New Roman"/>
         <w:b/>
         <w:bCs/>
         <w:color w:val="000000" w:themeColor="text1"/>
@@ -11197,6 +11581,7 @@
     </w:tblStylePr>
     <w:tblStylePr w:type="lastRow">
       <w:rPr>
+        <w:rFonts w:ascii="Times New Roman" w:hAnsi="Times New Roman" w:eastAsia="Times New Roman" w:cs="Times New Roman"/>
         <w:b/>
         <w:bCs/>
         <w:color w:val="000000" w:themeColor="text1"/>
@@ -11218,6 +11603,7 @@
     </w:tblStylePr>
     <w:tblStylePr w:type="firstCol">
       <w:rPr>
+        <w:rFonts w:ascii="Times New Roman" w:hAnsi="Times New Roman" w:eastAsia="Times New Roman" w:cs="Times New Roman"/>
         <w:b/>
         <w:bCs/>
         <w:color w:val="000000" w:themeColor="text1"/>
@@ -11239,6 +11625,7 @@
     </w:tblStylePr>
     <w:tblStylePr w:type="lastCol">
       <w:rPr>
+        <w:rFonts w:ascii="Times New Roman" w:hAnsi="Times New Roman" w:eastAsia="Times New Roman" w:cs="Times New Roman"/>
         <w:b w:val="0"/>
         <w:bCs w:val="0"/>
         <w:color w:val="000000" w:themeColor="text1"/>
@@ -11290,7 +11677,7 @@
       <w:spacing w:after="0" w:line="240" w:lineRule="auto"/>
     </w:pPr>
     <w:rPr>
-      <w:rFonts w:asciiTheme="majorHAnsi" w:eastAsiaTheme="majorEastAsia" w:hAnsiTheme="majorHAnsi" w:cstheme="majorBidi"/>
+      <w:rFonts w:ascii="Times New Roman" w:hAnsi="Times New Roman" w:eastAsia="Times New Roman" w:cs="Times New Roman"/>
       <w:color w:val="000000" w:themeColor="text1"/>
       <w:sz w:val="24"/>
       <w:szCs w:val="24"/>
@@ -11319,6 +11706,7 @@
     </w:tcPr>
     <w:tblStylePr w:type="firstRow">
       <w:rPr>
+        <w:rFonts w:ascii="Times New Roman" w:hAnsi="Times New Roman" w:eastAsia="Times New Roman" w:cs="Times New Roman"/>
         <w:b/>
         <w:bCs/>
         <w:color w:val="000000" w:themeColor="text1"/>
@@ -11332,6 +11720,7 @@
     </w:tblStylePr>
     <w:tblStylePr w:type="lastRow">
       <w:rPr>
+        <w:rFonts w:ascii="Times New Roman" w:hAnsi="Times New Roman" w:eastAsia="Times New Roman" w:cs="Times New Roman"/>
         <w:b/>
         <w:bCs/>
         <w:color w:val="000000" w:themeColor="text1"/>
@@ -11353,6 +11742,7 @@
     </w:tblStylePr>
     <w:tblStylePr w:type="firstCol">
       <w:rPr>
+        <w:rFonts w:ascii="Times New Roman" w:hAnsi="Times New Roman" w:eastAsia="Times New Roman" w:cs="Times New Roman"/>
         <w:b/>
         <w:bCs/>
         <w:color w:val="000000" w:themeColor="text1"/>
@@ -11374,6 +11764,7 @@
     </w:tblStylePr>
     <w:tblStylePr w:type="lastCol">
       <w:rPr>
+        <w:rFonts w:ascii="Times New Roman" w:hAnsi="Times New Roman" w:eastAsia="Times New Roman" w:cs="Times New Roman"/>
         <w:b w:val="0"/>
         <w:bCs w:val="0"/>
         <w:color w:val="000000" w:themeColor="text1"/>
@@ -11448,6 +11839,7 @@
     </w:tcPr>
     <w:tblStylePr w:type="firstRow">
       <w:rPr>
+        <w:rFonts w:ascii="Times New Roman" w:hAnsi="Times New Roman" w:eastAsia="Times New Roman" w:cs="Times New Roman"/>
         <w:b/>
         <w:bCs/>
         <w:i w:val="0"/>
@@ -11471,6 +11863,7 @@
     </w:tblStylePr>
     <w:tblStylePr w:type="lastRow">
       <w:rPr>
+        <w:rFonts w:ascii="Times New Roman" w:hAnsi="Times New Roman" w:eastAsia="Times New Roman" w:cs="Times New Roman"/>
         <w:b/>
         <w:bCs/>
         <w:i w:val="0"/>
@@ -11494,6 +11887,7 @@
     </w:tblStylePr>
     <w:tblStylePr w:type="firstCol">
       <w:rPr>
+        <w:rFonts w:ascii="Times New Roman" w:hAnsi="Times New Roman" w:eastAsia="Times New Roman" w:cs="Times New Roman"/>
         <w:b/>
         <w:bCs/>
         <w:i w:val="0"/>
@@ -11515,6 +11909,7 @@
     </w:tblStylePr>
     <w:tblStylePr w:type="lastCol">
       <w:rPr>
+        <w:rFonts w:ascii="Times New Roman" w:hAnsi="Times New Roman" w:eastAsia="Times New Roman" w:cs="Times New Roman"/>
         <w:b/>
         <w:bCs/>
         <w:i w:val="0"/>
@@ -11597,6 +11992,7 @@
     </w:tcPr>
     <w:tblStylePr w:type="firstRow">
       <w:rPr>
+        <w:rFonts w:ascii="Times New Roman" w:hAnsi="Times New Roman" w:eastAsia="Times New Roman" w:cs="Times New Roman"/>
         <w:b/>
         <w:bCs/>
         <w:i w:val="0"/>
@@ -11620,6 +12016,7 @@
     </w:tblStylePr>
     <w:tblStylePr w:type="lastRow">
       <w:rPr>
+        <w:rFonts w:ascii="Times New Roman" w:hAnsi="Times New Roman" w:eastAsia="Times New Roman" w:cs="Times New Roman"/>
         <w:b/>
         <w:bCs/>
         <w:i w:val="0"/>
@@ -11643,6 +12040,7 @@
     </w:tblStylePr>
     <w:tblStylePr w:type="firstCol">
       <w:rPr>
+        <w:rFonts w:ascii="Times New Roman" w:hAnsi="Times New Roman" w:eastAsia="Times New Roman" w:cs="Times New Roman"/>
         <w:b/>
         <w:bCs/>
         <w:i w:val="0"/>
@@ -11664,6 +12062,7 @@
     </w:tblStylePr>
     <w:tblStylePr w:type="lastCol">
       <w:rPr>
+        <w:rFonts w:ascii="Times New Roman" w:hAnsi="Times New Roman" w:eastAsia="Times New Roman" w:cs="Times New Roman"/>
         <w:b/>
         <w:bCs/>
         <w:i w:val="0"/>
@@ -11746,6 +12145,7 @@
     </w:tcPr>
     <w:tblStylePr w:type="firstRow">
       <w:rPr>
+        <w:rFonts w:ascii="Times New Roman" w:hAnsi="Times New Roman" w:eastAsia="Times New Roman" w:cs="Times New Roman"/>
         <w:b/>
         <w:bCs/>
         <w:i w:val="0"/>
@@ -11769,6 +12169,7 @@
     </w:tblStylePr>
     <w:tblStylePr w:type="lastRow">
       <w:rPr>
+        <w:rFonts w:ascii="Times New Roman" w:hAnsi="Times New Roman" w:eastAsia="Times New Roman" w:cs="Times New Roman"/>
         <w:b/>
         <w:bCs/>
         <w:i w:val="0"/>
@@ -11792,6 +12193,7 @@
     </w:tblStylePr>
     <w:tblStylePr w:type="firstCol">
       <w:rPr>
+        <w:rFonts w:ascii="Times New Roman" w:hAnsi="Times New Roman" w:eastAsia="Times New Roman" w:cs="Times New Roman"/>
         <w:b/>
         <w:bCs/>
         <w:i w:val="0"/>
@@ -11813,6 +12215,7 @@
     </w:tblStylePr>
     <w:tblStylePr w:type="lastCol">
       <w:rPr>
+        <w:rFonts w:ascii="Times New Roman" w:hAnsi="Times New Roman" w:eastAsia="Times New Roman" w:cs="Times New Roman"/>
         <w:b/>
         <w:bCs/>
         <w:i w:val="0"/>
@@ -11895,6 +12298,7 @@
     </w:tcPr>
     <w:tblStylePr w:type="firstRow">
       <w:rPr>
+        <w:rFonts w:ascii="Times New Roman" w:hAnsi="Times New Roman" w:eastAsia="Times New Roman" w:cs="Times New Roman"/>
         <w:b/>
         <w:bCs/>
         <w:i w:val="0"/>
@@ -11918,6 +12322,7 @@
     </w:tblStylePr>
     <w:tblStylePr w:type="lastRow">
       <w:rPr>
+        <w:rFonts w:ascii="Times New Roman" w:hAnsi="Times New Roman" w:eastAsia="Times New Roman" w:cs="Times New Roman"/>
         <w:b/>
         <w:bCs/>
         <w:i w:val="0"/>
@@ -11941,6 +12346,7 @@
     </w:tblStylePr>
     <w:tblStylePr w:type="firstCol">
       <w:rPr>
+        <w:rFonts w:ascii="Times New Roman" w:hAnsi="Times New Roman" w:eastAsia="Times New Roman" w:cs="Times New Roman"/>
         <w:b/>
         <w:bCs/>
         <w:i w:val="0"/>
@@ -11962,6 +12368,7 @@
     </w:tblStylePr>
     <w:tblStylePr w:type="lastCol">
       <w:rPr>
+        <w:rFonts w:ascii="Times New Roman" w:hAnsi="Times New Roman" w:eastAsia="Times New Roman" w:cs="Times New Roman"/>
         <w:b/>
         <w:bCs/>
         <w:i w:val="0"/>
@@ -12044,6 +12451,7 @@
     </w:tcPr>
     <w:tblStylePr w:type="firstRow">
       <w:rPr>
+        <w:rFonts w:ascii="Times New Roman" w:hAnsi="Times New Roman" w:eastAsia="Times New Roman" w:cs="Times New Roman"/>
         <w:b/>
         <w:bCs/>
         <w:i w:val="0"/>
@@ -12067,6 +12475,7 @@
     </w:tblStylePr>
     <w:tblStylePr w:type="lastRow">
       <w:rPr>
+        <w:rFonts w:ascii="Times New Roman" w:hAnsi="Times New Roman" w:eastAsia="Times New Roman" w:cs="Times New Roman"/>
         <w:b/>
         <w:bCs/>
         <w:i w:val="0"/>
@@ -12090,6 +12499,7 @@
     </w:tblStylePr>
     <w:tblStylePr w:type="firstCol">
       <w:rPr>
+        <w:rFonts w:ascii="Times New Roman" w:hAnsi="Times New Roman" w:eastAsia="Times New Roman" w:cs="Times New Roman"/>
         <w:b/>
         <w:bCs/>
         <w:i w:val="0"/>
@@ -12111,6 +12521,7 @@
     </w:tblStylePr>
     <w:tblStylePr w:type="lastCol">
       <w:rPr>
+        <w:rFonts w:ascii="Times New Roman" w:hAnsi="Times New Roman" w:eastAsia="Times New Roman" w:cs="Times New Roman"/>
         <w:b/>
         <w:bCs/>
         <w:i w:val="0"/>
@@ -12193,6 +12604,7 @@
     </w:tcPr>
     <w:tblStylePr w:type="firstRow">
       <w:rPr>
+        <w:rFonts w:ascii="Times New Roman" w:hAnsi="Times New Roman" w:eastAsia="Times New Roman" w:cs="Times New Roman"/>
         <w:b/>
         <w:bCs/>
         <w:i w:val="0"/>
@@ -12216,6 +12628,7 @@
     </w:tblStylePr>
     <w:tblStylePr w:type="lastRow">
       <w:rPr>
+        <w:rFonts w:ascii="Times New Roman" w:hAnsi="Times New Roman" w:eastAsia="Times New Roman" w:cs="Times New Roman"/>
         <w:b/>
         <w:bCs/>
         <w:i w:val="0"/>
@@ -12239,6 +12652,7 @@
     </w:tblStylePr>
     <w:tblStylePr w:type="firstCol">
       <w:rPr>
+        <w:rFonts w:ascii="Times New Roman" w:hAnsi="Times New Roman" w:eastAsia="Times New Roman" w:cs="Times New Roman"/>
         <w:b/>
         <w:bCs/>
         <w:i w:val="0"/>
@@ -12260,6 +12674,7 @@
     </w:tblStylePr>
     <w:tblStylePr w:type="lastCol">
       <w:rPr>
+        <w:rFonts w:ascii="Times New Roman" w:hAnsi="Times New Roman" w:eastAsia="Times New Roman" w:cs="Times New Roman"/>
         <w:b/>
         <w:bCs/>
         <w:i w:val="0"/>
@@ -12342,6 +12757,7 @@
     </w:tcPr>
     <w:tblStylePr w:type="firstRow">
       <w:rPr>
+        <w:rFonts w:ascii="Times New Roman" w:hAnsi="Times New Roman" w:eastAsia="Times New Roman" w:cs="Times New Roman"/>
         <w:b/>
         <w:bCs/>
         <w:i w:val="0"/>
@@ -12365,6 +12781,7 @@
     </w:tblStylePr>
     <w:tblStylePr w:type="lastRow">
       <w:rPr>
+        <w:rFonts w:ascii="Times New Roman" w:hAnsi="Times New Roman" w:eastAsia="Times New Roman" w:cs="Times New Roman"/>
         <w:b/>
         <w:bCs/>
         <w:i w:val="0"/>
@@ -12388,6 +12805,7 @@
     </w:tblStylePr>
     <w:tblStylePr w:type="firstCol">
       <w:rPr>
+        <w:rFonts w:ascii="Times New Roman" w:hAnsi="Times New Roman" w:eastAsia="Times New Roman" w:cs="Times New Roman"/>
         <w:b/>
         <w:bCs/>
         <w:i w:val="0"/>
@@ -12409,6 +12827,7 @@
     </w:tblStylePr>
     <w:tblStylePr w:type="lastCol">
       <w:rPr>
+        <w:rFonts w:ascii="Times New Roman" w:hAnsi="Times New Roman" w:eastAsia="Times New Roman" w:cs="Times New Roman"/>
         <w:b/>
         <w:bCs/>
         <w:i w:val="0"/>
@@ -12468,6 +12887,7 @@
       <w:spacing w:after="0" w:line="240" w:lineRule="auto"/>
     </w:pPr>
     <w:rPr>
+      <w:rFonts w:ascii="Times New Roman" w:hAnsi="Times New Roman" w:eastAsia="Times New Roman" w:cs="Times New Roman"/>
       <w:color w:val="000000" w:themeColor="background1"/>
       <w:sz w:val="24"/>
       <w:szCs w:val="24"/>
@@ -12488,6 +12908,7 @@
     </w:tcPr>
     <w:tblStylePr w:type="firstRow">
       <w:rPr>
+        <w:rFonts w:ascii="Times New Roman" w:hAnsi="Times New Roman" w:eastAsia="Times New Roman" w:cs="Times New Roman"/>
         <w:b/>
         <w:bCs/>
         <w:color w:val="000000"/>
@@ -12587,6 +13008,7 @@
       <w:spacing w:after="0" w:line="240" w:lineRule="auto"/>
     </w:pPr>
     <w:rPr>
+      <w:rFonts w:ascii="Times New Roman" w:hAnsi="Times New Roman" w:eastAsia="Times New Roman" w:cs="Times New Roman"/>
       <w:color w:val="000000" w:themeColor="background1"/>
       <w:sz w:val="24"/>
       <w:szCs w:val="24"/>
@@ -12607,6 +13029,7 @@
     </w:tcPr>
     <w:tblStylePr w:type="firstRow">
       <w:rPr>
+        <w:rFonts w:ascii="Times New Roman" w:hAnsi="Times New Roman" w:eastAsia="Times New Roman" w:cs="Times New Roman"/>
         <w:b/>
         <w:bCs/>
         <w:color w:val="000000"/>
@@ -12706,6 +13129,7 @@
       <w:spacing w:after="0" w:line="240" w:lineRule="auto"/>
     </w:pPr>
     <w:rPr>
+      <w:rFonts w:ascii="Times New Roman" w:hAnsi="Times New Roman" w:eastAsia="Times New Roman" w:cs="Times New Roman"/>
       <w:color w:val="000000" w:themeColor="background1"/>
       <w:sz w:val="24"/>
       <w:szCs w:val="24"/>
@@ -12726,6 +13150,7 @@
     </w:tcPr>
     <w:tblStylePr w:type="firstRow">
       <w:rPr>
+        <w:rFonts w:ascii="Times New Roman" w:hAnsi="Times New Roman" w:eastAsia="Times New Roman" w:cs="Times New Roman"/>
         <w:b/>
         <w:bCs/>
         <w:color w:val="000000"/>
@@ -12825,6 +13250,7 @@
       <w:spacing w:after="0" w:line="240" w:lineRule="auto"/>
     </w:pPr>
     <w:rPr>
+      <w:rFonts w:ascii="Times New Roman" w:hAnsi="Times New Roman" w:eastAsia="Times New Roman" w:cs="Times New Roman"/>
       <w:color w:val="000000" w:themeColor="background1"/>
       <w:sz w:val="24"/>
       <w:szCs w:val="24"/>
@@ -12845,6 +13271,7 @@
     </w:tcPr>
     <w:tblStylePr w:type="firstRow">
       <w:rPr>
+        <w:rFonts w:ascii="Times New Roman" w:hAnsi="Times New Roman" w:eastAsia="Times New Roman" w:cs="Times New Roman"/>
         <w:b/>
         <w:bCs/>
         <w:color w:val="000000"/>
@@ -12944,6 +13371,7 @@
       <w:spacing w:after="0" w:line="240" w:lineRule="auto"/>
     </w:pPr>
     <w:rPr>
+      <w:rFonts w:ascii="Times New Roman" w:hAnsi="Times New Roman" w:eastAsia="Times New Roman" w:cs="Times New Roman"/>
       <w:color w:val="000000" w:themeColor="background1"/>
       <w:sz w:val="24"/>
       <w:szCs w:val="24"/>
@@ -12964,6 +13392,7 @@
     </w:tcPr>
     <w:tblStylePr w:type="firstRow">
       <w:rPr>
+        <w:rFonts w:ascii="Times New Roman" w:hAnsi="Times New Roman" w:eastAsia="Times New Roman" w:cs="Times New Roman"/>
         <w:b/>
         <w:bCs/>
         <w:color w:val="000000"/>
@@ -13063,6 +13492,7 @@
       <w:spacing w:after="0" w:line="240" w:lineRule="auto"/>
     </w:pPr>
     <w:rPr>
+      <w:rFonts w:ascii="Times New Roman" w:hAnsi="Times New Roman" w:eastAsia="Times New Roman" w:cs="Times New Roman"/>
       <w:color w:val="000000" w:themeColor="background1"/>
       <w:sz w:val="24"/>
       <w:szCs w:val="24"/>
@@ -13083,6 +13513,7 @@
     </w:tcPr>
     <w:tblStylePr w:type="firstRow">
       <w:rPr>
+        <w:rFonts w:ascii="Times New Roman" w:hAnsi="Times New Roman" w:eastAsia="Times New Roman" w:cs="Times New Roman"/>
         <w:b/>
         <w:bCs/>
         <w:color w:val="000000"/>
@@ -13182,6 +13613,7 @@
       <w:spacing w:after="0" w:line="240" w:lineRule="auto"/>
     </w:pPr>
     <w:rPr>
+      <w:rFonts w:ascii="Times New Roman" w:hAnsi="Times New Roman" w:eastAsia="Times New Roman" w:cs="Times New Roman"/>
       <w:color w:val="000000" w:themeColor="background1"/>
       <w:sz w:val="24"/>
       <w:szCs w:val="24"/>
@@ -13202,6 +13634,7 @@
     </w:tcPr>
     <w:tblStylePr w:type="firstRow">
       <w:rPr>
+        <w:rFonts w:ascii="Times New Roman" w:hAnsi="Times New Roman" w:eastAsia="Times New Roman" w:cs="Times New Roman"/>
         <w:b/>
         <w:bCs/>
         <w:color w:val="000000"/>
@@ -13301,6 +13734,7 @@
       <w:spacing w:after="0" w:line="240" w:lineRule="auto"/>
     </w:pPr>
     <w:rPr>
+      <w:rFonts w:ascii="Times New Roman" w:hAnsi="Times New Roman" w:eastAsia="Times New Roman" w:cs="Times New Roman"/>
       <w:color w:val="000000" w:themeColor="text1"/>
       <w:sz w:val="24"/>
       <w:szCs w:val="24"/>
@@ -13329,6 +13763,7 @@
     </w:tcPr>
     <w:tblStylePr w:type="firstRow">
       <w:rPr>
+        <w:rFonts w:ascii="Times New Roman" w:hAnsi="Times New Roman" w:eastAsia="Times New Roman" w:cs="Times New Roman"/>
         <w:b/>
         <w:bCs/>
         <w:color w:val="000000"/>
@@ -13350,6 +13785,7 @@
     </w:tblStylePr>
     <w:tblStylePr w:type="lastRow">
       <w:rPr>
+        <w:rFonts w:ascii="Times New Roman" w:hAnsi="Times New Roman" w:eastAsia="Times New Roman" w:cs="Times New Roman"/>
         <w:b/>
         <w:bCs/>
         <w:color w:val="000000" w:themeColor="background1"/>
@@ -13366,6 +13802,7 @@
     </w:tblStylePr>
     <w:tblStylePr w:type="firstCol">
       <w:rPr>
+        <w:rFonts w:ascii="Times New Roman" w:hAnsi="Times New Roman" w:eastAsia="Times New Roman" w:cs="Times New Roman"/>
         <w:color w:val="000000" w:themeColor="background1"/>
         <w:sz w:val="24"/>
         <w:szCs w:val="24"/>
@@ -13385,6 +13822,7 @@
     </w:tblStylePr>
     <w:tblStylePr w:type="lastCol">
       <w:rPr>
+        <w:rFonts w:ascii="Times New Roman" w:hAnsi="Times New Roman" w:eastAsia="Times New Roman" w:cs="Times New Roman"/>
         <w:color w:val="000000" w:themeColor="background1"/>
         <w:sz w:val="24"/>
         <w:szCs w:val="24"/>
@@ -13416,6 +13854,7 @@
     </w:tblStylePr>
     <w:tblStylePr w:type="neCell">
       <w:rPr>
+        <w:rFonts w:ascii="Times New Roman" w:hAnsi="Times New Roman" w:eastAsia="Times New Roman" w:cs="Times New Roman"/>
         <w:color w:val="000000" w:themeColor="text1"/>
         <w:sz w:val="24"/>
         <w:szCs w:val="24"/>
@@ -13423,6 +13862,7 @@
     </w:tblStylePr>
     <w:tblStylePr w:type="nwCell">
       <w:rPr>
+        <w:rFonts w:ascii="Times New Roman" w:hAnsi="Times New Roman" w:eastAsia="Times New Roman" w:cs="Times New Roman"/>
         <w:color w:val="000000" w:themeColor="text1"/>
         <w:sz w:val="24"/>
         <w:szCs w:val="24"/>
@@ -13438,6 +13878,7 @@
       <w:spacing w:after="0" w:line="240" w:lineRule="auto"/>
     </w:pPr>
     <w:rPr>
+      <w:rFonts w:ascii="Times New Roman" w:hAnsi="Times New Roman" w:eastAsia="Times New Roman" w:cs="Times New Roman"/>
       <w:color w:val="000000" w:themeColor="text1"/>
       <w:sz w:val="24"/>
       <w:szCs w:val="24"/>
@@ -13466,6 +13907,7 @@
     </w:tcPr>
     <w:tblStylePr w:type="firstRow">
       <w:rPr>
+        <w:rFonts w:ascii="Times New Roman" w:hAnsi="Times New Roman" w:eastAsia="Times New Roman" w:cs="Times New Roman"/>
         <w:b/>
         <w:bCs/>
         <w:color w:val="000000"/>
@@ -13487,6 +13929,7 @@
     </w:tblStylePr>
     <w:tblStylePr w:type="lastRow">
       <w:rPr>
+        <w:rFonts w:ascii="Times New Roman" w:hAnsi="Times New Roman" w:eastAsia="Times New Roman" w:cs="Times New Roman"/>
         <w:b/>
         <w:bCs/>
         <w:color w:val="000000" w:themeColor="background1"/>
@@ -13503,6 +13946,7 @@
     </w:tblStylePr>
     <w:tblStylePr w:type="firstCol">
       <w:rPr>
+        <w:rFonts w:ascii="Times New Roman" w:hAnsi="Times New Roman" w:eastAsia="Times New Roman" w:cs="Times New Roman"/>
         <w:color w:val="000000" w:themeColor="background1"/>
         <w:sz w:val="24"/>
         <w:szCs w:val="24"/>
@@ -13522,6 +13966,7 @@
     </w:tblStylePr>
     <w:tblStylePr w:type="lastCol">
       <w:rPr>
+        <w:rFonts w:ascii="Times New Roman" w:hAnsi="Times New Roman" w:eastAsia="Times New Roman" w:cs="Times New Roman"/>
         <w:color w:val="000000" w:themeColor="background1"/>
         <w:sz w:val="24"/>
         <w:szCs w:val="24"/>
@@ -13553,6 +13998,7 @@
     </w:tblStylePr>
     <w:tblStylePr w:type="neCell">
       <w:rPr>
+        <w:rFonts w:ascii="Times New Roman" w:hAnsi="Times New Roman" w:eastAsia="Times New Roman" w:cs="Times New Roman"/>
         <w:color w:val="000000" w:themeColor="text1"/>
         <w:sz w:val="24"/>
         <w:szCs w:val="24"/>
@@ -13560,6 +14006,7 @@
     </w:tblStylePr>
     <w:tblStylePr w:type="nwCell">
       <w:rPr>
+        <w:rFonts w:ascii="Times New Roman" w:hAnsi="Times New Roman" w:eastAsia="Times New Roman" w:cs="Times New Roman"/>
         <w:color w:val="000000" w:themeColor="text1"/>
         <w:sz w:val="24"/>
         <w:szCs w:val="24"/>
@@ -13575,6 +14022,7 @@
       <w:spacing w:after="0" w:line="240" w:lineRule="auto"/>
     </w:pPr>
     <w:rPr>
+      <w:rFonts w:ascii="Times New Roman" w:hAnsi="Times New Roman" w:eastAsia="Times New Roman" w:cs="Times New Roman"/>
       <w:color w:val="000000" w:themeColor="text1"/>
       <w:sz w:val="24"/>
       <w:szCs w:val="24"/>
@@ -13603,6 +14051,7 @@
     </w:tcPr>
     <w:tblStylePr w:type="firstRow">
       <w:rPr>
+        <w:rFonts w:ascii="Times New Roman" w:hAnsi="Times New Roman" w:eastAsia="Times New Roman" w:cs="Times New Roman"/>
         <w:b/>
         <w:bCs/>
         <w:color w:val="000000"/>
@@ -13624,6 +14073,7 @@
     </w:tblStylePr>
     <w:tblStylePr w:type="lastRow">
       <w:rPr>
+        <w:rFonts w:ascii="Times New Roman" w:hAnsi="Times New Roman" w:eastAsia="Times New Roman" w:cs="Times New Roman"/>
         <w:b/>
         <w:bCs/>
         <w:color w:val="000000" w:themeColor="background1"/>
@@ -13640,6 +14090,7 @@
     </w:tblStylePr>
     <w:tblStylePr w:type="firstCol">
       <w:rPr>
+        <w:rFonts w:ascii="Times New Roman" w:hAnsi="Times New Roman" w:eastAsia="Times New Roman" w:cs="Times New Roman"/>
         <w:color w:val="000000" w:themeColor="background1"/>
         <w:sz w:val="24"/>
         <w:szCs w:val="24"/>
@@ -13659,6 +14110,7 @@
     </w:tblStylePr>
     <w:tblStylePr w:type="lastCol">
       <w:rPr>
+        <w:rFonts w:ascii="Times New Roman" w:hAnsi="Times New Roman" w:eastAsia="Times New Roman" w:cs="Times New Roman"/>
         <w:color w:val="000000" w:themeColor="background1"/>
         <w:sz w:val="24"/>
         <w:szCs w:val="24"/>
@@ -13690,6 +14142,7 @@
     </w:tblStylePr>
     <w:tblStylePr w:type="neCell">
       <w:rPr>
+        <w:rFonts w:ascii="Times New Roman" w:hAnsi="Times New Roman" w:eastAsia="Times New Roman" w:cs="Times New Roman"/>
         <w:color w:val="000000" w:themeColor="text1"/>
         <w:sz w:val="24"/>
         <w:szCs w:val="24"/>
@@ -13697,6 +14150,7 @@
     </w:tblStylePr>
     <w:tblStylePr w:type="nwCell">
       <w:rPr>
+        <w:rFonts w:ascii="Times New Roman" w:hAnsi="Times New Roman" w:eastAsia="Times New Roman" w:cs="Times New Roman"/>
         <w:color w:val="000000" w:themeColor="text1"/>
         <w:sz w:val="24"/>
         <w:szCs w:val="24"/>
@@ -13712,6 +14166,7 @@
       <w:spacing w:after="0" w:line="240" w:lineRule="auto"/>
     </w:pPr>
     <w:rPr>
+      <w:rFonts w:ascii="Times New Roman" w:hAnsi="Times New Roman" w:eastAsia="Times New Roman" w:cs="Times New Roman"/>
       <w:color w:val="000000" w:themeColor="text1"/>
       <w:sz w:val="24"/>
       <w:szCs w:val="24"/>
@@ -13740,6 +14195,7 @@
     </w:tcPr>
     <w:tblStylePr w:type="firstRow">
       <w:rPr>
+        <w:rFonts w:ascii="Times New Roman" w:hAnsi="Times New Roman" w:eastAsia="Times New Roman" w:cs="Times New Roman"/>
         <w:b/>
         <w:bCs/>
         <w:color w:val="000000"/>
@@ -13761,6 +14217,7 @@
     </w:tblStylePr>
     <w:tblStylePr w:type="lastRow">
       <w:rPr>
+        <w:rFonts w:ascii="Times New Roman" w:hAnsi="Times New Roman" w:eastAsia="Times New Roman" w:cs="Times New Roman"/>
         <w:b/>
         <w:bCs/>
         <w:color w:val="000000" w:themeColor="background1"/>
@@ -13777,6 +14234,7 @@
     </w:tblStylePr>
     <w:tblStylePr w:type="firstCol">
       <w:rPr>
+        <w:rFonts w:ascii="Times New Roman" w:hAnsi="Times New Roman" w:eastAsia="Times New Roman" w:cs="Times New Roman"/>
         <w:color w:val="000000" w:themeColor="background1"/>
         <w:sz w:val="24"/>
         <w:szCs w:val="24"/>
@@ -13796,6 +14254,7 @@
     </w:tblStylePr>
     <w:tblStylePr w:type="lastCol">
       <w:rPr>
+        <w:rFonts w:ascii="Times New Roman" w:hAnsi="Times New Roman" w:eastAsia="Times New Roman" w:cs="Times New Roman"/>
         <w:color w:val="000000" w:themeColor="background1"/>
         <w:sz w:val="24"/>
         <w:szCs w:val="24"/>
@@ -13835,6 +14294,7 @@
       <w:spacing w:after="0" w:line="240" w:lineRule="auto"/>
     </w:pPr>
     <w:rPr>
+      <w:rFonts w:ascii="Times New Roman" w:hAnsi="Times New Roman" w:eastAsia="Times New Roman" w:cs="Times New Roman"/>
       <w:color w:val="000000" w:themeColor="text1"/>
       <w:sz w:val="24"/>
       <w:szCs w:val="24"/>
@@ -13863,6 +14323,7 @@
     </w:tcPr>
     <w:tblStylePr w:type="firstRow">
       <w:rPr>
+        <w:rFonts w:ascii="Times New Roman" w:hAnsi="Times New Roman" w:eastAsia="Times New Roman" w:cs="Times New Roman"/>
         <w:b/>
         <w:bCs/>
         <w:color w:val="000000"/>
@@ -13884,6 +14345,7 @@
     </w:tblStylePr>
     <w:tblStylePr w:type="lastRow">
       <w:rPr>
+        <w:rFonts w:ascii="Times New Roman" w:hAnsi="Times New Roman" w:eastAsia="Times New Roman" w:cs="Times New Roman"/>
         <w:b/>
         <w:bCs/>
         <w:color w:val="000000" w:themeColor="background1"/>
@@ -13900,6 +14362,7 @@
     </w:tblStylePr>
     <w:tblStylePr w:type="firstCol">
       <w:rPr>
+        <w:rFonts w:ascii="Times New Roman" w:hAnsi="Times New Roman" w:eastAsia="Times New Roman" w:cs="Times New Roman"/>
         <w:color w:val="000000" w:themeColor="background1"/>
         <w:sz w:val="24"/>
         <w:szCs w:val="24"/>
@@ -13919,6 +14382,7 @@
     </w:tblStylePr>
     <w:tblStylePr w:type="lastCol">
       <w:rPr>
+        <w:rFonts w:ascii="Times New Roman" w:hAnsi="Times New Roman" w:eastAsia="Times New Roman" w:cs="Times New Roman"/>
         <w:color w:val="000000" w:themeColor="background1"/>
         <w:sz w:val="24"/>
         <w:szCs w:val="24"/>
@@ -13950,6 +14414,7 @@
     </w:tblStylePr>
     <w:tblStylePr w:type="neCell">
       <w:rPr>
+        <w:rFonts w:ascii="Times New Roman" w:hAnsi="Times New Roman" w:eastAsia="Times New Roman" w:cs="Times New Roman"/>
         <w:color w:val="000000" w:themeColor="text1"/>
         <w:sz w:val="24"/>
         <w:szCs w:val="24"/>
@@ -13957,6 +14422,7 @@
     </w:tblStylePr>
     <w:tblStylePr w:type="nwCell">
       <w:rPr>
+        <w:rFonts w:ascii="Times New Roman" w:hAnsi="Times New Roman" w:eastAsia="Times New Roman" w:cs="Times New Roman"/>
         <w:color w:val="000000" w:themeColor="text1"/>
         <w:sz w:val="24"/>
         <w:szCs w:val="24"/>
@@ -13972,6 +14438,7 @@
       <w:spacing w:after="0" w:line="240" w:lineRule="auto"/>
     </w:pPr>
     <w:rPr>
+      <w:rFonts w:ascii="Times New Roman" w:hAnsi="Times New Roman" w:eastAsia="Times New Roman" w:cs="Times New Roman"/>
       <w:color w:val="000000" w:themeColor="text1"/>
       <w:sz w:val="24"/>
       <w:szCs w:val="24"/>
@@ -14000,6 +14467,7 @@
     </w:tcPr>
     <w:tblStylePr w:type="firstRow">
       <w:rPr>
+        <w:rFonts w:ascii="Times New Roman" w:hAnsi="Times New Roman" w:eastAsia="Times New Roman" w:cs="Times New Roman"/>
         <w:b/>
         <w:bCs/>
         <w:color w:val="000000"/>
@@ -14021,6 +14489,7 @@
     </w:tblStylePr>
     <w:tblStylePr w:type="lastRow">
       <w:rPr>
+        <w:rFonts w:ascii="Times New Roman" w:hAnsi="Times New Roman" w:eastAsia="Times New Roman" w:cs="Times New Roman"/>
         <w:b/>
         <w:bCs/>
         <w:color w:val="000000" w:themeColor="background1"/>
@@ -14037,6 +14506,7 @@
     </w:tblStylePr>
     <w:tblStylePr w:type="firstCol">
       <w:rPr>
+        <w:rFonts w:ascii="Times New Roman" w:hAnsi="Times New Roman" w:eastAsia="Times New Roman" w:cs="Times New Roman"/>
         <w:color w:val="000000" w:themeColor="background1"/>
         <w:sz w:val="24"/>
         <w:szCs w:val="24"/>
@@ -14056,6 +14526,7 @@
     </w:tblStylePr>
     <w:tblStylePr w:type="lastCol">
       <w:rPr>
+        <w:rFonts w:ascii="Times New Roman" w:hAnsi="Times New Roman" w:eastAsia="Times New Roman" w:cs="Times New Roman"/>
         <w:color w:val="000000" w:themeColor="background1"/>
         <w:sz w:val="24"/>
         <w:szCs w:val="24"/>
@@ -14087,6 +14558,7 @@
     </w:tblStylePr>
     <w:tblStylePr w:type="neCell">
       <w:rPr>
+        <w:rFonts w:ascii="Times New Roman" w:hAnsi="Times New Roman" w:eastAsia="Times New Roman" w:cs="Times New Roman"/>
         <w:color w:val="000000" w:themeColor="text1"/>
         <w:sz w:val="24"/>
         <w:szCs w:val="24"/>
@@ -14094,6 +14566,7 @@
     </w:tblStylePr>
     <w:tblStylePr w:type="nwCell">
       <w:rPr>
+        <w:rFonts w:ascii="Times New Roman" w:hAnsi="Times New Roman" w:eastAsia="Times New Roman" w:cs="Times New Roman"/>
         <w:color w:val="000000" w:themeColor="text1"/>
         <w:sz w:val="24"/>
         <w:szCs w:val="24"/>
@@ -14109,6 +14582,7 @@
       <w:spacing w:after="0" w:line="240" w:lineRule="auto"/>
     </w:pPr>
     <w:rPr>
+      <w:rFonts w:ascii="Times New Roman" w:hAnsi="Times New Roman" w:eastAsia="Times New Roman" w:cs="Times New Roman"/>
       <w:color w:val="000000" w:themeColor="text1"/>
       <w:sz w:val="24"/>
       <w:szCs w:val="24"/>
@@ -14137,6 +14611,7 @@
     </w:tcPr>
     <w:tblStylePr w:type="firstRow">
       <w:rPr>
+        <w:rFonts w:ascii="Times New Roman" w:hAnsi="Times New Roman" w:eastAsia="Times New Roman" w:cs="Times New Roman"/>
         <w:b/>
         <w:bCs/>
         <w:color w:val="000000"/>
@@ -14158,6 +14633,7 @@
     </w:tblStylePr>
     <w:tblStylePr w:type="lastRow">
       <w:rPr>
+        <w:rFonts w:ascii="Times New Roman" w:hAnsi="Times New Roman" w:eastAsia="Times New Roman" w:cs="Times New Roman"/>
         <w:b/>
         <w:bCs/>
         <w:color w:val="000000" w:themeColor="background1"/>
@@ -14174,6 +14650,7 @@
     </w:tblStylePr>
     <w:tblStylePr w:type="firstCol">
       <w:rPr>
+        <w:rFonts w:ascii="Times New Roman" w:hAnsi="Times New Roman" w:eastAsia="Times New Roman" w:cs="Times New Roman"/>
         <w:color w:val="000000" w:themeColor="background1"/>
         <w:sz w:val="24"/>
         <w:szCs w:val="24"/>
@@ -14193,6 +14670,7 @@
     </w:tblStylePr>
     <w:tblStylePr w:type="lastCol">
       <w:rPr>
+        <w:rFonts w:ascii="Times New Roman" w:hAnsi="Times New Roman" w:eastAsia="Times New Roman" w:cs="Times New Roman"/>
         <w:color w:val="000000" w:themeColor="background1"/>
         <w:sz w:val="24"/>
         <w:szCs w:val="24"/>
@@ -14224,6 +14702,7 @@
     </w:tblStylePr>
     <w:tblStylePr w:type="neCell">
       <w:rPr>
+        <w:rFonts w:ascii="Times New Roman" w:hAnsi="Times New Roman" w:eastAsia="Times New Roman" w:cs="Times New Roman"/>
         <w:color w:val="000000" w:themeColor="text1"/>
         <w:sz w:val="24"/>
         <w:szCs w:val="24"/>
@@ -14231,6 +14710,7 @@
     </w:tblStylePr>
     <w:tblStylePr w:type="nwCell">
       <w:rPr>
+        <w:rFonts w:ascii="Times New Roman" w:hAnsi="Times New Roman" w:eastAsia="Times New Roman" w:cs="Times New Roman"/>
         <w:color w:val="000000" w:themeColor="text1"/>
         <w:sz w:val="24"/>
         <w:szCs w:val="24"/>
@@ -14246,6 +14726,7 @@
       <w:spacing w:after="0" w:line="240" w:lineRule="auto"/>
     </w:pPr>
     <w:rPr>
+      <w:rFonts w:ascii="Times New Roman" w:hAnsi="Times New Roman" w:eastAsia="Times New Roman" w:cs="Times New Roman"/>
       <w:color w:val="000000" w:themeColor="text1"/>
       <w:sz w:val="24"/>
       <w:szCs w:val="24"/>
@@ -14266,6 +14747,7 @@
     </w:tcPr>
     <w:tblStylePr w:type="firstRow">
       <w:rPr>
+        <w:rFonts w:ascii="Times New Roman" w:hAnsi="Times New Roman" w:eastAsia="Times New Roman" w:cs="Times New Roman"/>
         <w:b/>
         <w:bCs/>
         <w:color w:val="000000" w:themeColor="background1"/>
@@ -14282,6 +14764,7 @@
     </w:tblStylePr>
     <w:tblStylePr w:type="lastRow">
       <w:rPr>
+        <w:rFonts w:ascii="Times New Roman" w:hAnsi="Times New Roman" w:eastAsia="Times New Roman" w:cs="Times New Roman"/>
         <w:b/>
         <w:bCs/>
         <w:color w:val="000000" w:themeColor="accent2" w:themeShade="CC"/>
@@ -14298,6 +14781,7 @@
     </w:tblStylePr>
     <w:tblStylePr w:type="firstCol">
       <w:rPr>
+        <w:rFonts w:ascii="Times New Roman" w:hAnsi="Times New Roman" w:eastAsia="Times New Roman" w:cs="Times New Roman"/>
         <w:b/>
         <w:bCs/>
         <w:color w:val="000000"/>
@@ -14307,6 +14791,7 @@
     </w:tblStylePr>
     <w:tblStylePr w:type="lastCol">
       <w:rPr>
+        <w:rFonts w:ascii="Times New Roman" w:hAnsi="Times New Roman" w:eastAsia="Times New Roman" w:cs="Times New Roman"/>
         <w:b/>
         <w:bCs/>
         <w:color w:val="000000"/>
@@ -14344,6 +14829,7 @@
       <w:spacing w:after="0" w:line="240" w:lineRule="auto"/>
     </w:pPr>
     <w:rPr>
+      <w:rFonts w:ascii="Times New Roman" w:hAnsi="Times New Roman" w:eastAsia="Times New Roman" w:cs="Times New Roman"/>
       <w:color w:val="000000" w:themeColor="text1"/>
       <w:sz w:val="24"/>
       <w:szCs w:val="24"/>
@@ -14364,6 +14850,7 @@
     </w:tcPr>
     <w:tblStylePr w:type="firstRow">
       <w:rPr>
+        <w:rFonts w:ascii="Times New Roman" w:hAnsi="Times New Roman" w:eastAsia="Times New Roman" w:cs="Times New Roman"/>
         <w:b/>
         <w:bCs/>
         <w:color w:val="000000" w:themeColor="background1"/>
@@ -14380,6 +14867,7 @@
     </w:tblStylePr>
     <w:tblStylePr w:type="lastRow">
       <w:rPr>
+        <w:rFonts w:ascii="Times New Roman" w:hAnsi="Times New Roman" w:eastAsia="Times New Roman" w:cs="Times New Roman"/>
         <w:b/>
         <w:bCs/>
         <w:color w:val="000000" w:themeColor="accent2" w:themeShade="CC"/>
@@ -14396,6 +14884,7 @@
     </w:tblStylePr>
     <w:tblStylePr w:type="firstCol">
       <w:rPr>
+        <w:rFonts w:ascii="Times New Roman" w:hAnsi="Times New Roman" w:eastAsia="Times New Roman" w:cs="Times New Roman"/>
         <w:b/>
         <w:bCs/>
         <w:color w:val="000000"/>
@@ -14405,6 +14894,7 @@
     </w:tblStylePr>
     <w:tblStylePr w:type="lastCol">
       <w:rPr>
+        <w:rFonts w:ascii="Times New Roman" w:hAnsi="Times New Roman" w:eastAsia="Times New Roman" w:cs="Times New Roman"/>
         <w:b/>
         <w:bCs/>
         <w:color w:val="000000"/>
@@ -14442,6 +14932,7 @@
       <w:spacing w:after="0" w:line="240" w:lineRule="auto"/>
     </w:pPr>
     <w:rPr>
+      <w:rFonts w:ascii="Times New Roman" w:hAnsi="Times New Roman" w:eastAsia="Times New Roman" w:cs="Times New Roman"/>
       <w:color w:val="000000" w:themeColor="text1"/>
       <w:sz w:val="24"/>
       <w:szCs w:val="24"/>
@@ -14462,6 +14953,7 @@
     </w:tcPr>
     <w:tblStylePr w:type="firstRow">
       <w:rPr>
+        <w:rFonts w:ascii="Times New Roman" w:hAnsi="Times New Roman" w:eastAsia="Times New Roman" w:cs="Times New Roman"/>
         <w:b/>
         <w:bCs/>
         <w:color w:val="000000" w:themeColor="background1"/>
@@ -14478,6 +14970,7 @@
     </w:tblStylePr>
     <w:tblStylePr w:type="lastRow">
       <w:rPr>
+        <w:rFonts w:ascii="Times New Roman" w:hAnsi="Times New Roman" w:eastAsia="Times New Roman" w:cs="Times New Roman"/>
         <w:b/>
         <w:bCs/>
         <w:color w:val="000000" w:themeColor="accent2" w:themeShade="CC"/>
@@ -14494,6 +14987,7 @@
     </w:tblStylePr>
     <w:tblStylePr w:type="firstCol">
       <w:rPr>
+        <w:rFonts w:ascii="Times New Roman" w:hAnsi="Times New Roman" w:eastAsia="Times New Roman" w:cs="Times New Roman"/>
         <w:b/>
         <w:bCs/>
         <w:color w:val="000000"/>
@@ -14503,6 +14997,7 @@
     </w:tblStylePr>
     <w:tblStylePr w:type="lastCol">
       <w:rPr>
+        <w:rFonts w:ascii="Times New Roman" w:hAnsi="Times New Roman" w:eastAsia="Times New Roman" w:cs="Times New Roman"/>
         <w:b/>
         <w:bCs/>
         <w:color w:val="000000"/>
@@ -14540,6 +15035,7 @@
       <w:spacing w:after="0" w:line="240" w:lineRule="auto"/>
     </w:pPr>
     <w:rPr>
+      <w:rFonts w:ascii="Times New Roman" w:hAnsi="Times New Roman" w:eastAsia="Times New Roman" w:cs="Times New Roman"/>
       <w:color w:val="000000" w:themeColor="text1"/>
       <w:sz w:val="24"/>
       <w:szCs w:val="24"/>
@@ -14560,6 +15056,7 @@
     </w:tcPr>
     <w:tblStylePr w:type="firstRow">
       <w:rPr>
+        <w:rFonts w:ascii="Times New Roman" w:hAnsi="Times New Roman" w:eastAsia="Times New Roman" w:cs="Times New Roman"/>
         <w:b/>
         <w:bCs/>
         <w:color w:val="000000" w:themeColor="background1"/>
@@ -14576,6 +15073,7 @@
     </w:tblStylePr>
     <w:tblStylePr w:type="lastRow">
       <w:rPr>
+        <w:rFonts w:ascii="Times New Roman" w:hAnsi="Times New Roman" w:eastAsia="Times New Roman" w:cs="Times New Roman"/>
         <w:b/>
         <w:bCs/>
         <w:color w:val="000000" w:themeColor="accent4" w:themeShade="CC"/>
@@ -14592,6 +15090,7 @@
     </w:tblStylePr>
     <w:tblStylePr w:type="firstCol">
       <w:rPr>
+        <w:rFonts w:ascii="Times New Roman" w:hAnsi="Times New Roman" w:eastAsia="Times New Roman" w:cs="Times New Roman"/>
         <w:b/>
         <w:bCs/>
         <w:color w:val="000000"/>
@@ -14601,6 +15100,7 @@
     </w:tblStylePr>
     <w:tblStylePr w:type="lastCol">
       <w:rPr>
+        <w:rFonts w:ascii="Times New Roman" w:hAnsi="Times New Roman" w:eastAsia="Times New Roman" w:cs="Times New Roman"/>
         <w:b/>
         <w:bCs/>
         <w:color w:val="000000"/>
@@ -14638,6 +15138,7 @@
       <w:spacing w:after="0" w:line="240" w:lineRule="auto"/>
     </w:pPr>
     <w:rPr>
+      <w:rFonts w:ascii="Times New Roman" w:hAnsi="Times New Roman" w:eastAsia="Times New Roman" w:cs="Times New Roman"/>
       <w:color w:val="000000" w:themeColor="text1"/>
       <w:sz w:val="24"/>
       <w:szCs w:val="24"/>
@@ -14658,6 +15159,7 @@
     </w:tcPr>
     <w:tblStylePr w:type="firstRow">
       <w:rPr>
+        <w:rFonts w:ascii="Times New Roman" w:hAnsi="Times New Roman" w:eastAsia="Times New Roman" w:cs="Times New Roman"/>
         <w:b/>
         <w:bCs/>
         <w:color w:val="000000" w:themeColor="background1"/>
@@ -14674,6 +15176,7 @@
     </w:tblStylePr>
     <w:tblStylePr w:type="lastRow">
       <w:rPr>
+        <w:rFonts w:ascii="Times New Roman" w:hAnsi="Times New Roman" w:eastAsia="Times New Roman" w:cs="Times New Roman"/>
         <w:b/>
         <w:bCs/>
         <w:color w:val="000000" w:themeColor="accent3" w:themeShade="CC"/>
@@ -14690,6 +15193,7 @@
     </w:tblStylePr>
     <w:tblStylePr w:type="firstCol">
       <w:rPr>
+        <w:rFonts w:ascii="Times New Roman" w:hAnsi="Times New Roman" w:eastAsia="Times New Roman" w:cs="Times New Roman"/>
         <w:b/>
         <w:bCs/>
         <w:color w:val="000000"/>
@@ -14699,6 +15203,7 @@
     </w:tblStylePr>
     <w:tblStylePr w:type="lastCol">
       <w:rPr>
+        <w:rFonts w:ascii="Times New Roman" w:hAnsi="Times New Roman" w:eastAsia="Times New Roman" w:cs="Times New Roman"/>
         <w:b/>
         <w:bCs/>
         <w:color w:val="000000"/>
@@ -14736,6 +15241,7 @@
       <w:spacing w:after="0" w:line="240" w:lineRule="auto"/>
     </w:pPr>
     <w:rPr>
+      <w:rFonts w:ascii="Times New Roman" w:hAnsi="Times New Roman" w:eastAsia="Times New Roman" w:cs="Times New Roman"/>
       <w:color w:val="000000" w:themeColor="text1"/>
       <w:sz w:val="24"/>
       <w:szCs w:val="24"/>
@@ -14756,6 +15262,7 @@
     </w:tcPr>
     <w:tblStylePr w:type="firstRow">
       <w:rPr>
+        <w:rFonts w:ascii="Times New Roman" w:hAnsi="Times New Roman" w:eastAsia="Times New Roman" w:cs="Times New Roman"/>
         <w:b/>
         <w:bCs/>
         <w:color w:val="000000" w:themeColor="background1"/>
@@ -14772,6 +15279,7 @@
     </w:tblStylePr>
     <w:tblStylePr w:type="lastRow">
       <w:rPr>
+        <w:rFonts w:ascii="Times New Roman" w:hAnsi="Times New Roman" w:eastAsia="Times New Roman" w:cs="Times New Roman"/>
         <w:b/>
         <w:bCs/>
         <w:color w:val="000000" w:themeColor="accent6" w:themeShade="CC"/>
@@ -14788,6 +15296,7 @@
     </w:tblStylePr>
     <w:tblStylePr w:type="firstCol">
       <w:rPr>
+        <w:rFonts w:ascii="Times New Roman" w:hAnsi="Times New Roman" w:eastAsia="Times New Roman" w:cs="Times New Roman"/>
         <w:b/>
         <w:bCs/>
         <w:color w:val="000000"/>
@@ -14797,6 +15306,7 @@
     </w:tblStylePr>
     <w:tblStylePr w:type="lastCol">
       <w:rPr>
+        <w:rFonts w:ascii="Times New Roman" w:hAnsi="Times New Roman" w:eastAsia="Times New Roman" w:cs="Times New Roman"/>
         <w:b/>
         <w:bCs/>
         <w:color w:val="000000"/>
@@ -14834,6 +15344,7 @@
       <w:spacing w:after="0" w:line="240" w:lineRule="auto"/>
     </w:pPr>
     <w:rPr>
+      <w:rFonts w:ascii="Times New Roman" w:hAnsi="Times New Roman" w:eastAsia="Times New Roman" w:cs="Times New Roman"/>
       <w:color w:val="000000" w:themeColor="text1"/>
       <w:sz w:val="24"/>
       <w:szCs w:val="24"/>
@@ -14854,6 +15365,7 @@
     </w:tcPr>
     <w:tblStylePr w:type="firstRow">
       <w:rPr>
+        <w:rFonts w:ascii="Times New Roman" w:hAnsi="Times New Roman" w:eastAsia="Times New Roman" w:cs="Times New Roman"/>
         <w:b/>
         <w:bCs/>
         <w:color w:val="000000" w:themeColor="background1"/>
@@ -14870,6 +15382,7 @@
     </w:tblStylePr>
     <w:tblStylePr w:type="lastRow">
       <w:rPr>
+        <w:rFonts w:ascii="Times New Roman" w:hAnsi="Times New Roman" w:eastAsia="Times New Roman" w:cs="Times New Roman"/>
         <w:b/>
         <w:bCs/>
         <w:color w:val="000000" w:themeColor="accent5" w:themeShade="CC"/>
@@ -14886,6 +15399,7 @@
     </w:tblStylePr>
     <w:tblStylePr w:type="firstCol">
       <w:rPr>
+        <w:rFonts w:ascii="Times New Roman" w:hAnsi="Times New Roman" w:eastAsia="Times New Roman" w:cs="Times New Roman"/>
         <w:b/>
         <w:bCs/>
         <w:color w:val="000000"/>
@@ -14895,6 +15409,7 @@
     </w:tblStylePr>
     <w:tblStylePr w:type="lastCol">
       <w:rPr>
+        <w:rFonts w:ascii="Times New Roman" w:hAnsi="Times New Roman" w:eastAsia="Times New Roman" w:cs="Times New Roman"/>
         <w:b/>
         <w:bCs/>
         <w:color w:val="000000"/>
@@ -14932,6 +15447,7 @@
       <w:spacing w:after="0" w:line="240" w:lineRule="auto"/>
     </w:pPr>
     <w:rPr>
+      <w:rFonts w:ascii="Times New Roman" w:hAnsi="Times New Roman" w:eastAsia="Times New Roman" w:cs="Times New Roman"/>
       <w:color w:val="000000" w:themeColor="text1"/>
       <w:sz w:val="24"/>
       <w:szCs w:val="24"/>
@@ -14955,6 +15471,7 @@
     </w:tcPr>
     <w:tblStylePr w:type="firstRow">
       <w:rPr>
+        <w:rFonts w:ascii="Times New Roman" w:hAnsi="Times New Roman" w:eastAsia="Times New Roman" w:cs="Times New Roman"/>
         <w:b/>
         <w:bCs/>
         <w:color w:val="000000"/>
@@ -14968,6 +15485,7 @@
     </w:tblStylePr>
     <w:tblStylePr w:type="lastRow">
       <w:rPr>
+        <w:rFonts w:ascii="Times New Roman" w:hAnsi="Times New Roman" w:eastAsia="Times New Roman" w:cs="Times New Roman"/>
         <w:b/>
         <w:bCs/>
         <w:color w:val="000000" w:themeColor="text1"/>
@@ -14981,6 +15499,7 @@
     </w:tblStylePr>
     <w:tblStylePr w:type="firstCol">
       <w:rPr>
+        <w:rFonts w:ascii="Times New Roman" w:hAnsi="Times New Roman" w:eastAsia="Times New Roman" w:cs="Times New Roman"/>
         <w:color w:val="000000" w:themeColor="background1"/>
         <w:sz w:val="24"/>
         <w:szCs w:val="24"/>
@@ -14992,6 +15511,7 @@
     </w:tblStylePr>
     <w:tblStylePr w:type="lastCol">
       <w:rPr>
+        <w:rFonts w:ascii="Times New Roman" w:hAnsi="Times New Roman" w:eastAsia="Times New Roman" w:cs="Times New Roman"/>
         <w:color w:val="000000" w:themeColor="background1"/>
         <w:sz w:val="24"/>
         <w:szCs w:val="24"/>
@@ -15023,6 +15543,7 @@
       <w:spacing w:after="0" w:line="240" w:lineRule="auto"/>
     </w:pPr>
     <w:rPr>
+      <w:rFonts w:ascii="Times New Roman" w:hAnsi="Times New Roman" w:eastAsia="Times New Roman" w:cs="Times New Roman"/>
       <w:color w:val="000000" w:themeColor="text1"/>
       <w:sz w:val="24"/>
       <w:szCs w:val="24"/>
@@ -15046,6 +15567,7 @@
     </w:tcPr>
     <w:tblStylePr w:type="firstRow">
       <w:rPr>
+        <w:rFonts w:ascii="Times New Roman" w:hAnsi="Times New Roman" w:eastAsia="Times New Roman" w:cs="Times New Roman"/>
         <w:b/>
         <w:bCs/>
         <w:color w:val="000000"/>
@@ -15059,6 +15581,7 @@
     </w:tblStylePr>
     <w:tblStylePr w:type="lastRow">
       <w:rPr>
+        <w:rFonts w:ascii="Times New Roman" w:hAnsi="Times New Roman" w:eastAsia="Times New Roman" w:cs="Times New Roman"/>
         <w:b/>
         <w:bCs/>
         <w:color w:val="000000" w:themeColor="text1"/>
@@ -15072,6 +15595,7 @@
     </w:tblStylePr>
     <w:tblStylePr w:type="firstCol">
       <w:rPr>
+        <w:rFonts w:ascii="Times New Roman" w:hAnsi="Times New Roman" w:eastAsia="Times New Roman" w:cs="Times New Roman"/>
         <w:color w:val="000000" w:themeColor="background1"/>
         <w:sz w:val="24"/>
         <w:szCs w:val="24"/>
@@ -15083,6 +15607,7 @@
     </w:tblStylePr>
     <w:tblStylePr w:type="lastCol">
       <w:rPr>
+        <w:rFonts w:ascii="Times New Roman" w:hAnsi="Times New Roman" w:eastAsia="Times New Roman" w:cs="Times New Roman"/>
         <w:color w:val="000000" w:themeColor="background1"/>
         <w:sz w:val="24"/>
         <w:szCs w:val="24"/>
@@ -15114,6 +15639,7 @@
       <w:spacing w:after="0" w:line="240" w:lineRule="auto"/>
     </w:pPr>
     <w:rPr>
+      <w:rFonts w:ascii="Times New Roman" w:hAnsi="Times New Roman" w:eastAsia="Times New Roman" w:cs="Times New Roman"/>
       <w:color w:val="000000" w:themeColor="text1"/>
       <w:sz w:val="24"/>
       <w:szCs w:val="24"/>
@@ -15137,6 +15663,7 @@
     </w:tcPr>
     <w:tblStylePr w:type="firstRow">
       <w:rPr>
+        <w:rFonts w:ascii="Times New Roman" w:hAnsi="Times New Roman" w:eastAsia="Times New Roman" w:cs="Times New Roman"/>
         <w:b/>
         <w:bCs/>
         <w:color w:val="000000"/>
@@ -15150,6 +15677,7 @@
     </w:tblStylePr>
     <w:tblStylePr w:type="lastRow">
       <w:rPr>
+        <w:rFonts w:ascii="Times New Roman" w:hAnsi="Times New Roman" w:eastAsia="Times New Roman" w:cs="Times New Roman"/>
         <w:b/>
         <w:bCs/>
         <w:color w:val="000000" w:themeColor="text1"/>
@@ -15163,6 +15691,7 @@
     </w:tblStylePr>
     <w:tblStylePr w:type="firstCol">
       <w:rPr>
+        <w:rFonts w:ascii="Times New Roman" w:hAnsi="Times New Roman" w:eastAsia="Times New Roman" w:cs="Times New Roman"/>
         <w:color w:val="000000" w:themeColor="background1"/>
         <w:sz w:val="24"/>
         <w:szCs w:val="24"/>
@@ -15174,6 +15703,7 @@
     </w:tblStylePr>
     <w:tblStylePr w:type="lastCol">
       <w:rPr>
+        <w:rFonts w:ascii="Times New Roman" w:hAnsi="Times New Roman" w:eastAsia="Times New Roman" w:cs="Times New Roman"/>
         <w:color w:val="000000" w:themeColor="background1"/>
         <w:sz w:val="24"/>
         <w:szCs w:val="24"/>
@@ -15205,6 +15735,7 @@
       <w:spacing w:after="0" w:line="240" w:lineRule="auto"/>
     </w:pPr>
     <w:rPr>
+      <w:rFonts w:ascii="Times New Roman" w:hAnsi="Times New Roman" w:eastAsia="Times New Roman" w:cs="Times New Roman"/>
       <w:color w:val="000000" w:themeColor="text1"/>
       <w:sz w:val="24"/>
       <w:szCs w:val="24"/>
@@ -15228,6 +15759,7 @@
     </w:tcPr>
     <w:tblStylePr w:type="firstRow">
       <w:rPr>
+        <w:rFonts w:ascii="Times New Roman" w:hAnsi="Times New Roman" w:eastAsia="Times New Roman" w:cs="Times New Roman"/>
         <w:b/>
         <w:bCs/>
         <w:color w:val="000000"/>
@@ -15241,6 +15773,7 @@
     </w:tblStylePr>
     <w:tblStylePr w:type="lastRow">
       <w:rPr>
+        <w:rFonts w:ascii="Times New Roman" w:hAnsi="Times New Roman" w:eastAsia="Times New Roman" w:cs="Times New Roman"/>
         <w:b/>
         <w:bCs/>
         <w:color w:val="000000" w:themeColor="text1"/>
@@ -15254,6 +15787,7 @@
     </w:tblStylePr>
     <w:tblStylePr w:type="firstCol">
       <w:rPr>
+        <w:rFonts w:ascii="Times New Roman" w:hAnsi="Times New Roman" w:eastAsia="Times New Roman" w:cs="Times New Roman"/>
         <w:color w:val="000000" w:themeColor="background1"/>
         <w:sz w:val="24"/>
         <w:szCs w:val="24"/>
@@ -15265,6 +15799,7 @@
     </w:tblStylePr>
     <w:tblStylePr w:type="lastCol">
       <w:rPr>
+        <w:rFonts w:ascii="Times New Roman" w:hAnsi="Times New Roman" w:eastAsia="Times New Roman" w:cs="Times New Roman"/>
         <w:color w:val="000000" w:themeColor="background1"/>
         <w:sz w:val="24"/>
         <w:szCs w:val="24"/>
@@ -15296,6 +15831,7 @@
       <w:spacing w:after="0" w:line="240" w:lineRule="auto"/>
     </w:pPr>
     <w:rPr>
+      <w:rFonts w:ascii="Times New Roman" w:hAnsi="Times New Roman" w:eastAsia="Times New Roman" w:cs="Times New Roman"/>
       <w:color w:val="000000" w:themeColor="text1"/>
       <w:sz w:val="24"/>
       <w:szCs w:val="24"/>
@@ -15319,6 +15855,7 @@
     </w:tcPr>
     <w:tblStylePr w:type="firstRow">
       <w:rPr>
+        <w:rFonts w:ascii="Times New Roman" w:hAnsi="Times New Roman" w:eastAsia="Times New Roman" w:cs="Times New Roman"/>
         <w:b/>
         <w:bCs/>
         <w:color w:val="000000"/>
@@ -15332,6 +15869,7 @@
     </w:tblStylePr>
     <w:tblStylePr w:type="lastRow">
       <w:rPr>
+        <w:rFonts w:ascii="Times New Roman" w:hAnsi="Times New Roman" w:eastAsia="Times New Roman" w:cs="Times New Roman"/>
         <w:b/>
         <w:bCs/>
         <w:color w:val="000000" w:themeColor="text1"/>
@@ -15345,6 +15883,7 @@
     </w:tblStylePr>
     <w:tblStylePr w:type="firstCol">
       <w:rPr>
+        <w:rFonts w:ascii="Times New Roman" w:hAnsi="Times New Roman" w:eastAsia="Times New Roman" w:cs="Times New Roman"/>
         <w:color w:val="000000" w:themeColor="background1"/>
         <w:sz w:val="24"/>
         <w:szCs w:val="24"/>
@@ -15356,6 +15895,7 @@
     </w:tblStylePr>
     <w:tblStylePr w:type="lastCol">
       <w:rPr>
+        <w:rFonts w:ascii="Times New Roman" w:hAnsi="Times New Roman" w:eastAsia="Times New Roman" w:cs="Times New Roman"/>
         <w:color w:val="000000" w:themeColor="background1"/>
         <w:sz w:val="24"/>
         <w:szCs w:val="24"/>
@@ -15387,6 +15927,7 @@
       <w:spacing w:after="0" w:line="240" w:lineRule="auto"/>
     </w:pPr>
     <w:rPr>
+      <w:rFonts w:ascii="Times New Roman" w:hAnsi="Times New Roman" w:eastAsia="Times New Roman" w:cs="Times New Roman"/>
       <w:color w:val="000000" w:themeColor="text1"/>
       <w:sz w:val="24"/>
       <w:szCs w:val="24"/>
@@ -15410,6 +15951,7 @@
     </w:tcPr>
     <w:tblStylePr w:type="firstRow">
       <w:rPr>
+        <w:rFonts w:ascii="Times New Roman" w:hAnsi="Times New Roman" w:eastAsia="Times New Roman" w:cs="Times New Roman"/>
         <w:b/>
         <w:bCs/>
         <w:color w:val="000000"/>
@@ -15423,6 +15965,7 @@
     </w:tblStylePr>
     <w:tblStylePr w:type="lastRow">
       <w:rPr>
+        <w:rFonts w:ascii="Times New Roman" w:hAnsi="Times New Roman" w:eastAsia="Times New Roman" w:cs="Times New Roman"/>
         <w:b/>
         <w:bCs/>
         <w:color w:val="000000" w:themeColor="text1"/>
@@ -15436,6 +15979,7 @@
     </w:tblStylePr>
     <w:tblStylePr w:type="firstCol">
       <w:rPr>
+        <w:rFonts w:ascii="Times New Roman" w:hAnsi="Times New Roman" w:eastAsia="Times New Roman" w:cs="Times New Roman"/>
         <w:color w:val="000000" w:themeColor="background1"/>
         <w:sz w:val="24"/>
         <w:szCs w:val="24"/>
@@ -15447,6 +15991,7 @@
     </w:tblStylePr>
     <w:tblStylePr w:type="lastCol">
       <w:rPr>
+        <w:rFonts w:ascii="Times New Roman" w:hAnsi="Times New Roman" w:eastAsia="Times New Roman" w:cs="Times New Roman"/>
         <w:color w:val="000000" w:themeColor="background1"/>
         <w:sz w:val="24"/>
         <w:szCs w:val="24"/>
@@ -15478,6 +16023,7 @@
       <w:spacing w:after="0" w:line="240" w:lineRule="auto"/>
     </w:pPr>
     <w:rPr>
+      <w:rFonts w:ascii="Times New Roman" w:hAnsi="Times New Roman" w:eastAsia="Times New Roman" w:cs="Times New Roman"/>
       <w:color w:val="000000" w:themeColor="text1"/>
       <w:sz w:val="24"/>
       <w:szCs w:val="24"/>
@@ -15501,6 +16047,7 @@
     </w:tcPr>
     <w:tblStylePr w:type="firstRow">
       <w:rPr>
+        <w:rFonts w:ascii="Times New Roman" w:hAnsi="Times New Roman" w:eastAsia="Times New Roman" w:cs="Times New Roman"/>
         <w:b/>
         <w:bCs/>
         <w:color w:val="000000"/>
@@ -15514,6 +16061,7 @@
     </w:tblStylePr>
     <w:tblStylePr w:type="lastRow">
       <w:rPr>
+        <w:rFonts w:ascii="Times New Roman" w:hAnsi="Times New Roman" w:eastAsia="Times New Roman" w:cs="Times New Roman"/>
         <w:b/>
         <w:bCs/>
         <w:color w:val="000000" w:themeColor="text1"/>
@@ -15527,6 +16075,7 @@
     </w:tblStylePr>
     <w:tblStylePr w:type="firstCol">
       <w:rPr>
+        <w:rFonts w:ascii="Times New Roman" w:hAnsi="Times New Roman" w:eastAsia="Times New Roman" w:cs="Times New Roman"/>
         <w:color w:val="000000" w:themeColor="background1"/>
         <w:sz w:val="24"/>
         <w:szCs w:val="24"/>
@@ -15538,6 +16087,7 @@
     </w:tblStylePr>
     <w:tblStylePr w:type="lastCol">
       <w:rPr>
+        <w:rFonts w:ascii="Times New Roman" w:hAnsi="Times New Roman" w:eastAsia="Times New Roman" w:cs="Times New Roman"/>
         <w:color w:val="000000" w:themeColor="background1"/>
         <w:sz w:val="24"/>
         <w:szCs w:val="24"/>

--- a/examples/zero-to-one-sci-manuscript/complete-manuscript.docx
+++ b/examples/zero-to-one-sci-manuscript/complete-manuscript.docx
@@ -1,6 +1,6 @@
 
 <file path=word/document.xml><?xml version="1.0" encoding="utf-8"?>
-<w:document xmlns:ns1="http://schemas.openxmlformats.org/markup-compatibility/2006" xmlns:w="http://schemas.openxmlformats.org/wordprocessingml/2006/main" ns1:Ignorable="w14 wp14">
+<w:document xmlns:mc="http://schemas.openxmlformats.org/markup-compatibility/2006" xmlns:w="http://schemas.openxmlformats.org/wordprocessingml/2006/main" xmlns:w14="http://schemas.microsoft.com/office/word/2010/wordml" xmlns:wp14="http://schemas.microsoft.com/office/word/2010/wordprocessingDrawing" mc:Ignorable="w14 wp14">
   <w:body>
     <w:p>
       <w:pPr>
@@ -2597,7 +2597,7 @@
 </file>
 
 <file path=word/styles.xml><?xml version="1.0" encoding="utf-8"?>
-<w:styles xmlns:ns1="http://schemas.openxmlformats.org/markup-compatibility/2006" xmlns:w="http://schemas.openxmlformats.org/wordprocessingml/2006/main" ns1:Ignorable="w14">
+<w:styles xmlns:mc="http://schemas.openxmlformats.org/markup-compatibility/2006" xmlns:w="http://schemas.openxmlformats.org/wordprocessingml/2006/main" xmlns:w14="http://schemas.microsoft.com/office/word/2010/wordml" mc:Ignorable="w14">
   <w:docDefaults>
     <w:rPrDefault>
       <w:rPr>
@@ -2758,16 +2758,16 @@
     <w:name w:val="Normal"/>
     <w:qFormat/>
     <w:rsid w:val="00FC693F"/>
+    <w:pPr>
+      <w:spacing w:line="360" w:lineRule="auto"/>
+      <w:jc w:val="both"/>
+    </w:pPr>
     <w:rPr>
       <w:rFonts w:ascii="Times New Roman" w:hAnsi="Times New Roman" w:eastAsia="Times New Roman" w:cs="Times New Roman"/>
       <w:color w:val="000000"/>
       <w:sz w:val="24"/>
       <w:szCs w:val="24"/>
     </w:rPr>
-    <w:pPr>
-      <w:spacing w:line="360" w:lineRule="auto"/>
-      <w:jc w:val="both"/>
-    </w:pPr>
   </w:style>
   <w:style w:type="paragraph" w:styleId="Header">
     <w:name w:val="header"/>
@@ -3641,6 +3641,10 @@
     <w:uiPriority w:val="29"/>
     <w:qFormat/>
     <w:rsid w:val="00FC693F"/>
+    <w:pPr>
+      <w:spacing w:line="360" w:lineRule="auto"/>
+      <w:jc w:val="both"/>
+    </w:pPr>
     <w:rPr>
       <w:rFonts w:ascii="Times New Roman" w:hAnsi="Times New Roman" w:eastAsia="Times New Roman" w:cs="Times New Roman"/>
       <w:i/>
@@ -3649,10 +3653,6 @@
       <w:sz w:val="24"/>
       <w:szCs w:val="24"/>
     </w:rPr>
-    <w:pPr>
-      <w:spacing w:line="360" w:lineRule="auto"/>
-      <w:jc w:val="both"/>
-    </w:pPr>
   </w:style>
   <w:style w:type="character" w:customStyle="1" w:styleId="QuoteChar">
     <w:name w:val="Quote Char"/>
